--- a/워드/A7_학생용_워크북.docx
+++ b/워드/A7_학생용_워크북.docx
@@ -1521,7 +1521,7 @@
           <w:b w:val="0"/>
           <w:sz w:val="20"/>
         </w:rPr>
-        <w:t>☐  ‘알게 된 것’을 한 문장으로 적었다</w:t>
+        <w:t>☐  ‘알게 된 것’을 숫자나 사실이 든 한 문장으로 적었다</w:t>
       </w:r>
     </w:p>
     <w:p>
@@ -1535,7 +1535,7 @@
           <w:b w:val="0"/>
           <w:sz w:val="20"/>
         </w:rPr>
-        <w:t>☐  선생님이 요구한 항목을 확인해 적었다</w:t>
+        <w:t>☐  선생님이 요구한 항목을 확인해 적었다 (따로 없으면 ‘목적·방법·결과·느낀 점’이라고 적었다)</w:t>
       </w:r>
     </w:p>
     <w:p>
@@ -1858,7 +1858,7 @@
                 <w:rFonts w:ascii="맑은 고딕" w:hAnsi="맑은 고딕" w:eastAsia="맑은 고딕"/>
                 <w:sz w:val="18"/>
               </w:rPr>
-              <w:t>이해했습니다.</w:t>
+              <w:t>(AI 답)</w:t>
             </w:r>
           </w:p>
           <w:p>
@@ -1870,7 +1870,184 @@
                 <w:rFonts w:ascii="맑은 고딕" w:hAnsi="맑은 고딕" w:eastAsia="맑은 고딕"/>
                 <w:sz w:val="18"/>
               </w:rPr>
-              <w:t>이 보고서가 답해야 할 질문은 ‘우리 반에서 분리배출이 실제로 얼마나 지켜지고 있으며, 무엇 때문에 어긋나는가’입니다.</w:t>
+              <w:t>이해했습니다. 저는 이번 조사에 참여하지 않았으므로, 관찰 내용과 숫자는</w:t>
+            </w:r>
+          </w:p>
+          <w:p>
+            <w:pPr>
+              <w:spacing w:after="20" w:line="312" w:lineRule="auto"/>
+            </w:pPr>
+            <w:r>
+              <w:rPr>
+                <w:rFonts w:ascii="맑은 고딕" w:hAnsi="맑은 고딕" w:eastAsia="맑은 고딕"/>
+                <w:sz w:val="18"/>
+              </w:rPr>
+              <w:t>모두 학생이 알려 준 것만 사용하겠습니다.</w:t>
+            </w:r>
+          </w:p>
+          <w:p>
+            <w:pPr>
+              <w:spacing w:after="20" w:line="312" w:lineRule="auto"/>
+            </w:pPr>
+            <w:r>
+              <w:rPr>
+                <w:rFonts w:ascii="맑은 고딕" w:hAnsi="맑은 고딕" w:eastAsia="맑은 고딕"/>
+                <w:sz w:val="18"/>
+              </w:rPr>
+            </w:r>
+          </w:p>
+          <w:p>
+            <w:pPr>
+              <w:spacing w:after="20" w:line="312" w:lineRule="auto"/>
+            </w:pPr>
+            <w:r>
+              <w:rPr>
+                <w:rFonts w:ascii="맑은 고딕" w:hAnsi="맑은 고딕" w:eastAsia="맑은 고딕"/>
+                <w:sz w:val="18"/>
+              </w:rPr>
+              <w:t>이 보고서가 답해야 할 질문은 이것으로 보입니다.</w:t>
+            </w:r>
+          </w:p>
+          <w:p>
+            <w:pPr>
+              <w:spacing w:after="20" w:line="312" w:lineRule="auto"/>
+            </w:pPr>
+            <w:r>
+              <w:rPr>
+                <w:rFonts w:ascii="맑은 고딕" w:hAnsi="맑은 고딕" w:eastAsia="맑은 고딕"/>
+                <w:sz w:val="18"/>
+              </w:rPr>
+              <w:t>「우리 반에서 분리배출이 실제로 얼마나 지켜지고 있으며, 지켜지지 않는다면</w:t>
+            </w:r>
+          </w:p>
+          <w:p>
+            <w:pPr>
+              <w:spacing w:after="20" w:line="312" w:lineRule="auto"/>
+            </w:pPr>
+            <w:r>
+              <w:rPr>
+                <w:rFonts w:ascii="맑은 고딕" w:hAnsi="맑은 고딕" w:eastAsia="맑은 고딕"/>
+                <w:sz w:val="18"/>
+              </w:rPr>
+              <w:t xml:space="preserve"> 무엇 때문인가」</w:t>
+            </w:r>
+          </w:p>
+          <w:p>
+            <w:pPr>
+              <w:spacing w:after="20" w:line="312" w:lineRule="auto"/>
+            </w:pPr>
+            <w:r>
+              <w:rPr>
+                <w:rFonts w:ascii="맑은 고딕" w:hAnsi="맑은 고딕" w:eastAsia="맑은 고딕"/>
+                <w:sz w:val="18"/>
+              </w:rPr>
+            </w:r>
+          </w:p>
+          <w:p>
+            <w:pPr>
+              <w:spacing w:after="20" w:line="312" w:lineRule="auto"/>
+            </w:pPr>
+            <w:r>
+              <w:rPr>
+                <w:rFonts w:ascii="맑은 고딕" w:hAnsi="맑은 고딕" w:eastAsia="맑은 고딕"/>
+                <w:sz w:val="18"/>
+              </w:rPr>
+              <w:t>확인하고 싶은 것이 하나 있습니다. ‘플라스틱의 절반’이라는 표현은</w:t>
+            </w:r>
+          </w:p>
+          <w:p>
+            <w:pPr>
+              <w:spacing w:after="20" w:line="312" w:lineRule="auto"/>
+            </w:pPr>
+            <w:r>
+              <w:rPr>
+                <w:rFonts w:ascii="맑은 고딕" w:hAnsi="맑은 고딕" w:eastAsia="맑은 고딕"/>
+                <w:sz w:val="18"/>
+              </w:rPr>
+              <w:t>직접 세어 본 숫자인가요, 아니면 눈으로 본 인상인가요?</w:t>
+            </w:r>
+          </w:p>
+          <w:p>
+            <w:pPr>
+              <w:spacing w:after="20" w:line="312" w:lineRule="auto"/>
+            </w:pPr>
+            <w:r>
+              <w:rPr>
+                <w:rFonts w:ascii="맑은 고딕" w:hAnsi="맑은 고딕" w:eastAsia="맑은 고딕"/>
+                <w:sz w:val="18"/>
+              </w:rPr>
+              <w:t>같은 문장이라도 이 둘은 보고서에서 다르게 써야 합니다.</w:t>
+            </w:r>
+          </w:p>
+          <w:p>
+            <w:pPr>
+              <w:spacing w:after="20" w:line="312" w:lineRule="auto"/>
+            </w:pPr>
+            <w:r>
+              <w:rPr>
+                <w:rFonts w:ascii="맑은 고딕" w:hAnsi="맑은 고딕" w:eastAsia="맑은 고딕"/>
+                <w:sz w:val="18"/>
+              </w:rPr>
+            </w:r>
+          </w:p>
+          <w:p>
+            <w:pPr>
+              <w:spacing w:after="20" w:line="312" w:lineRule="auto"/>
+            </w:pPr>
+            <w:r>
+              <w:rPr>
+                <w:rFonts w:ascii="맑은 고딕" w:hAnsi="맑은 고딕" w:eastAsia="맑은 고딕"/>
+                <w:sz w:val="18"/>
+              </w:rPr>
+              <w:t>─────────────────────────────────</w:t>
+            </w:r>
+          </w:p>
+          <w:p>
+            <w:pPr>
+              <w:spacing w:after="20" w:line="312" w:lineRule="auto"/>
+            </w:pPr>
+            <w:r>
+              <w:rPr>
+                <w:rFonts w:ascii="맑은 고딕" w:hAnsi="맑은 고딕" w:eastAsia="맑은 고딕"/>
+                <w:sz w:val="18"/>
+              </w:rPr>
+              <w:t>※ 이렇게 나오면 정상입니다.</w:t>
+            </w:r>
+          </w:p>
+          <w:p>
+            <w:pPr>
+              <w:spacing w:after="20" w:line="312" w:lineRule="auto"/>
+            </w:pPr>
+            <w:r>
+              <w:rPr>
+                <w:rFonts w:ascii="맑은 고딕" w:hAnsi="맑은 고딕" w:eastAsia="맑은 고딕"/>
+                <w:sz w:val="18"/>
+              </w:rPr>
+              <w:t xml:space="preserve">   · 보고서를 바로 쓰지 않고 멈춰 있다</w:t>
+            </w:r>
+          </w:p>
+          <w:p>
+            <w:pPr>
+              <w:spacing w:after="20" w:line="312" w:lineRule="auto"/>
+            </w:pPr>
+            <w:r>
+              <w:rPr>
+                <w:rFonts w:ascii="맑은 고딕" w:hAnsi="맑은 고딕" w:eastAsia="맑은 고딕"/>
+                <w:sz w:val="18"/>
+              </w:rPr>
+              <w:t xml:space="preserve">   · 참여하지 않았다는 것을 스스로 확인한다</w:t>
+            </w:r>
+          </w:p>
+          <w:p>
+            <w:pPr>
+              <w:spacing w:after="20" w:line="312" w:lineRule="auto"/>
+            </w:pPr>
+            <w:r>
+              <w:rPr>
+                <w:rFonts w:ascii="맑은 고딕" w:hAnsi="맑은 고딕" w:eastAsia="맑은 고딕"/>
+                <w:sz w:val="18"/>
+              </w:rPr>
+              <w:t xml:space="preserve">   · 되물어 온다 ← 이게 나오면 아주 잘 된 것입니다</w:t>
             </w:r>
           </w:p>
         </w:tc>
@@ -2094,7 +2271,7 @@
           <w:b w:val="0"/>
           <w:sz w:val="20"/>
         </w:rPr>
-        <w:t>☐  역할(R)을 주었다</w:t>
+        <w:t>☐  AI가 보고서를 아직 쓰지 않고 멈춰 있는지 확인했다</w:t>
       </w:r>
     </w:p>
     <w:p>
@@ -2108,7 +2285,7 @@
           <w:b w:val="0"/>
           <w:sz w:val="20"/>
         </w:rPr>
-        <w:t>☐  상황(C)을 주었다</w:t>
+        <w:t>☐  역할(R)과 상황(C)을 모두 넣어 보냈다</w:t>
       </w:r>
     </w:p>
     <w:p>
@@ -2136,7 +2313,7 @@
           <w:b w:val="0"/>
           <w:sz w:val="20"/>
         </w:rPr>
-        <w:t>☐  질문 한 문장이 내 활동과 맞다</w:t>
+        <w:t>☐  AI가 정리한 질문이 내 활동과 맞는지 읽어 보았다</w:t>
       </w:r>
     </w:p>
     <w:p>
@@ -2317,7 +2494,7 @@
                 <w:rFonts w:ascii="맑은 고딕" w:hAnsi="맑은 고딕" w:eastAsia="맑은 고딕"/>
                 <w:sz w:val="18"/>
               </w:rPr>
-              <w:t>1. 조사는 며칠 동안, 몇 번 했나요?</w:t>
+              <w:t>(AI 답)</w:t>
             </w:r>
           </w:p>
           <w:p>
@@ -2329,7 +2506,7 @@
                 <w:rFonts w:ascii="맑은 고딕" w:hAnsi="맑은 고딕" w:eastAsia="맑은 고딕"/>
                 <w:sz w:val="18"/>
               </w:rPr>
-              <w:t>2. 숫자로 셀 수 있는 결과가 있나요? 있다면 어떤 값인가요?</w:t>
+              <w:t>1. 조사는 며칠 동안, 하루에 몇 번 하셨나요? 시간대는 일정했나요?</w:t>
             </w:r>
           </w:p>
           <w:p>
@@ -2341,7 +2518,7 @@
                 <w:rFonts w:ascii="맑은 고딕" w:hAnsi="맑은 고딕" w:eastAsia="맑은 고딕"/>
                 <w:sz w:val="18"/>
               </w:rPr>
-              <w:t>3. 그렇게 판단한 근거는 무엇인가요? 직접 본 것인가요, 들은 것인가요?</w:t>
+              <w:t>2. ‘플라스틱의 절반’은 몇 개 중 몇 개인가요? 직접 세어 기록한 숫자인가요?</w:t>
             </w:r>
           </w:p>
           <w:p>
@@ -2353,7 +2530,7 @@
                 <w:rFonts w:ascii="맑은 고딕" w:hAnsi="맑은 고딕" w:eastAsia="맑은 고딕"/>
                 <w:sz w:val="18"/>
               </w:rPr>
-              <w:t>4. 조사에서 빠졌거나 정확하지 않을 수 있는 부분이 있나요?</w:t>
+              <w:t>3. 쓰레기통은 몇 개를 보셨나요? 교실 한 곳인가요, 여러 곳인가요?</w:t>
             </w:r>
           </w:p>
           <w:p>
@@ -2365,7 +2542,125 @@
                 <w:rFonts w:ascii="맑은 고딕" w:hAnsi="맑은 고딕" w:eastAsia="맑은 고딕"/>
                 <w:sz w:val="18"/>
               </w:rPr>
-              <w:t>5. 이 결과를 보고 앞으로 무엇을 하자고 제안할 수 있나요?</w:t>
+              <w:t>4. 설문 20명은 누구에게, 무엇을 물어본 것인가요?</w:t>
+            </w:r>
+          </w:p>
+          <w:p>
+            <w:pPr>
+              <w:spacing w:after="20" w:line="312" w:lineRule="auto"/>
+            </w:pPr>
+            <w:r>
+              <w:rPr>
+                <w:rFonts w:ascii="맑은 고딕" w:hAnsi="맑은 고딕" w:eastAsia="맑은 고딕"/>
+                <w:sz w:val="18"/>
+              </w:rPr>
+              <w:t>5. 이번 조사에서 빠졌거나 정확하지 않을 수 있는 부분은 무엇이라고 보시나요?</w:t>
+            </w:r>
+          </w:p>
+          <w:p>
+            <w:pPr>
+              <w:spacing w:after="20" w:line="312" w:lineRule="auto"/>
+            </w:pPr>
+            <w:r>
+              <w:rPr>
+                <w:rFonts w:ascii="맑은 고딕" w:hAnsi="맑은 고딕" w:eastAsia="맑은 고딕"/>
+                <w:sz w:val="18"/>
+              </w:rPr>
+            </w:r>
+          </w:p>
+          <w:p>
+            <w:pPr>
+              <w:spacing w:after="20" w:line="312" w:lineRule="auto"/>
+            </w:pPr>
+            <w:r>
+              <w:rPr>
+                <w:rFonts w:ascii="맑은 고딕" w:hAnsi="맑은 고딕" w:eastAsia="맑은 고딕"/>
+                <w:sz w:val="18"/>
+              </w:rPr>
+              <w:t>─────────────────────────────────</w:t>
+            </w:r>
+          </w:p>
+          <w:p>
+            <w:pPr>
+              <w:spacing w:after="20" w:line="312" w:lineRule="auto"/>
+            </w:pPr>
+            <w:r>
+              <w:rPr>
+                <w:rFonts w:ascii="맑은 고딕" w:hAnsi="맑은 고딕" w:eastAsia="맑은 고딕"/>
+                <w:sz w:val="18"/>
+              </w:rPr>
+              <w:t>※ 이렇게 나오면 정상입니다.</w:t>
+            </w:r>
+          </w:p>
+          <w:p>
+            <w:pPr>
+              <w:spacing w:after="20" w:line="312" w:lineRule="auto"/>
+            </w:pPr>
+            <w:r>
+              <w:rPr>
+                <w:rFonts w:ascii="맑은 고딕" w:hAnsi="맑은 고딕" w:eastAsia="맑은 고딕"/>
+                <w:sz w:val="18"/>
+              </w:rPr>
+              <w:t xml:space="preserve">   · 번호가 붙은 질문 5개만 온다 (설명이나 칭찬이 없다)</w:t>
+            </w:r>
+          </w:p>
+          <w:p>
+            <w:pPr>
+              <w:spacing w:after="20" w:line="312" w:lineRule="auto"/>
+            </w:pPr>
+            <w:r>
+              <w:rPr>
+                <w:rFonts w:ascii="맑은 고딕" w:hAnsi="맑은 고딕" w:eastAsia="맑은 고딕"/>
+                <w:sz w:val="18"/>
+              </w:rPr>
+              <w:t xml:space="preserve">   · ‘며칠’ ‘몇 개’처럼 숫자를 묻는 질문이 섞여 있다</w:t>
+            </w:r>
+          </w:p>
+          <w:p>
+            <w:pPr>
+              <w:spacing w:after="20" w:line="312" w:lineRule="auto"/>
+            </w:pPr>
+            <w:r>
+              <w:rPr>
+                <w:rFonts w:ascii="맑은 고딕" w:hAnsi="맑은 고딕" w:eastAsia="맑은 고딕"/>
+                <w:sz w:val="18"/>
+              </w:rPr>
+              <w:t xml:space="preserve">   · 방법(어떻게 셌는지)이나 한계(빠진 것)를 묻는 질문이 있다</w:t>
+            </w:r>
+          </w:p>
+          <w:p>
+            <w:pPr>
+              <w:spacing w:after="20" w:line="312" w:lineRule="auto"/>
+            </w:pPr>
+            <w:r>
+              <w:rPr>
+                <w:rFonts w:ascii="맑은 고딕" w:hAnsi="맑은 고딕" w:eastAsia="맑은 고딕"/>
+                <w:sz w:val="18"/>
+              </w:rPr>
+            </w:r>
+          </w:p>
+          <w:p>
+            <w:pPr>
+              <w:spacing w:after="20" w:line="312" w:lineRule="auto"/>
+            </w:pPr>
+            <w:r>
+              <w:rPr>
+                <w:rFonts w:ascii="맑은 고딕" w:hAnsi="맑은 고딕" w:eastAsia="맑은 고딕"/>
+                <w:sz w:val="18"/>
+              </w:rPr>
+              <w:t>※ 질문이 4개나 6개로 와도 괜찮습니다. 개수보다 중요한 것은</w:t>
+            </w:r>
+          </w:p>
+          <w:p>
+            <w:pPr>
+              <w:spacing w:after="20" w:line="312" w:lineRule="auto"/>
+            </w:pPr>
+            <w:r>
+              <w:rPr>
+                <w:rFonts w:ascii="맑은 고딕" w:hAnsi="맑은 고딕" w:eastAsia="맑은 고딕"/>
+                <w:sz w:val="18"/>
+              </w:rPr>
+              <w:t xml:space="preserve">   ‘내가 바로 답하기 어려운 질문’이 있느냐입니다. 그게 곧 보고서의 구멍입니다.</w:t>
             </w:r>
           </w:p>
         </w:tc>
@@ -2664,7 +2959,7 @@
           <w:b w:val="0"/>
           <w:sz w:val="20"/>
         </w:rPr>
-        <w:t>☐  질문 5개를 받았다</w:t>
+        <w:t>☐  AI가 준 질문을 기록 칸에 그대로 붙여넣었다</w:t>
       </w:r>
     </w:p>
     <w:p>
@@ -2678,7 +2973,7 @@
           <w:b w:val="0"/>
           <w:sz w:val="20"/>
         </w:rPr>
-        <w:t>☐  ‘방법’이나 ‘한계’를 묻는 질문이 있다</w:t>
+        <w:t>☐  질문을 하나씩 읽으며 내가 답할 수 있는지 표시해 보았다</w:t>
       </w:r>
     </w:p>
     <w:p>
@@ -2692,7 +2987,7 @@
           <w:b w:val="0"/>
           <w:sz w:val="20"/>
         </w:rPr>
-        <w:t>☐  내가 답하기 어려운 질문이 1개 이상 있다</w:t>
+        <w:t>☐  바로 답하기 어려운 질문이 무엇인지 알아냈다 (없으면 ‘없음’이라고 적었다)</w:t>
       </w:r>
     </w:p>
     <w:p>
@@ -2883,6 +3178,256 @@
                 <w:sz w:val="20"/>
               </w:rPr>
               <w:t>자료가 없는 것은 "자료 없음"이라고 적었어. 그런 항목은 네가 지어내지 말고, 보고서에서 어떻게 표현하면 좋을지 알려 줘.</w:t>
+            </w:r>
+          </w:p>
+        </w:tc>
+      </w:tr>
+    </w:tbl>
+    <w:p>
+      <w:pPr>
+        <w:spacing w:after="40"/>
+      </w:pPr>
+    </w:p>
+    <w:p>
+      <w:pPr>
+        <w:spacing w:before="0" w:after="40"/>
+      </w:pPr>
+      <w:r>
+        <w:rPr>
+          <w:rFonts w:ascii="맑은 고딕" w:hAnsi="맑은 고딕" w:eastAsia="맑은 고딕"/>
+          <w:b/>
+          <w:color w:val="5B6675"/>
+          <w:sz w:val="19"/>
+        </w:rPr>
+        <w:t>· 이런 답이 오면 정상입니다</w:t>
+      </w:r>
+    </w:p>
+    <w:tbl>
+      <w:tblPr>
+        <w:tblW w:type="auto" w:w="0"/>
+        <w:tblLayout w:type="fixed"/>
+        <w:tblLook w:firstColumn="1" w:firstRow="1" w:lastColumn="0" w:lastRow="0" w:noHBand="0" w:noVBand="1" w:val="04A0"/>
+      </w:tblPr>
+      <w:tblGrid>
+        <w:gridCol w:w="9638"/>
+      </w:tblGrid>
+      <w:tr>
+        <w:tc>
+          <w:tcPr>
+            <w:tcW w:type="dxa" w:w="9638"/>
+            <w:shd w:val="clear" w:color="auto" w:fill="FAFBFD"/>
+            <w:tcBorders>
+              <w:top w:val="single" w:sz="8" w:space="0" w:color="E2E6EC"/>
+              <w:left w:val="single" w:sz="8" w:space="0" w:color="E2E6EC"/>
+              <w:bottom w:val="single" w:sz="8" w:space="0" w:color="E2E6EC"/>
+              <w:right w:val="single" w:sz="8" w:space="0" w:color="E2E6EC"/>
+            </w:tcBorders>
+            <w:tcMar>
+              <w:top w:w="140" w:type="dxa"/>
+              <w:left w:w="140" w:type="dxa"/>
+              <w:bottom w:w="140" w:type="dxa"/>
+              <w:right w:w="140" w:type="dxa"/>
+            </w:tcMar>
+          </w:tcPr>
+          <w:p>
+            <w:pPr>
+              <w:spacing w:after="20" w:line="312" w:lineRule="auto"/>
+            </w:pPr>
+            <w:r/>
+            <w:r>
+              <w:rPr>
+                <w:rFonts w:ascii="맑은 고딕" w:hAnsi="맑은 고딕" w:eastAsia="맑은 고딕"/>
+                <w:sz w:val="18"/>
+              </w:rPr>
+              <w:t>(AI 답)</w:t>
+            </w:r>
+          </w:p>
+          <w:p>
+            <w:pPr>
+              <w:spacing w:after="20" w:line="312" w:lineRule="auto"/>
+            </w:pPr>
+            <w:r>
+              <w:rPr>
+                <w:rFonts w:ascii="맑은 고딕" w:hAnsi="맑은 고딕" w:eastAsia="맑은 고딕"/>
+                <w:sz w:val="18"/>
+              </w:rPr>
+              <w:t>답변 잘 받았습니다. ‘자료 없음’이라고 하신 항목은 아래처럼 처리하겠습니다.</w:t>
+            </w:r>
+          </w:p>
+          <w:p>
+            <w:pPr>
+              <w:spacing w:after="20" w:line="312" w:lineRule="auto"/>
+            </w:pPr>
+            <w:r>
+              <w:rPr>
+                <w:rFonts w:ascii="맑은 고딕" w:hAnsi="맑은 고딕" w:eastAsia="맑은 고딕"/>
+                <w:sz w:val="18"/>
+              </w:rPr>
+            </w:r>
+          </w:p>
+          <w:p>
+            <w:pPr>
+              <w:spacing w:after="20" w:line="312" w:lineRule="auto"/>
+            </w:pPr>
+            <w:r>
+              <w:rPr>
+                <w:rFonts w:ascii="맑은 고딕" w:hAnsi="맑은 고딕" w:eastAsia="맑은 고딕"/>
+                <w:sz w:val="18"/>
+              </w:rPr>
+              <w:t>· 4번(설문 내용) — 자료 없음</w:t>
+            </w:r>
+          </w:p>
+          <w:p>
+            <w:pPr>
+              <w:spacing w:after="20" w:line="312" w:lineRule="auto"/>
+            </w:pPr>
+            <w:r>
+              <w:rPr>
+                <w:rFonts w:ascii="맑은 고딕" w:hAnsi="맑은 고딕" w:eastAsia="맑은 고딕"/>
+                <w:sz w:val="18"/>
+              </w:rPr>
+              <w:t xml:space="preserve">  → 보고서 ‘방법’에는 넣지 않고, ‘한계’ 항목에</w:t>
+            </w:r>
+          </w:p>
+          <w:p>
+            <w:pPr>
+              <w:spacing w:after="20" w:line="312" w:lineRule="auto"/>
+            </w:pPr>
+            <w:r>
+              <w:rPr>
+                <w:rFonts w:ascii="맑은 고딕" w:hAnsi="맑은 고딕" w:eastAsia="맑은 고딕"/>
+                <w:sz w:val="18"/>
+              </w:rPr>
+              <w:t xml:space="preserve">     “설문 문항과 응답을 따로 기록해 두지 않아 이번 보고서에서는 제외하였다”로 적겠습니다.</w:t>
+            </w:r>
+          </w:p>
+          <w:p>
+            <w:pPr>
+              <w:spacing w:after="20" w:line="312" w:lineRule="auto"/>
+            </w:pPr>
+            <w:r>
+              <w:rPr>
+                <w:rFonts w:ascii="맑은 고딕" w:hAnsi="맑은 고딕" w:eastAsia="맑은 고딕"/>
+                <w:sz w:val="18"/>
+              </w:rPr>
+            </w:r>
+          </w:p>
+          <w:p>
+            <w:pPr>
+              <w:spacing w:after="20" w:line="312" w:lineRule="auto"/>
+            </w:pPr>
+            <w:r>
+              <w:rPr>
+                <w:rFonts w:ascii="맑은 고딕" w:hAnsi="맑은 고딕" w:eastAsia="맑은 고딕"/>
+                <w:sz w:val="18"/>
+              </w:rPr>
+              <w:t>· 3번(쓰레기통 개수) — 교실 1곳</w:t>
+            </w:r>
+          </w:p>
+          <w:p>
+            <w:pPr>
+              <w:spacing w:after="20" w:line="312" w:lineRule="auto"/>
+            </w:pPr>
+            <w:r>
+              <w:rPr>
+                <w:rFonts w:ascii="맑은 고딕" w:hAnsi="맑은 고딕" w:eastAsia="맑은 고딕"/>
+                <w:sz w:val="18"/>
+              </w:rPr>
+              <w:t xml:space="preserve">  → ‘방법’에 “교실 뒤편 쓰레기통 1개소”라고 명시하고,</w:t>
+            </w:r>
+          </w:p>
+          <w:p>
+            <w:pPr>
+              <w:spacing w:after="20" w:line="312" w:lineRule="auto"/>
+            </w:pPr>
+            <w:r>
+              <w:rPr>
+                <w:rFonts w:ascii="맑은 고딕" w:hAnsi="맑은 고딕" w:eastAsia="맑은 고딕"/>
+                <w:sz w:val="18"/>
+              </w:rPr>
+              <w:t xml:space="preserve">     ‘한계’에 “한 곳만 관찰하여 학년 전체로 일반화하기 어렵다”를 넣겠습니다.</w:t>
+            </w:r>
+          </w:p>
+          <w:p>
+            <w:pPr>
+              <w:spacing w:after="20" w:line="312" w:lineRule="auto"/>
+            </w:pPr>
+            <w:r>
+              <w:rPr>
+                <w:rFonts w:ascii="맑은 고딕" w:hAnsi="맑은 고딕" w:eastAsia="맑은 고딕"/>
+                <w:sz w:val="18"/>
+              </w:rPr>
+            </w:r>
+          </w:p>
+          <w:p>
+            <w:pPr>
+              <w:spacing w:after="20" w:line="312" w:lineRule="auto"/>
+            </w:pPr>
+            <w:r>
+              <w:rPr>
+                <w:rFonts w:ascii="맑은 고딕" w:hAnsi="맑은 고딕" w:eastAsia="맑은 고딕"/>
+                <w:sz w:val="18"/>
+              </w:rPr>
+              <w:t>없는 것을 채워 넣지 않고, 없다는 사실 자체를 보고서에 적는 방식입니다.</w:t>
+            </w:r>
+          </w:p>
+          <w:p>
+            <w:pPr>
+              <w:spacing w:after="20" w:line="312" w:lineRule="auto"/>
+            </w:pPr>
+            <w:r>
+              <w:rPr>
+                <w:rFonts w:ascii="맑은 고딕" w:hAnsi="맑은 고딕" w:eastAsia="맑은 고딕"/>
+                <w:sz w:val="18"/>
+              </w:rPr>
+            </w:r>
+          </w:p>
+          <w:p>
+            <w:pPr>
+              <w:spacing w:after="20" w:line="312" w:lineRule="auto"/>
+            </w:pPr>
+            <w:r>
+              <w:rPr>
+                <w:rFonts w:ascii="맑은 고딕" w:hAnsi="맑은 고딕" w:eastAsia="맑은 고딕"/>
+                <w:sz w:val="18"/>
+              </w:rPr>
+              <w:t>─────────────────────────────────</w:t>
+            </w:r>
+          </w:p>
+          <w:p>
+            <w:pPr>
+              <w:spacing w:after="20" w:line="312" w:lineRule="auto"/>
+            </w:pPr>
+            <w:r>
+              <w:rPr>
+                <w:rFonts w:ascii="맑은 고딕" w:hAnsi="맑은 고딕" w:eastAsia="맑은 고딕"/>
+                <w:sz w:val="18"/>
+              </w:rPr>
+              <w:t>※ 여기서 배우는 것</w:t>
+            </w:r>
+          </w:p>
+          <w:p>
+            <w:pPr>
+              <w:spacing w:after="20" w:line="312" w:lineRule="auto"/>
+            </w:pPr>
+            <w:r>
+              <w:rPr>
+                <w:rFonts w:ascii="맑은 고딕" w:hAnsi="맑은 고딕" w:eastAsia="맑은 고딕"/>
+                <w:sz w:val="18"/>
+              </w:rPr>
+              <w:t xml:space="preserve">   자료가 없을 때 AI가 그럴듯하게 지어내지 않고 ‘한계’로 넘기는지 보세요.</w:t>
+            </w:r>
+          </w:p>
+          <w:p>
+            <w:pPr>
+              <w:spacing w:after="20" w:line="312" w:lineRule="auto"/>
+            </w:pPr>
+            <w:r>
+              <w:rPr>
+                <w:rFonts w:ascii="맑은 고딕" w:hAnsi="맑은 고딕" w:eastAsia="맑은 고딕"/>
+                <w:sz w:val="18"/>
+              </w:rPr>
+              <w:t xml:space="preserve">   지어내면 S7에서 반드시 가짜 숫자가 나옵니다.</w:t>
             </w:r>
           </w:p>
         </w:tc>
@@ -3136,7 +3681,7 @@
           <w:b w:val="0"/>
           <w:sz w:val="20"/>
         </w:rPr>
-        <w:t>☐  질문 5개에 모두 답했다</w:t>
+        <w:t>☐  질문에 하나씩 답해서 보냈다</w:t>
       </w:r>
     </w:p>
     <w:p>
@@ -3150,7 +3695,7 @@
           <w:b w:val="0"/>
           <w:sz w:val="20"/>
         </w:rPr>
-        <w:t>☐  숫자로 말할 수 있는 것을 적었다</w:t>
+        <w:t>☐  숫자로 말할 수 있는 것은 숫자로 적었다</w:t>
       </w:r>
     </w:p>
     <w:p>
@@ -3164,7 +3709,21 @@
           <w:b w:val="0"/>
           <w:sz w:val="20"/>
         </w:rPr>
-        <w:t>☐  자료가 없는 것은 그렇게 적었다</w:t>
+        <w:t>☐  자료가 없는 것은 ‘자료 없음’이라고 그대로 적었다 (지어내지 않았다)</w:t>
+      </w:r>
+    </w:p>
+    <w:p>
+      <w:pPr>
+        <w:spacing w:before="0" w:after="20"/>
+        <w:ind w:left="170"/>
+      </w:pPr>
+      <w:r>
+        <w:rPr>
+          <w:rFonts w:ascii="맑은 고딕" w:hAnsi="맑은 고딕" w:eastAsia="맑은 고딕"/>
+          <w:b w:val="0"/>
+          <w:sz w:val="20"/>
+        </w:rPr>
+        <w:t>☐  AI가 ‘자료 없음’을 어떻게 처리하겠다고 했는지 읽어 보았다</w:t>
       </w:r>
     </w:p>
     <w:p>
@@ -3381,7 +3940,7 @@
                 <w:rFonts w:ascii="맑은 고딕" w:hAnsi="맑은 고딕" w:eastAsia="맑은 고딕"/>
                 <w:sz w:val="18"/>
               </w:rPr>
-              <w:t>1. 목적 — 무엇을 알아보려 했는가</w:t>
+              <w:t>(AI 답)</w:t>
             </w:r>
           </w:p>
           <w:p>
@@ -3393,7 +3952,7 @@
                 <w:rFonts w:ascii="맑은 고딕" w:hAnsi="맑은 고딕" w:eastAsia="맑은 고딕"/>
                 <w:sz w:val="18"/>
               </w:rPr>
-              <w:t>2. 방법 — 언제·어디서·어떻게 조사했는가</w:t>
+              <w:t>1. 목적 — 무엇을 알아보려 했는가 (한 문장)</w:t>
             </w:r>
           </w:p>
           <w:p>
@@ -3405,7 +3964,7 @@
                 <w:rFonts w:ascii="맑은 고딕" w:hAnsi="맑은 고딕" w:eastAsia="맑은 고딕"/>
                 <w:sz w:val="18"/>
               </w:rPr>
-              <w:t>3. 결과 — 실제로 나온 사실과 숫자 (표)</w:t>
+              <w:t>2. 방법 — 언제·어디서·몇 번·어떻게 조사했는가</w:t>
             </w:r>
           </w:p>
           <w:p>
@@ -3417,7 +3976,7 @@
                 <w:rFonts w:ascii="맑은 고딕" w:hAnsi="맑은 고딕" w:eastAsia="맑은 고딕"/>
                 <w:sz w:val="18"/>
               </w:rPr>
-              <w:t>4. 해석 — 그 결과가 무엇을 뜻한다고 보는가</w:t>
+              <w:t>3. 결과 — 실제로 세거나 관찰한 사실과 숫자만. 표로 제시</w:t>
             </w:r>
           </w:p>
           <w:p>
@@ -3429,7 +3988,7 @@
                 <w:rFonts w:ascii="맑은 고딕" w:hAnsi="맑은 고딕" w:eastAsia="맑은 고딕"/>
                 <w:sz w:val="18"/>
               </w:rPr>
-              <w:t>5. 한계 — 이번 조사에서 부족했던 점</w:t>
+              <w:t>4. 해석 — 그 결과를 어떻게 읽었는가. 추측은 추측이라고 밝힘</w:t>
             </w:r>
           </w:p>
           <w:p>
@@ -3441,7 +4000,7 @@
                 <w:rFonts w:ascii="맑은 고딕" w:hAnsi="맑은 고딕" w:eastAsia="맑은 고딕"/>
                 <w:sz w:val="18"/>
               </w:rPr>
-              <w:t>6. 제안 — 앞으로 무엇을 하면 좋을까</w:t>
+              <w:t>5. 한계 — 이번 조사에서 부족했거나 확인하지 못한 점</w:t>
             </w:r>
           </w:p>
           <w:p>
@@ -3453,7 +4012,125 @@
                 <w:rFonts w:ascii="맑은 고딕" w:hAnsi="맑은 고딕" w:eastAsia="맑은 고딕"/>
                 <w:sz w:val="18"/>
               </w:rPr>
-              <w:t>7. 참고 자료 — 어디서 가져온 자료인가</w:t>
+              <w:t>6. 제안 — 결과를 근거로 앞으로 무엇을 하면 좋을지</w:t>
+            </w:r>
+          </w:p>
+          <w:p>
+            <w:pPr>
+              <w:spacing w:after="20" w:line="312" w:lineRule="auto"/>
+            </w:pPr>
+            <w:r>
+              <w:rPr>
+                <w:rFonts w:ascii="맑은 고딕" w:hAnsi="맑은 고딕" w:eastAsia="맑은 고딕"/>
+                <w:sz w:val="18"/>
+              </w:rPr>
+              <w:t>7. 참고 자료 — 다른 곳에서 가져온 자료의 출처</w:t>
+            </w:r>
+          </w:p>
+          <w:p>
+            <w:pPr>
+              <w:spacing w:after="20" w:line="312" w:lineRule="auto"/>
+            </w:pPr>
+            <w:r>
+              <w:rPr>
+                <w:rFonts w:ascii="맑은 고딕" w:hAnsi="맑은 고딕" w:eastAsia="맑은 고딕"/>
+                <w:sz w:val="18"/>
+              </w:rPr>
+            </w:r>
+          </w:p>
+          <w:p>
+            <w:pPr>
+              <w:spacing w:after="20" w:line="312" w:lineRule="auto"/>
+            </w:pPr>
+            <w:r>
+              <w:rPr>
+                <w:rFonts w:ascii="맑은 고딕" w:hAnsi="맑은 고딕" w:eastAsia="맑은 고딕"/>
+                <w:sz w:val="18"/>
+              </w:rPr>
+              <w:t>─────────────────────────────────</w:t>
+            </w:r>
+          </w:p>
+          <w:p>
+            <w:pPr>
+              <w:spacing w:after="20" w:line="312" w:lineRule="auto"/>
+            </w:pPr>
+            <w:r>
+              <w:rPr>
+                <w:rFonts w:ascii="맑은 고딕" w:hAnsi="맑은 고딕" w:eastAsia="맑은 고딕"/>
+                <w:sz w:val="18"/>
+              </w:rPr>
+              <w:t>※ 이렇게 나오면 정상입니다.</w:t>
+            </w:r>
+          </w:p>
+          <w:p>
+            <w:pPr>
+              <w:spacing w:after="20" w:line="312" w:lineRule="auto"/>
+            </w:pPr>
+            <w:r>
+              <w:rPr>
+                <w:rFonts w:ascii="맑은 고딕" w:hAnsi="맑은 고딕" w:eastAsia="맑은 고딕"/>
+                <w:sz w:val="18"/>
+              </w:rPr>
+              <w:t xml:space="preserve">   · 본문 문장이 없고 항목 이름 + 한 줄 설명만 있다</w:t>
+            </w:r>
+          </w:p>
+          <w:p>
+            <w:pPr>
+              <w:spacing w:after="20" w:line="312" w:lineRule="auto"/>
+            </w:pPr>
+            <w:r>
+              <w:rPr>
+                <w:rFonts w:ascii="맑은 고딕" w:hAnsi="맑은 고딕" w:eastAsia="맑은 고딕"/>
+                <w:sz w:val="18"/>
+              </w:rPr>
+              <w:t xml:space="preserve">   · 3(결과)과 4(해석)가 서로 다른 번호로 나뉘어 있다</w:t>
+            </w:r>
+          </w:p>
+          <w:p>
+            <w:pPr>
+              <w:spacing w:after="20" w:line="312" w:lineRule="auto"/>
+            </w:pPr>
+            <w:r>
+              <w:rPr>
+                <w:rFonts w:ascii="맑은 고딕" w:hAnsi="맑은 고딕" w:eastAsia="맑은 고딕"/>
+                <w:sz w:val="18"/>
+              </w:rPr>
+            </w:r>
+          </w:p>
+          <w:p>
+            <w:pPr>
+              <w:spacing w:after="20" w:line="312" w:lineRule="auto"/>
+            </w:pPr>
+            <w:r>
+              <w:rPr>
+                <w:rFonts w:ascii="맑은 고딕" w:hAnsi="맑은 고딕" w:eastAsia="맑은 고딕"/>
+                <w:sz w:val="18"/>
+              </w:rPr>
+              <w:t>※ 자주 나오는 실패</w:t>
+            </w:r>
+          </w:p>
+          <w:p>
+            <w:pPr>
+              <w:spacing w:after="20" w:line="312" w:lineRule="auto"/>
+            </w:pPr>
+            <w:r>
+              <w:rPr>
+                <w:rFonts w:ascii="맑은 고딕" w:hAnsi="맑은 고딕" w:eastAsia="맑은 고딕"/>
+                <w:sz w:val="18"/>
+              </w:rPr>
+              <w:t xml:space="preserve">   ‘3. 결과 및 고찰’처럼 한 항목으로 묶여 오는 경우가 많습니다.</w:t>
+            </w:r>
+          </w:p>
+          <w:p>
+            <w:pPr>
+              <w:spacing w:after="20" w:line="312" w:lineRule="auto"/>
+            </w:pPr>
+            <w:r>
+              <w:rPr>
+                <w:rFonts w:ascii="맑은 고딕" w:hAnsi="맑은 고딕" w:eastAsia="맑은 고딕"/>
+                <w:sz w:val="18"/>
+              </w:rPr>
+              <w:t xml:space="preserve">   그러면 아래 ‘막혔을 때’ 문장으로 다시 요청하세요.</w:t>
             </w:r>
           </w:p>
         </w:tc>
@@ -3707,7 +4384,7 @@
           <w:b w:val="0"/>
           <w:sz w:val="20"/>
         </w:rPr>
-        <w:t>☐  본문 없이 항목만 받았다</w:t>
+        <w:t>☐  본문 없이 항목 이름만 받았다 (본문이 딸려 왔으면 다시 요청했다)</w:t>
       </w:r>
     </w:p>
     <w:p>
@@ -3721,7 +4398,7 @@
           <w:b w:val="0"/>
           <w:sz w:val="20"/>
         </w:rPr>
-        <w:t>☐  결과와 해석이 나뉘어 있다</w:t>
+        <w:t>☐  결과와 해석이 서로 다른 항목으로 나뉘었는지 확인했다</w:t>
       </w:r>
     </w:p>
     <w:p>
@@ -3735,7 +4412,7 @@
           <w:b w:val="0"/>
           <w:sz w:val="20"/>
         </w:rPr>
-        <w:t>☐  선생님이 요구한 항목이 들어 있다</w:t>
+        <w:t>☐  선생님이 요구한 항목이 다 있는지 하나씩 대조했다 (빠진 것은 다음 스텝에서 추가)</w:t>
       </w:r>
     </w:p>
     <w:p>
@@ -3965,6 +4642,303 @@
                 <w:sz w:val="20"/>
               </w:rPr>
               <w:t>이 뼈대를 최종본으로 고정하자. 앞으로 쓰는 보고서는 이 항목과 순서를 벗어나지 마.</w:t>
+            </w:r>
+          </w:p>
+        </w:tc>
+      </w:tr>
+    </w:tbl>
+    <w:p>
+      <w:pPr>
+        <w:spacing w:after="40"/>
+      </w:pPr>
+    </w:p>
+    <w:p>
+      <w:pPr>
+        <w:spacing w:before="0" w:after="40"/>
+      </w:pPr>
+      <w:r>
+        <w:rPr>
+          <w:rFonts w:ascii="맑은 고딕" w:hAnsi="맑은 고딕" w:eastAsia="맑은 고딕"/>
+          <w:b/>
+          <w:color w:val="5B6675"/>
+          <w:sz w:val="19"/>
+        </w:rPr>
+        <w:t>· 이런 답이 오면 정상입니다</w:t>
+      </w:r>
+    </w:p>
+    <w:tbl>
+      <w:tblPr>
+        <w:tblW w:type="auto" w:w="0"/>
+        <w:tblLayout w:type="fixed"/>
+        <w:tblLook w:firstColumn="1" w:firstRow="1" w:lastColumn="0" w:lastRow="0" w:noHBand="0" w:noVBand="1" w:val="04A0"/>
+      </w:tblPr>
+      <w:tblGrid>
+        <w:gridCol w:w="9638"/>
+      </w:tblGrid>
+      <w:tr>
+        <w:tc>
+          <w:tcPr>
+            <w:tcW w:type="dxa" w:w="9638"/>
+            <w:shd w:val="clear" w:color="auto" w:fill="FAFBFD"/>
+            <w:tcBorders>
+              <w:top w:val="single" w:sz="8" w:space="0" w:color="E2E6EC"/>
+              <w:left w:val="single" w:sz="8" w:space="0" w:color="E2E6EC"/>
+              <w:bottom w:val="single" w:sz="8" w:space="0" w:color="E2E6EC"/>
+              <w:right w:val="single" w:sz="8" w:space="0" w:color="E2E6EC"/>
+            </w:tcBorders>
+            <w:tcMar>
+              <w:top w:w="140" w:type="dxa"/>
+              <w:left w:w="140" w:type="dxa"/>
+              <w:bottom w:w="140" w:type="dxa"/>
+              <w:right w:w="140" w:type="dxa"/>
+            </w:tcMar>
+          </w:tcPr>
+          <w:p>
+            <w:pPr>
+              <w:spacing w:after="20" w:line="312" w:lineRule="auto"/>
+            </w:pPr>
+            <w:r/>
+            <w:r>
+              <w:rPr>
+                <w:rFonts w:ascii="맑은 고딕" w:hAnsi="맑은 고딕" w:eastAsia="맑은 고딕"/>
+                <w:sz w:val="18"/>
+              </w:rPr>
+              <w:t>(수정 요청 ①을 보낸 뒤 · AI 답)</w:t>
+            </w:r>
+          </w:p>
+          <w:p>
+            <w:pPr>
+              <w:spacing w:after="20" w:line="312" w:lineRule="auto"/>
+            </w:pPr>
+            <w:r>
+              <w:rPr>
+                <w:rFonts w:ascii="맑은 고딕" w:hAnsi="맑은 고딕" w:eastAsia="맑은 고딕"/>
+                <w:sz w:val="18"/>
+              </w:rPr>
+              <w:t>알겠습니다. ‘한계’를 5번으로 넣고 뒤 번호를 밀었습니다.</w:t>
+            </w:r>
+          </w:p>
+          <w:p>
+            <w:pPr>
+              <w:spacing w:after="20" w:line="312" w:lineRule="auto"/>
+            </w:pPr>
+            <w:r>
+              <w:rPr>
+                <w:rFonts w:ascii="맑은 고딕" w:hAnsi="맑은 고딕" w:eastAsia="맑은 고딕"/>
+                <w:sz w:val="18"/>
+              </w:rPr>
+            </w:r>
+          </w:p>
+          <w:p>
+            <w:pPr>
+              <w:spacing w:after="20" w:line="312" w:lineRule="auto"/>
+            </w:pPr>
+            <w:r>
+              <w:rPr>
+                <w:rFonts w:ascii="맑은 고딕" w:hAnsi="맑은 고딕" w:eastAsia="맑은 고딕"/>
+                <w:sz w:val="18"/>
+              </w:rPr>
+              <w:t>1. 목적  2. 방법  3. 결과  4. 해석</w:t>
+            </w:r>
+          </w:p>
+          <w:p>
+            <w:pPr>
+              <w:spacing w:after="20" w:line="312" w:lineRule="auto"/>
+            </w:pPr>
+            <w:r>
+              <w:rPr>
+                <w:rFonts w:ascii="맑은 고딕" w:hAnsi="맑은 고딕" w:eastAsia="맑은 고딕"/>
+                <w:sz w:val="18"/>
+              </w:rPr>
+              <w:t>5. 한계 — 이번 조사에서 부족했거나 확인하지 못한 점</w:t>
+            </w:r>
+          </w:p>
+          <w:p>
+            <w:pPr>
+              <w:spacing w:after="20" w:line="312" w:lineRule="auto"/>
+            </w:pPr>
+            <w:r>
+              <w:rPr>
+                <w:rFonts w:ascii="맑은 고딕" w:hAnsi="맑은 고딕" w:eastAsia="맑은 고딕"/>
+                <w:sz w:val="18"/>
+              </w:rPr>
+              <w:t>6. 제안  7. 참고 자료</w:t>
+            </w:r>
+          </w:p>
+          <w:p>
+            <w:pPr>
+              <w:spacing w:after="20" w:line="312" w:lineRule="auto"/>
+            </w:pPr>
+            <w:r>
+              <w:rPr>
+                <w:rFonts w:ascii="맑은 고딕" w:hAnsi="맑은 고딕" w:eastAsia="맑은 고딕"/>
+                <w:sz w:val="18"/>
+              </w:rPr>
+            </w:r>
+          </w:p>
+          <w:p>
+            <w:pPr>
+              <w:spacing w:after="20" w:line="312" w:lineRule="auto"/>
+            </w:pPr>
+            <w:r>
+              <w:rPr>
+                <w:rFonts w:ascii="맑은 고딕" w:hAnsi="맑은 고딕" w:eastAsia="맑은 고딕"/>
+                <w:sz w:val="18"/>
+              </w:rPr>
+              <w:t>(수정 요청 ②를 보낸 뒤 · AI 답)</w:t>
+            </w:r>
+          </w:p>
+          <w:p>
+            <w:pPr>
+              <w:spacing w:after="20" w:line="312" w:lineRule="auto"/>
+            </w:pPr>
+            <w:r>
+              <w:rPr>
+                <w:rFonts w:ascii="맑은 고딕" w:hAnsi="맑은 고딕" w:eastAsia="맑은 고딕"/>
+                <w:sz w:val="18"/>
+              </w:rPr>
+              <w:t>확인했습니다. 요구 항목 중 ‘느낀 점’이 빠져 있었습니다.</w:t>
+            </w:r>
+          </w:p>
+          <w:p>
+            <w:pPr>
+              <w:spacing w:after="20" w:line="312" w:lineRule="auto"/>
+            </w:pPr>
+            <w:r>
+              <w:rPr>
+                <w:rFonts w:ascii="맑은 고딕" w:hAnsi="맑은 고딕" w:eastAsia="맑은 고딕"/>
+                <w:sz w:val="18"/>
+              </w:rPr>
+              <w:t>‘해석’과 겹치지 않도록, 6번 뒤에 별도로 넣었습니다.</w:t>
+            </w:r>
+          </w:p>
+          <w:p>
+            <w:pPr>
+              <w:spacing w:after="20" w:line="312" w:lineRule="auto"/>
+            </w:pPr>
+            <w:r>
+              <w:rPr>
+                <w:rFonts w:ascii="맑은 고딕" w:hAnsi="맑은 고딕" w:eastAsia="맑은 고딕"/>
+                <w:sz w:val="18"/>
+              </w:rPr>
+            </w:r>
+          </w:p>
+          <w:p>
+            <w:pPr>
+              <w:spacing w:after="20" w:line="312" w:lineRule="auto"/>
+            </w:pPr>
+            <w:r>
+              <w:rPr>
+                <w:rFonts w:ascii="맑은 고딕" w:hAnsi="맑은 고딕" w:eastAsia="맑은 고딕"/>
+                <w:sz w:val="18"/>
+              </w:rPr>
+              <w:t>1. 목적  2. 방법  3. 결과  4. 해석  5. 한계  6. 제안</w:t>
+            </w:r>
+          </w:p>
+          <w:p>
+            <w:pPr>
+              <w:spacing w:after="20" w:line="312" w:lineRule="auto"/>
+            </w:pPr>
+            <w:r>
+              <w:rPr>
+                <w:rFonts w:ascii="맑은 고딕" w:hAnsi="맑은 고딕" w:eastAsia="맑은 고딕"/>
+                <w:sz w:val="18"/>
+              </w:rPr>
+              <w:t>7. 느낀 점 — 조사하면서 내가 생각하거나 달라진 점</w:t>
+            </w:r>
+          </w:p>
+          <w:p>
+            <w:pPr>
+              <w:spacing w:after="20" w:line="312" w:lineRule="auto"/>
+            </w:pPr>
+            <w:r>
+              <w:rPr>
+                <w:rFonts w:ascii="맑은 고딕" w:hAnsi="맑은 고딕" w:eastAsia="맑은 고딕"/>
+                <w:sz w:val="18"/>
+              </w:rPr>
+              <w:t>8. 참고 자료</w:t>
+            </w:r>
+          </w:p>
+          <w:p>
+            <w:pPr>
+              <w:spacing w:after="20" w:line="312" w:lineRule="auto"/>
+            </w:pPr>
+            <w:r>
+              <w:rPr>
+                <w:rFonts w:ascii="맑은 고딕" w:hAnsi="맑은 고딕" w:eastAsia="맑은 고딕"/>
+                <w:sz w:val="18"/>
+              </w:rPr>
+            </w:r>
+          </w:p>
+          <w:p>
+            <w:pPr>
+              <w:spacing w:after="20" w:line="312" w:lineRule="auto"/>
+            </w:pPr>
+            <w:r>
+              <w:rPr>
+                <w:rFonts w:ascii="맑은 고딕" w:hAnsi="맑은 고딕" w:eastAsia="맑은 고딕"/>
+                <w:sz w:val="18"/>
+              </w:rPr>
+              <w:t>(수정 요청 ③을 보낸 뒤 · AI 답)</w:t>
+            </w:r>
+          </w:p>
+          <w:p>
+            <w:pPr>
+              <w:spacing w:after="20" w:line="312" w:lineRule="auto"/>
+            </w:pPr>
+            <w:r>
+              <w:rPr>
+                <w:rFonts w:ascii="맑은 고딕" w:hAnsi="맑은 고딕" w:eastAsia="맑은 고딕"/>
+                <w:sz w:val="18"/>
+              </w:rPr>
+              <w:t>이 8개 항목과 순서를 최종본으로 고정하겠습니다. 앞으로 이 틀을 벗어나지 않겠습니다.</w:t>
+            </w:r>
+          </w:p>
+          <w:p>
+            <w:pPr>
+              <w:spacing w:after="20" w:line="312" w:lineRule="auto"/>
+            </w:pPr>
+            <w:r>
+              <w:rPr>
+                <w:rFonts w:ascii="맑은 고딕" w:hAnsi="맑은 고딕" w:eastAsia="맑은 고딕"/>
+                <w:sz w:val="18"/>
+              </w:rPr>
+            </w:r>
+          </w:p>
+          <w:p>
+            <w:pPr>
+              <w:spacing w:after="20" w:line="312" w:lineRule="auto"/>
+            </w:pPr>
+            <w:r>
+              <w:rPr>
+                <w:rFonts w:ascii="맑은 고딕" w:hAnsi="맑은 고딕" w:eastAsia="맑은 고딕"/>
+                <w:sz w:val="18"/>
+              </w:rPr>
+              <w:t>─────────────────────────────────</w:t>
+            </w:r>
+          </w:p>
+          <w:p>
+            <w:pPr>
+              <w:spacing w:after="20" w:line="312" w:lineRule="auto"/>
+            </w:pPr>
+            <w:r>
+              <w:rPr>
+                <w:rFonts w:ascii="맑은 고딕" w:hAnsi="맑은 고딕" w:eastAsia="맑은 고딕"/>
+                <w:sz w:val="18"/>
+              </w:rPr>
+              <w:t>※ 한 번에 세 가지를 다 보내지 마세요. ①→답 확인→②→답 확인→③ 순서입니다.</w:t>
+            </w:r>
+          </w:p>
+          <w:p>
+            <w:pPr>
+              <w:spacing w:after="20" w:line="312" w:lineRule="auto"/>
+            </w:pPr>
+            <w:r>
+              <w:rPr>
+                <w:rFonts w:ascii="맑은 고딕" w:hAnsi="맑은 고딕" w:eastAsia="맑은 고딕"/>
+                <w:sz w:val="18"/>
+              </w:rPr>
+              <w:t xml:space="preserve">   한꺼번에 보내면 어느 요청이 반영됐는지 알 수 없습니다.</w:t>
             </w:r>
           </w:p>
         </w:tc>
@@ -4157,7 +5131,7 @@
           <w:b w:val="0"/>
           <w:sz w:val="20"/>
         </w:rPr>
-        <w:t>☐  ‘한계’ 항목이 있다</w:t>
+        <w:t>☐  세 가지 요청을 한 번에 하나씩 보냈다</w:t>
       </w:r>
     </w:p>
     <w:p>
@@ -4171,7 +5145,7 @@
           <w:b w:val="0"/>
           <w:sz w:val="20"/>
         </w:rPr>
-        <w:t>☐  선생님 요구 항목을 모두 확인했다</w:t>
+        <w:t>☐  ‘한계’ 항목을 넣어 달라고 요청했다</w:t>
       </w:r>
     </w:p>
     <w:p>
@@ -4185,7 +5159,21 @@
           <w:b w:val="0"/>
           <w:sz w:val="20"/>
         </w:rPr>
-        <w:t>☐  뼈대를 최종본으로 고정했다</w:t>
+        <w:t>☐  선생님 요구 항목을 다시 대조했다</w:t>
+      </w:r>
+    </w:p>
+    <w:p>
+      <w:pPr>
+        <w:spacing w:before="0" w:after="20"/>
+        <w:ind w:left="170"/>
+      </w:pPr>
+      <w:r>
+        <w:rPr>
+          <w:rFonts w:ascii="맑은 고딕" w:hAnsi="맑은 고딕" w:eastAsia="맑은 고딕"/>
+          <w:b w:val="0"/>
+          <w:sz w:val="20"/>
+        </w:rPr>
+        <w:t>☐  최종 뼈대를 기록 칸에 적어 고정했다</w:t>
       </w:r>
     </w:p>
     <w:p>
@@ -4463,6 +5451,123 @@
                 <w:rFonts w:ascii="맑은 고딕" w:hAnsi="맑은 고딕" w:eastAsia="맑은 고딕"/>
                 <w:sz w:val="18"/>
               </w:rPr>
+              <w:t>(AI 답 — 실제 분량은 이보다 깁니다. 여기서는 앞부분만)</w:t>
+            </w:r>
+          </w:p>
+          <w:p>
+            <w:pPr>
+              <w:spacing w:after="20" w:line="312" w:lineRule="auto"/>
+            </w:pPr>
+            <w:r>
+              <w:rPr>
+                <w:rFonts w:ascii="맑은 고딕" w:hAnsi="맑은 고딕" w:eastAsia="맑은 고딕"/>
+                <w:sz w:val="18"/>
+              </w:rPr>
+            </w:r>
+          </w:p>
+          <w:p>
+            <w:pPr>
+              <w:spacing w:after="20" w:line="312" w:lineRule="auto"/>
+            </w:pPr>
+            <w:r>
+              <w:rPr>
+                <w:rFonts w:ascii="맑은 고딕" w:hAnsi="맑은 고딕" w:eastAsia="맑은 고딕"/>
+                <w:sz w:val="18"/>
+              </w:rPr>
+              <w:t>1. 목적</w:t>
+            </w:r>
+          </w:p>
+          <w:p>
+            <w:pPr>
+              <w:spacing w:after="20" w:line="312" w:lineRule="auto"/>
+            </w:pPr>
+            <w:r>
+              <w:rPr>
+                <w:rFonts w:ascii="맑은 고딕" w:hAnsi="맑은 고딕" w:eastAsia="맑은 고딕"/>
+                <w:sz w:val="18"/>
+              </w:rPr>
+              <w:t>본 조사는 우리 반 교실에서 분리배출이 실제로 어느 정도 지켜지고 있는지를</w:t>
+            </w:r>
+          </w:p>
+          <w:p>
+            <w:pPr>
+              <w:spacing w:after="20" w:line="312" w:lineRule="auto"/>
+            </w:pPr>
+            <w:r>
+              <w:rPr>
+                <w:rFonts w:ascii="맑은 고딕" w:hAnsi="맑은 고딕" w:eastAsia="맑은 고딕"/>
+                <w:sz w:val="18"/>
+              </w:rPr>
+              <w:t>확인하고, 지켜지지 않는 원인을 찾는 것을 목적으로 하였다.</w:t>
+            </w:r>
+          </w:p>
+          <w:p>
+            <w:pPr>
+              <w:spacing w:after="20" w:line="312" w:lineRule="auto"/>
+            </w:pPr>
+            <w:r>
+              <w:rPr>
+                <w:rFonts w:ascii="맑은 고딕" w:hAnsi="맑은 고딕" w:eastAsia="맑은 고딕"/>
+                <w:sz w:val="18"/>
+              </w:rPr>
+            </w:r>
+          </w:p>
+          <w:p>
+            <w:pPr>
+              <w:spacing w:after="20" w:line="312" w:lineRule="auto"/>
+            </w:pPr>
+            <w:r>
+              <w:rPr>
+                <w:rFonts w:ascii="맑은 고딕" w:hAnsi="맑은 고딕" w:eastAsia="맑은 고딕"/>
+                <w:sz w:val="18"/>
+              </w:rPr>
+              <w:t>2. 방법</w:t>
+            </w:r>
+          </w:p>
+          <w:p>
+            <w:pPr>
+              <w:spacing w:after="20" w:line="312" w:lineRule="auto"/>
+            </w:pPr>
+            <w:r>
+              <w:rPr>
+                <w:rFonts w:ascii="맑은 고딕" w:hAnsi="맑은 고딕" w:eastAsia="맑은 고딕"/>
+                <w:sz w:val="18"/>
+              </w:rPr>
+              <w:t>[내가 채울 것: 조사 기간] 동안 [내가 채울 것: 장소]의 쓰레기통을 대상으로,</w:t>
+            </w:r>
+          </w:p>
+          <w:p>
+            <w:pPr>
+              <w:spacing w:after="20" w:line="312" w:lineRule="auto"/>
+            </w:pPr>
+            <w:r>
+              <w:rPr>
+                <w:rFonts w:ascii="맑은 고딕" w:hAnsi="맑은 고딕" w:eastAsia="맑은 고딕"/>
+                <w:sz w:val="18"/>
+              </w:rPr>
+              <w:t>하루 [내가 채울 것: 횟수]회 내용물을 사진으로 기록하고 종류별로 분류하였다.</w:t>
+            </w:r>
+          </w:p>
+          <w:p>
+            <w:pPr>
+              <w:spacing w:after="20" w:line="312" w:lineRule="auto"/>
+            </w:pPr>
+            <w:r>
+              <w:rPr>
+                <w:rFonts w:ascii="맑은 고딕" w:hAnsi="맑은 고딕" w:eastAsia="맑은 고딕"/>
+                <w:sz w:val="18"/>
+              </w:rPr>
+            </w:r>
+          </w:p>
+          <w:p>
+            <w:pPr>
+              <w:spacing w:after="20" w:line="312" w:lineRule="auto"/>
+            </w:pPr>
+            <w:r>
+              <w:rPr>
+                <w:rFonts w:ascii="맑은 고딕" w:hAnsi="맑은 고딕" w:eastAsia="맑은 고딕"/>
+                <w:sz w:val="18"/>
+              </w:rPr>
               <w:t>3. 결과</w:t>
             </w:r>
           </w:p>
@@ -4475,7 +5580,7 @@
                 <w:rFonts w:ascii="맑은 고딕" w:hAnsi="맑은 고딕" w:eastAsia="맑은 고딕"/>
                 <w:sz w:val="18"/>
               </w:rPr>
-              <w:t xml:space="preserve">  | 구분 | 개수 | 비율 |</w:t>
+              <w:t>| 구분 | 개수 | 비율 |</w:t>
             </w:r>
           </w:p>
           <w:p>
@@ -4487,7 +5592,7 @@
                 <w:rFonts w:ascii="맑은 고딕" w:hAnsi="맑은 고딕" w:eastAsia="맑은 고딕"/>
                 <w:sz w:val="18"/>
               </w:rPr>
-              <w:t xml:space="preserve">  | 올바르게 분리된 것 | [내가 채울 것: 개수] | |</w:t>
+              <w:t>|---|---|---|</w:t>
             </w:r>
           </w:p>
           <w:p>
@@ -4499,7 +5604,7 @@
                 <w:rFonts w:ascii="맑은 고딕" w:hAnsi="맑은 고딕" w:eastAsia="맑은 고딕"/>
                 <w:sz w:val="18"/>
               </w:rPr>
-              <w:t xml:space="preserve">  | 잘못 버려진 플라스틱 | [내가 채울 것: 개수] | |</w:t>
+              <w:t>| 올바르게 분리된 것 | [내가 채울 것: 개수] |  |</w:t>
             </w:r>
           </w:p>
           <w:p>
@@ -4511,6 +5616,7 @@
                 <w:rFonts w:ascii="맑은 고딕" w:hAnsi="맑은 고딕" w:eastAsia="맑은 고딕"/>
                 <w:sz w:val="18"/>
               </w:rPr>
+              <w:t>| 잘못 버려진 플라스틱 | [내가 채울 것: 개수] |  |</w:t>
             </w:r>
           </w:p>
           <w:p>
@@ -4522,6 +5628,29 @@
                 <w:rFonts w:ascii="맑은 고딕" w:hAnsi="맑은 고딕" w:eastAsia="맑은 고딕"/>
                 <w:sz w:val="18"/>
               </w:rPr>
+              <w:t>| 합계 | [내가 채울 것: 개수] | 100% |</w:t>
+            </w:r>
+          </w:p>
+          <w:p>
+            <w:pPr>
+              <w:spacing w:after="20" w:line="312" w:lineRule="auto"/>
+            </w:pPr>
+            <w:r>
+              <w:rPr>
+                <w:rFonts w:ascii="맑은 고딕" w:hAnsi="맑은 고딕" w:eastAsia="맑은 고딕"/>
+                <w:sz w:val="18"/>
+              </w:rPr>
+            </w:r>
+          </w:p>
+          <w:p>
+            <w:pPr>
+              <w:spacing w:after="20" w:line="312" w:lineRule="auto"/>
+            </w:pPr>
+            <w:r>
+              <w:rPr>
+                <w:rFonts w:ascii="맑은 고딕" w:hAnsi="맑은 고딕" w:eastAsia="맑은 고딕"/>
+                <w:sz w:val="18"/>
+              </w:rPr>
               <w:t>4. 해석</w:t>
             </w:r>
           </w:p>
@@ -4534,7 +5663,7 @@
                 <w:rFonts w:ascii="맑은 고딕" w:hAnsi="맑은 고딕" w:eastAsia="맑은 고딕"/>
                 <w:sz w:val="18"/>
               </w:rPr>
-              <w:t xml:space="preserve">  잘못 버려진 것 중 상당수가 음료수병이었다는 점에서, 마시고 바로 버리는 자리에</w:t>
+              <w:t>잘못 버려진 것 가운데 음료수병의 비중이 높았다는 점에서, 음료를 마시고</w:t>
             </w:r>
           </w:p>
           <w:p>
@@ -4546,7 +5675,230 @@
                 <w:rFonts w:ascii="맑은 고딕" w:hAnsi="맑은 고딕" w:eastAsia="맑은 고딕"/>
                 <w:sz w:val="18"/>
               </w:rPr>
-              <w:t xml:space="preserve">  분리 수거함이 없는 것이 원인일 수 있다고 보았다. (확인 필요)</w:t>
+              <w:t>바로 버리게 되는 자리에 분리수거함이 없는 것이 원인일 가능성이 있다.</w:t>
+            </w:r>
+          </w:p>
+          <w:p>
+            <w:pPr>
+              <w:spacing w:after="20" w:line="312" w:lineRule="auto"/>
+            </w:pPr>
+            <w:r>
+              <w:rPr>
+                <w:rFonts w:ascii="맑은 고딕" w:hAnsi="맑은 고딕" w:eastAsia="맑은 고딕"/>
+                <w:sz w:val="18"/>
+              </w:rPr>
+              <w:t>다만 이는 관찰에 근거한 추측이며 확인이 필요하다.</w:t>
+            </w:r>
+          </w:p>
+          <w:p>
+            <w:pPr>
+              <w:spacing w:after="20" w:line="312" w:lineRule="auto"/>
+            </w:pPr>
+            <w:r>
+              <w:rPr>
+                <w:rFonts w:ascii="맑은 고딕" w:hAnsi="맑은 고딕" w:eastAsia="맑은 고딕"/>
+                <w:sz w:val="18"/>
+              </w:rPr>
+            </w:r>
+          </w:p>
+          <w:p>
+            <w:pPr>
+              <w:spacing w:after="20" w:line="312" w:lineRule="auto"/>
+            </w:pPr>
+            <w:r>
+              <w:rPr>
+                <w:rFonts w:ascii="맑은 고딕" w:hAnsi="맑은 고딕" w:eastAsia="맑은 고딕"/>
+                <w:sz w:val="18"/>
+              </w:rPr>
+              <w:t>5. 한계</w:t>
+            </w:r>
+          </w:p>
+          <w:p>
+            <w:pPr>
+              <w:spacing w:after="20" w:line="312" w:lineRule="auto"/>
+            </w:pPr>
+            <w:r>
+              <w:rPr>
+                <w:rFonts w:ascii="맑은 고딕" w:hAnsi="맑은 고딕" w:eastAsia="맑은 고딕"/>
+                <w:sz w:val="18"/>
+              </w:rPr>
+              <w:t>설문 문항과 응답을 따로 기록해 두지 않아 이번 보고서에서는 제외하였다.</w:t>
+            </w:r>
+          </w:p>
+          <w:p>
+            <w:pPr>
+              <w:spacing w:after="20" w:line="312" w:lineRule="auto"/>
+            </w:pPr>
+            <w:r>
+              <w:rPr>
+                <w:rFonts w:ascii="맑은 고딕" w:hAnsi="맑은 고딕" w:eastAsia="맑은 고딕"/>
+                <w:sz w:val="18"/>
+              </w:rPr>
+              <w:t>또한 교실 한 곳만 관찰하여 학년 전체로 일반화하기는 어렵다.</w:t>
+            </w:r>
+          </w:p>
+          <w:p>
+            <w:pPr>
+              <w:spacing w:after="20" w:line="312" w:lineRule="auto"/>
+            </w:pPr>
+            <w:r>
+              <w:rPr>
+                <w:rFonts w:ascii="맑은 고딕" w:hAnsi="맑은 고딕" w:eastAsia="맑은 고딕"/>
+                <w:sz w:val="18"/>
+              </w:rPr>
+            </w:r>
+          </w:p>
+          <w:p>
+            <w:pPr>
+              <w:spacing w:after="20" w:line="312" w:lineRule="auto"/>
+            </w:pPr>
+            <w:r>
+              <w:rPr>
+                <w:rFonts w:ascii="맑은 고딕" w:hAnsi="맑은 고딕" w:eastAsia="맑은 고딕"/>
+                <w:sz w:val="18"/>
+              </w:rPr>
+              <w:t>6. 제안 …   7. 느낀 점 …   8. 참고 자료 …</w:t>
+            </w:r>
+          </w:p>
+          <w:p>
+            <w:pPr>
+              <w:spacing w:after="20" w:line="312" w:lineRule="auto"/>
+            </w:pPr>
+            <w:r>
+              <w:rPr>
+                <w:rFonts w:ascii="맑은 고딕" w:hAnsi="맑은 고딕" w:eastAsia="맑은 고딕"/>
+                <w:sz w:val="18"/>
+              </w:rPr>
+            </w:r>
+          </w:p>
+          <w:p>
+            <w:pPr>
+              <w:spacing w:after="20" w:line="312" w:lineRule="auto"/>
+            </w:pPr>
+            <w:r>
+              <w:rPr>
+                <w:rFonts w:ascii="맑은 고딕" w:hAnsi="맑은 고딕" w:eastAsia="맑은 고딕"/>
+                <w:sz w:val="18"/>
+              </w:rPr>
+              <w:t>작성: [학교명] [이름]</w:t>
+            </w:r>
+          </w:p>
+          <w:p>
+            <w:pPr>
+              <w:spacing w:after="20" w:line="312" w:lineRule="auto"/>
+            </w:pPr>
+            <w:r>
+              <w:rPr>
+                <w:rFonts w:ascii="맑은 고딕" w:hAnsi="맑은 고딕" w:eastAsia="맑은 고딕"/>
+                <w:sz w:val="18"/>
+              </w:rPr>
+            </w:r>
+          </w:p>
+          <w:p>
+            <w:pPr>
+              <w:spacing w:after="20" w:line="312" w:lineRule="auto"/>
+            </w:pPr>
+            <w:r>
+              <w:rPr>
+                <w:rFonts w:ascii="맑은 고딕" w:hAnsi="맑은 고딕" w:eastAsia="맑은 고딕"/>
+                <w:sz w:val="18"/>
+              </w:rPr>
+              <w:t>─────────────────────────────────</w:t>
+            </w:r>
+          </w:p>
+          <w:p>
+            <w:pPr>
+              <w:spacing w:after="20" w:line="312" w:lineRule="auto"/>
+            </w:pPr>
+            <w:r>
+              <w:rPr>
+                <w:rFonts w:ascii="맑은 고딕" w:hAnsi="맑은 고딕" w:eastAsia="맑은 고딕"/>
+                <w:sz w:val="18"/>
+              </w:rPr>
+              <w:t>※ 여기를 꼭 보세요 — 잘 된 초안의 표시 세 가지</w:t>
+            </w:r>
+          </w:p>
+          <w:p>
+            <w:pPr>
+              <w:spacing w:after="20" w:line="312" w:lineRule="auto"/>
+            </w:pPr>
+            <w:r>
+              <w:rPr>
+                <w:rFonts w:ascii="맑은 고딕" w:hAnsi="맑은 고딕" w:eastAsia="맑은 고딕"/>
+                <w:sz w:val="18"/>
+              </w:rPr>
+              <w:t xml:space="preserve">   ① 숫자 자리가 [내가 채울 것]으로 비어 있다   ← 지어내지 않았다는 뜻</w:t>
+            </w:r>
+          </w:p>
+          <w:p>
+            <w:pPr>
+              <w:spacing w:after="20" w:line="312" w:lineRule="auto"/>
+            </w:pPr>
+            <w:r>
+              <w:rPr>
+                <w:rFonts w:ascii="맑은 고딕" w:hAnsi="맑은 고딕" w:eastAsia="맑은 고딕"/>
+                <w:sz w:val="18"/>
+              </w:rPr>
+              <w:t xml:space="preserve">   ② ‘결과’에는 표만, ‘해석’에는 생각만 있다</w:t>
+            </w:r>
+          </w:p>
+          <w:p>
+            <w:pPr>
+              <w:spacing w:after="20" w:line="312" w:lineRule="auto"/>
+            </w:pPr>
+            <w:r>
+              <w:rPr>
+                <w:rFonts w:ascii="맑은 고딕" w:hAnsi="맑은 고딕" w:eastAsia="맑은 고딕"/>
+                <w:sz w:val="18"/>
+              </w:rPr>
+              <w:t xml:space="preserve">   ③ ‘가능성이 있다 / 확인이 필요하다’처럼 물러서 있다</w:t>
+            </w:r>
+          </w:p>
+          <w:p>
+            <w:pPr>
+              <w:spacing w:after="20" w:line="312" w:lineRule="auto"/>
+            </w:pPr>
+            <w:r>
+              <w:rPr>
+                <w:rFonts w:ascii="맑은 고딕" w:hAnsi="맑은 고딕" w:eastAsia="맑은 고딕"/>
+                <w:sz w:val="18"/>
+              </w:rPr>
+            </w:r>
+          </w:p>
+          <w:p>
+            <w:pPr>
+              <w:spacing w:after="20" w:line="312" w:lineRule="auto"/>
+            </w:pPr>
+            <w:r>
+              <w:rPr>
+                <w:rFonts w:ascii="맑은 고딕" w:hAnsi="맑은 고딕" w:eastAsia="맑은 고딕"/>
+                <w:sz w:val="18"/>
+              </w:rPr>
+              <w:t>※ 반대로 이러면 잘못된 것입니다</w:t>
+            </w:r>
+          </w:p>
+          <w:p>
+            <w:pPr>
+              <w:spacing w:after="20" w:line="312" w:lineRule="auto"/>
+            </w:pPr>
+            <w:r>
+              <w:rPr>
+                <w:rFonts w:ascii="맑은 고딕" w:hAnsi="맑은 고딕" w:eastAsia="맑은 고딕"/>
+                <w:sz w:val="18"/>
+              </w:rPr>
+              <w:t xml:space="preserve">   결과 표에 37, 18, 48.6% 같은 숫자가 이미 채워져 있다</w:t>
+            </w:r>
+          </w:p>
+          <w:p>
+            <w:pPr>
+              <w:spacing w:after="20" w:line="312" w:lineRule="auto"/>
+            </w:pPr>
+            <w:r>
+              <w:rPr>
+                <w:rFonts w:ascii="맑은 고딕" w:hAnsi="맑은 고딕" w:eastAsia="맑은 고딕"/>
+                <w:sz w:val="18"/>
+              </w:rPr>
+              <w:t xml:space="preserve">   → 내가 알려준 적 없는 숫자입니다. 아래 ‘막혔을 때’로 되돌리세요.</w:t>
             </w:r>
           </w:p>
         </w:tc>
@@ -4922,7 +6274,7 @@
           <w:b w:val="0"/>
           <w:sz w:val="20"/>
         </w:rPr>
-        <w:t>☐  뼈대 순서대로 나왔다</w:t>
+        <w:t>☐  1차 초안 전체를 기록 칸에 붙여넣었다</w:t>
       </w:r>
     </w:p>
     <w:p>
@@ -4936,7 +6288,7 @@
           <w:b w:val="0"/>
           <w:sz w:val="20"/>
         </w:rPr>
-        <w:t>☐  결과와 해석이 나뉘어 있다</w:t>
+        <w:t>☐  결과와 해석이 나뉘어 있는지 눈으로 확인했다</w:t>
       </w:r>
     </w:p>
     <w:p>
@@ -4950,7 +6302,7 @@
           <w:b w:val="0"/>
           <w:sz w:val="20"/>
         </w:rPr>
-        <w:t>☐  [내가 채울 것] 표시가 남아 있다</w:t>
+        <w:t>☐  내가 알려주지 않은 숫자가 들어갔는지 표를 확인했다 (있으면 다시 요청했다)</w:t>
       </w:r>
     </w:p>
     <w:p>
@@ -4964,7 +6316,7 @@
           <w:b w:val="0"/>
           <w:sz w:val="20"/>
         </w:rPr>
-        <w:t>☐  단정하는 표현이 없다</w:t>
+        <w:t>☐  ‘반드시·절대’ 같은 단정 표현이 있는지 훑어보았다</w:t>
       </w:r>
     </w:p>
     <w:p>
@@ -5194,6 +6546,329 @@
                 <w:sz w:val="20"/>
               </w:rPr>
               <w:t>근거 없이 단정한 문장을 모두 찾아, ‘~로 보인다 / ~일 가능성이 있다’처럼 고쳐 주세요.</w:t>
+            </w:r>
+          </w:p>
+        </w:tc>
+      </w:tr>
+    </w:tbl>
+    <w:p>
+      <w:pPr>
+        <w:spacing w:after="40"/>
+      </w:pPr>
+    </w:p>
+    <w:p>
+      <w:pPr>
+        <w:spacing w:before="0" w:after="40"/>
+      </w:pPr>
+      <w:r>
+        <w:rPr>
+          <w:rFonts w:ascii="맑은 고딕" w:hAnsi="맑은 고딕" w:eastAsia="맑은 고딕"/>
+          <w:b/>
+          <w:color w:val="5B6675"/>
+          <w:sz w:val="19"/>
+        </w:rPr>
+        <w:t>· 이런 답이 오면 정상입니다</w:t>
+      </w:r>
+    </w:p>
+    <w:tbl>
+      <w:tblPr>
+        <w:tblW w:type="auto" w:w="0"/>
+        <w:tblLayout w:type="fixed"/>
+        <w:tblLook w:firstColumn="1" w:firstRow="1" w:lastColumn="0" w:lastRow="0" w:noHBand="0" w:noVBand="1" w:val="04A0"/>
+      </w:tblPr>
+      <w:tblGrid>
+        <w:gridCol w:w="9638"/>
+      </w:tblGrid>
+      <w:tr>
+        <w:tc>
+          <w:tcPr>
+            <w:tcW w:type="dxa" w:w="9638"/>
+            <w:shd w:val="clear" w:color="auto" w:fill="FAFBFD"/>
+            <w:tcBorders>
+              <w:top w:val="single" w:sz="8" w:space="0" w:color="E2E6EC"/>
+              <w:left w:val="single" w:sz="8" w:space="0" w:color="E2E6EC"/>
+              <w:bottom w:val="single" w:sz="8" w:space="0" w:color="E2E6EC"/>
+              <w:right w:val="single" w:sz="8" w:space="0" w:color="E2E6EC"/>
+            </w:tcBorders>
+            <w:tcMar>
+              <w:top w:w="140" w:type="dxa"/>
+              <w:left w:w="140" w:type="dxa"/>
+              <w:bottom w:w="140" w:type="dxa"/>
+              <w:right w:w="140" w:type="dxa"/>
+            </w:tcMar>
+          </w:tcPr>
+          <w:p>
+            <w:pPr>
+              <w:spacing w:after="20" w:line="312" w:lineRule="auto"/>
+            </w:pPr>
+            <w:r/>
+            <w:r>
+              <w:rPr>
+                <w:rFonts w:ascii="맑은 고딕" w:hAnsi="맑은 고딕" w:eastAsia="맑은 고딕"/>
+                <w:sz w:val="18"/>
+              </w:rPr>
+              <w:t>(① 분량 요청 뒤)</w:t>
+            </w:r>
+          </w:p>
+          <w:p>
+            <w:pPr>
+              <w:spacing w:after="20" w:line="312" w:lineRule="auto"/>
+            </w:pPr>
+            <w:r>
+              <w:rPr>
+                <w:rFonts w:ascii="맑은 고딕" w:hAnsi="맑은 고딕" w:eastAsia="맑은 고딕"/>
+                <w:sz w:val="18"/>
+              </w:rPr>
+              <w:t>A4 2장 분량에 맞추어 ‘목적’과 ‘느낀 점’의 중복 설명을 덜어냈습니다.</w:t>
+            </w:r>
+          </w:p>
+          <w:p>
+            <w:pPr>
+              <w:spacing w:after="20" w:line="312" w:lineRule="auto"/>
+            </w:pPr>
+            <w:r>
+              <w:rPr>
+                <w:rFonts w:ascii="맑은 고딕" w:hAnsi="맑은 고딕" w:eastAsia="맑은 고딕"/>
+                <w:sz w:val="18"/>
+              </w:rPr>
+              <w:t>요청하신 대로 ‘결과’ 표와 ‘한계’는 줄이지 않았습니다. (약 1,900자 → 약 1,300자)</w:t>
+            </w:r>
+          </w:p>
+          <w:p>
+            <w:pPr>
+              <w:spacing w:after="20" w:line="312" w:lineRule="auto"/>
+            </w:pPr>
+            <w:r>
+              <w:rPr>
+                <w:rFonts w:ascii="맑은 고딕" w:hAnsi="맑은 고딕" w:eastAsia="맑은 고딕"/>
+                <w:sz w:val="18"/>
+              </w:rPr>
+            </w:r>
+          </w:p>
+          <w:p>
+            <w:pPr>
+              <w:spacing w:after="20" w:line="312" w:lineRule="auto"/>
+            </w:pPr>
+            <w:r>
+              <w:rPr>
+                <w:rFonts w:ascii="맑은 고딕" w:hAnsi="맑은 고딕" w:eastAsia="맑은 고딕"/>
+                <w:sz w:val="18"/>
+              </w:rPr>
+              <w:t>(② 문체 요청 뒤)</w:t>
+            </w:r>
+          </w:p>
+          <w:p>
+            <w:pPr>
+              <w:spacing w:after="20" w:line="312" w:lineRule="auto"/>
+            </w:pPr>
+            <w:r>
+              <w:rPr>
+                <w:rFonts w:ascii="맑은 고딕" w:hAnsi="맑은 고딕" w:eastAsia="맑은 고딕"/>
+                <w:sz w:val="18"/>
+              </w:rPr>
+              <w:t>말하듯 쓴 문장을 보고서체로 고쳤습니다. 바뀐 예를 보여 드립니다.</w:t>
+            </w:r>
+          </w:p>
+          <w:p>
+            <w:pPr>
+              <w:spacing w:after="20" w:line="312" w:lineRule="auto"/>
+            </w:pPr>
+            <w:r>
+              <w:rPr>
+                <w:rFonts w:ascii="맑은 고딕" w:hAnsi="맑은 고딕" w:eastAsia="맑은 고딕"/>
+                <w:sz w:val="18"/>
+              </w:rPr>
+              <w:t xml:space="preserve">  이전: 생각보다 진짜 많이 잘못 버려져 있었다.</w:t>
+            </w:r>
+          </w:p>
+          <w:p>
+            <w:pPr>
+              <w:spacing w:after="20" w:line="312" w:lineRule="auto"/>
+            </w:pPr>
+            <w:r>
+              <w:rPr>
+                <w:rFonts w:ascii="맑은 고딕" w:hAnsi="맑은 고딕" w:eastAsia="맑은 고딕"/>
+                <w:sz w:val="18"/>
+              </w:rPr>
+              <w:t xml:space="preserve">  이후: 예상보다 많은 양이 잘못 배출되어 있었다.</w:t>
+            </w:r>
+          </w:p>
+          <w:p>
+            <w:pPr>
+              <w:spacing w:after="20" w:line="312" w:lineRule="auto"/>
+            </w:pPr>
+            <w:r>
+              <w:rPr>
+                <w:rFonts w:ascii="맑은 고딕" w:hAnsi="맑은 고딕" w:eastAsia="맑은 고딕"/>
+                <w:sz w:val="18"/>
+              </w:rPr>
+              <w:t xml:space="preserve">  이전: 그래서 좀 아쉬웠다.</w:t>
+            </w:r>
+          </w:p>
+          <w:p>
+            <w:pPr>
+              <w:spacing w:after="20" w:line="312" w:lineRule="auto"/>
+            </w:pPr>
+            <w:r>
+              <w:rPr>
+                <w:rFonts w:ascii="맑은 고딕" w:hAnsi="맑은 고딕" w:eastAsia="맑은 고딕"/>
+                <w:sz w:val="18"/>
+              </w:rPr>
+              <w:t xml:space="preserve">  이후: 이 점은 개선이 필요한 부분으로 보인다.</w:t>
+            </w:r>
+          </w:p>
+          <w:p>
+            <w:pPr>
+              <w:spacing w:after="20" w:line="312" w:lineRule="auto"/>
+            </w:pPr>
+            <w:r>
+              <w:rPr>
+                <w:rFonts w:ascii="맑은 고딕" w:hAnsi="맑은 고딕" w:eastAsia="맑은 고딕"/>
+                <w:sz w:val="18"/>
+              </w:rPr>
+            </w:r>
+          </w:p>
+          <w:p>
+            <w:pPr>
+              <w:spacing w:after="20" w:line="312" w:lineRule="auto"/>
+            </w:pPr>
+            <w:r>
+              <w:rPr>
+                <w:rFonts w:ascii="맑은 고딕" w:hAnsi="맑은 고딕" w:eastAsia="맑은 고딕"/>
+                <w:sz w:val="18"/>
+              </w:rPr>
+              <w:t>(③ 단정 걷어내기 요청 뒤)</w:t>
+            </w:r>
+          </w:p>
+          <w:p>
+            <w:pPr>
+              <w:spacing w:after="20" w:line="312" w:lineRule="auto"/>
+            </w:pPr>
+            <w:r>
+              <w:rPr>
+                <w:rFonts w:ascii="맑은 고딕" w:hAnsi="맑은 고딕" w:eastAsia="맑은 고딕"/>
+                <w:sz w:val="18"/>
+              </w:rPr>
+              <w:t>근거 없이 단정한 문장 3개를 찾아 고쳤습니다.</w:t>
+            </w:r>
+          </w:p>
+          <w:p>
+            <w:pPr>
+              <w:spacing w:after="20" w:line="312" w:lineRule="auto"/>
+            </w:pPr>
+            <w:r>
+              <w:rPr>
+                <w:rFonts w:ascii="맑은 고딕" w:hAnsi="맑은 고딕" w:eastAsia="맑은 고딕"/>
+                <w:sz w:val="18"/>
+              </w:rPr>
+              <w:t xml:space="preserve">  이전: 학생들이 분리배출 방법을 전혀 모르고 있다.</w:t>
+            </w:r>
+          </w:p>
+          <w:p>
+            <w:pPr>
+              <w:spacing w:after="20" w:line="312" w:lineRule="auto"/>
+            </w:pPr>
+            <w:r>
+              <w:rPr>
+                <w:rFonts w:ascii="맑은 고딕" w:hAnsi="맑은 고딕" w:eastAsia="맑은 고딕"/>
+                <w:sz w:val="18"/>
+              </w:rPr>
+              <w:t xml:space="preserve">  이후: 분리배출 방법을 정확히 알지 못하는 경우가 있는 것으로 보인다.</w:t>
+            </w:r>
+          </w:p>
+          <w:p>
+            <w:pPr>
+              <w:spacing w:after="20" w:line="312" w:lineRule="auto"/>
+            </w:pPr>
+            <w:r>
+              <w:rPr>
+                <w:rFonts w:ascii="맑은 고딕" w:hAnsi="맑은 고딕" w:eastAsia="맑은 고딕"/>
+                <w:sz w:val="18"/>
+              </w:rPr>
+              <w:t xml:space="preserve">  이전: 수거함을 놓으면 반드시 개선된다.</w:t>
+            </w:r>
+          </w:p>
+          <w:p>
+            <w:pPr>
+              <w:spacing w:after="20" w:line="312" w:lineRule="auto"/>
+            </w:pPr>
+            <w:r>
+              <w:rPr>
+                <w:rFonts w:ascii="맑은 고딕" w:hAnsi="맑은 고딕" w:eastAsia="맑은 고딕"/>
+                <w:sz w:val="18"/>
+              </w:rPr>
+              <w:t xml:space="preserve">  이후: 수거함을 놓으면 개선될 가능성이 있다.</w:t>
+            </w:r>
+          </w:p>
+          <w:p>
+            <w:pPr>
+              <w:spacing w:after="20" w:line="312" w:lineRule="auto"/>
+            </w:pPr>
+            <w:r>
+              <w:rPr>
+                <w:rFonts w:ascii="맑은 고딕" w:hAnsi="맑은 고딕" w:eastAsia="맑은 고딕"/>
+                <w:sz w:val="18"/>
+              </w:rPr>
+              <w:t xml:space="preserve">  이전: 이것이 가장 큰 원인이다.</w:t>
+            </w:r>
+          </w:p>
+          <w:p>
+            <w:pPr>
+              <w:spacing w:after="20" w:line="312" w:lineRule="auto"/>
+            </w:pPr>
+            <w:r>
+              <w:rPr>
+                <w:rFonts w:ascii="맑은 고딕" w:hAnsi="맑은 고딕" w:eastAsia="맑은 고딕"/>
+                <w:sz w:val="18"/>
+              </w:rPr>
+              <w:t xml:space="preserve">  이후: 이것이 원인 중 하나일 수 있다.</w:t>
+            </w:r>
+          </w:p>
+          <w:p>
+            <w:pPr>
+              <w:spacing w:after="20" w:line="312" w:lineRule="auto"/>
+            </w:pPr>
+            <w:r>
+              <w:rPr>
+                <w:rFonts w:ascii="맑은 고딕" w:hAnsi="맑은 고딕" w:eastAsia="맑은 고딕"/>
+                <w:sz w:val="18"/>
+              </w:rPr>
+            </w:r>
+          </w:p>
+          <w:p>
+            <w:pPr>
+              <w:spacing w:after="20" w:line="312" w:lineRule="auto"/>
+            </w:pPr>
+            <w:r>
+              <w:rPr>
+                <w:rFonts w:ascii="맑은 고딕" w:hAnsi="맑은 고딕" w:eastAsia="맑은 고딕"/>
+                <w:sz w:val="18"/>
+              </w:rPr>
+              <w:t>─────────────────────────────────</w:t>
+            </w:r>
+          </w:p>
+          <w:p>
+            <w:pPr>
+              <w:spacing w:after="20" w:line="312" w:lineRule="auto"/>
+            </w:pPr>
+            <w:r>
+              <w:rPr>
+                <w:rFonts w:ascii="맑은 고딕" w:hAnsi="맑은 고딕" w:eastAsia="맑은 고딕"/>
+                <w:sz w:val="18"/>
+              </w:rPr>
+              <w:t>※ 요청은 한 번에 하나씩. 세 개를 한꺼번에 보내면 무엇이 반영됐는지 못 봅니다.</w:t>
+            </w:r>
+          </w:p>
+          <w:p>
+            <w:pPr>
+              <w:spacing w:after="20" w:line="312" w:lineRule="auto"/>
+            </w:pPr>
+            <w:r>
+              <w:rPr>
+                <w:rFonts w:ascii="맑은 고딕" w:hAnsi="맑은 고딕" w:eastAsia="맑은 고딕"/>
+                <w:sz w:val="18"/>
+              </w:rPr>
+              <w:t>※ 매번 ‘무엇이 달라졌는지 보여 줘’를 붙이면 위처럼 대조해서 알려 줍니다.</w:t>
             </w:r>
           </w:p>
         </w:tc>
@@ -5462,7 +7137,7 @@
           <w:b w:val="0"/>
           <w:sz w:val="20"/>
         </w:rPr>
-        <w:t>☐  한 번에 하나씩 요청했다</w:t>
+        <w:t>☐  ①②③을 한 번에 하나씩 보냈다</w:t>
       </w:r>
     </w:p>
     <w:p>
@@ -5476,7 +7151,7 @@
           <w:b w:val="0"/>
           <w:sz w:val="20"/>
         </w:rPr>
-        <w:t>☐  보고서체로 통일했다</w:t>
+        <w:t>☐  각 요청 뒤에 무엇이 달라졌는지 확인했다</w:t>
       </w:r>
     </w:p>
     <w:p>
@@ -5490,7 +7165,7 @@
           <w:b w:val="0"/>
           <w:sz w:val="20"/>
         </w:rPr>
-        <w:t>☐  근거 없는 단정을 고쳤다</w:t>
+        <w:t>☐  달라진 점을 기록 칸에 적었다</w:t>
       </w:r>
     </w:p>
     <w:p>
@@ -5659,6 +7334,315 @@
                 <w:sz w:val="20"/>
               </w:rPr>
               <w:t>‘제안’ 항목만 다시 써 주세요. 실행 난이도가 다른 세 가지로 나눠 주세요. 다른 항목은 그대로.</w:t>
+            </w:r>
+          </w:p>
+        </w:tc>
+      </w:tr>
+    </w:tbl>
+    <w:p>
+      <w:pPr>
+        <w:spacing w:after="40"/>
+      </w:pPr>
+    </w:p>
+    <w:p>
+      <w:pPr>
+        <w:spacing w:before="0" w:after="40"/>
+      </w:pPr>
+      <w:r>
+        <w:rPr>
+          <w:rFonts w:ascii="맑은 고딕" w:hAnsi="맑은 고딕" w:eastAsia="맑은 고딕"/>
+          <w:b/>
+          <w:color w:val="5B6675"/>
+          <w:sz w:val="19"/>
+        </w:rPr>
+        <w:t>· 이런 답이 오면 정상입니다</w:t>
+      </w:r>
+    </w:p>
+    <w:tbl>
+      <w:tblPr>
+        <w:tblW w:type="auto" w:w="0"/>
+        <w:tblLayout w:type="fixed"/>
+        <w:tblLook w:firstColumn="1" w:firstRow="1" w:lastColumn="0" w:lastRow="0" w:noHBand="0" w:noVBand="1" w:val="04A0"/>
+      </w:tblPr>
+      <w:tblGrid>
+        <w:gridCol w:w="9638"/>
+      </w:tblGrid>
+      <w:tr>
+        <w:tc>
+          <w:tcPr>
+            <w:tcW w:type="dxa" w:w="9638"/>
+            <w:shd w:val="clear" w:color="auto" w:fill="FAFBFD"/>
+            <w:tcBorders>
+              <w:top w:val="single" w:sz="8" w:space="0" w:color="E2E6EC"/>
+              <w:left w:val="single" w:sz="8" w:space="0" w:color="E2E6EC"/>
+              <w:bottom w:val="single" w:sz="8" w:space="0" w:color="E2E6EC"/>
+              <w:right w:val="single" w:sz="8" w:space="0" w:color="E2E6EC"/>
+            </w:tcBorders>
+            <w:tcMar>
+              <w:top w:w="140" w:type="dxa"/>
+              <w:left w:w="140" w:type="dxa"/>
+              <w:bottom w:w="140" w:type="dxa"/>
+              <w:right w:w="140" w:type="dxa"/>
+            </w:tcMar>
+          </w:tcPr>
+          <w:p>
+            <w:pPr>
+              <w:spacing w:after="20" w:line="312" w:lineRule="auto"/>
+            </w:pPr>
+            <w:r/>
+            <w:r>
+              <w:rPr>
+                <w:rFonts w:ascii="맑은 고딕" w:hAnsi="맑은 고딕" w:eastAsia="맑은 고딕"/>
+                <w:sz w:val="18"/>
+              </w:rPr>
+              <w:t>(① 결과 표만 요청 뒤 · AI 답)</w:t>
+            </w:r>
+          </w:p>
+          <w:p>
+            <w:pPr>
+              <w:spacing w:after="20" w:line="312" w:lineRule="auto"/>
+            </w:pPr>
+            <w:r>
+              <w:rPr>
+                <w:rFonts w:ascii="맑은 고딕" w:hAnsi="맑은 고딕" w:eastAsia="맑은 고딕"/>
+                <w:sz w:val="18"/>
+              </w:rPr>
+              <w:t>‘결과’ 항목만 다시 만들었습니다. 다른 항목은 손대지 않았습니다.</w:t>
+            </w:r>
+          </w:p>
+          <w:p>
+            <w:pPr>
+              <w:spacing w:after="20" w:line="312" w:lineRule="auto"/>
+            </w:pPr>
+            <w:r>
+              <w:rPr>
+                <w:rFonts w:ascii="맑은 고딕" w:hAnsi="맑은 고딕" w:eastAsia="맑은 고딕"/>
+                <w:sz w:val="18"/>
+              </w:rPr>
+            </w:r>
+          </w:p>
+          <w:p>
+            <w:pPr>
+              <w:spacing w:after="20" w:line="312" w:lineRule="auto"/>
+            </w:pPr>
+            <w:r>
+              <w:rPr>
+                <w:rFonts w:ascii="맑은 고딕" w:hAnsi="맑은 고딕" w:eastAsia="맑은 고딕"/>
+                <w:sz w:val="18"/>
+              </w:rPr>
+              <w:t>| 구분 | 개수(개) | 비율(%) |</w:t>
+            </w:r>
+          </w:p>
+          <w:p>
+            <w:pPr>
+              <w:spacing w:after="20" w:line="312" w:lineRule="auto"/>
+            </w:pPr>
+            <w:r>
+              <w:rPr>
+                <w:rFonts w:ascii="맑은 고딕" w:hAnsi="맑은 고딕" w:eastAsia="맑은 고딕"/>
+                <w:sz w:val="18"/>
+              </w:rPr>
+              <w:t>|---|---|---|</w:t>
+            </w:r>
+          </w:p>
+          <w:p>
+            <w:pPr>
+              <w:spacing w:after="20" w:line="312" w:lineRule="auto"/>
+            </w:pPr>
+            <w:r>
+              <w:rPr>
+                <w:rFonts w:ascii="맑은 고딕" w:hAnsi="맑은 고딕" w:eastAsia="맑은 고딕"/>
+                <w:sz w:val="18"/>
+              </w:rPr>
+              <w:t>| 올바르게 분리된 것 | [   ] | [   ] |</w:t>
+            </w:r>
+          </w:p>
+          <w:p>
+            <w:pPr>
+              <w:spacing w:after="20" w:line="312" w:lineRule="auto"/>
+            </w:pPr>
+            <w:r>
+              <w:rPr>
+                <w:rFonts w:ascii="맑은 고딕" w:hAnsi="맑은 고딕" w:eastAsia="맑은 고딕"/>
+                <w:sz w:val="18"/>
+              </w:rPr>
+              <w:t>| 잘못 버려진 플라스틱 | [   ] | [   ] |</w:t>
+            </w:r>
+          </w:p>
+          <w:p>
+            <w:pPr>
+              <w:spacing w:after="20" w:line="312" w:lineRule="auto"/>
+            </w:pPr>
+            <w:r>
+              <w:rPr>
+                <w:rFonts w:ascii="맑은 고딕" w:hAnsi="맑은 고딕" w:eastAsia="맑은 고딕"/>
+                <w:sz w:val="18"/>
+              </w:rPr>
+              <w:t>| 잘못 버려진 종이 | [   ] | [   ] |</w:t>
+            </w:r>
+          </w:p>
+          <w:p>
+            <w:pPr>
+              <w:spacing w:after="20" w:line="312" w:lineRule="auto"/>
+            </w:pPr>
+            <w:r>
+              <w:rPr>
+                <w:rFonts w:ascii="맑은 고딕" w:hAnsi="맑은 고딕" w:eastAsia="맑은 고딕"/>
+                <w:sz w:val="18"/>
+              </w:rPr>
+              <w:t>| 합계 | [   ] | 100 |</w:t>
+            </w:r>
+          </w:p>
+          <w:p>
+            <w:pPr>
+              <w:spacing w:after="20" w:line="312" w:lineRule="auto"/>
+            </w:pPr>
+            <w:r>
+              <w:rPr>
+                <w:rFonts w:ascii="맑은 고딕" w:hAnsi="맑은 고딕" w:eastAsia="맑은 고딕"/>
+                <w:sz w:val="18"/>
+              </w:rPr>
+            </w:r>
+          </w:p>
+          <w:p>
+            <w:pPr>
+              <w:spacing w:after="20" w:line="312" w:lineRule="auto"/>
+            </w:pPr>
+            <w:r>
+              <w:rPr>
+                <w:rFonts w:ascii="맑은 고딕" w:hAnsi="맑은 고딕" w:eastAsia="맑은 고딕"/>
+                <w:sz w:val="18"/>
+              </w:rPr>
+              <w:t>※ 단위는 열 이름에 넣었고, 숫자는 비워 두었습니다. 합계 칸을 추가했습니다.</w:t>
+            </w:r>
+          </w:p>
+          <w:p>
+            <w:pPr>
+              <w:spacing w:after="20" w:line="312" w:lineRule="auto"/>
+            </w:pPr>
+            <w:r>
+              <w:rPr>
+                <w:rFonts w:ascii="맑은 고딕" w:hAnsi="맑은 고딕" w:eastAsia="맑은 고딕"/>
+                <w:sz w:val="18"/>
+              </w:rPr>
+            </w:r>
+          </w:p>
+          <w:p>
+            <w:pPr>
+              <w:spacing w:after="20" w:line="312" w:lineRule="auto"/>
+            </w:pPr>
+            <w:r>
+              <w:rPr>
+                <w:rFonts w:ascii="맑은 고딕" w:hAnsi="맑은 고딕" w:eastAsia="맑은 고딕"/>
+                <w:sz w:val="18"/>
+              </w:rPr>
+              <w:t>(② 제안만 요청 뒤 · AI 답)</w:t>
+            </w:r>
+          </w:p>
+          <w:p>
+            <w:pPr>
+              <w:spacing w:after="20" w:line="312" w:lineRule="auto"/>
+            </w:pPr>
+            <w:r>
+              <w:rPr>
+                <w:rFonts w:ascii="맑은 고딕" w:hAnsi="맑은 고딕" w:eastAsia="맑은 고딕"/>
+                <w:sz w:val="18"/>
+              </w:rPr>
+              <w:t>‘제안’ 항목만 실행 난이도에 따라 세 가지로 나누었습니다.</w:t>
+            </w:r>
+          </w:p>
+          <w:p>
+            <w:pPr>
+              <w:spacing w:after="20" w:line="312" w:lineRule="auto"/>
+            </w:pPr>
+            <w:r>
+              <w:rPr>
+                <w:rFonts w:ascii="맑은 고딕" w:hAnsi="맑은 고딕" w:eastAsia="맑은 고딕"/>
+                <w:sz w:val="18"/>
+              </w:rPr>
+            </w:r>
+          </w:p>
+          <w:p>
+            <w:pPr>
+              <w:spacing w:after="20" w:line="312" w:lineRule="auto"/>
+            </w:pPr>
+            <w:r>
+              <w:rPr>
+                <w:rFonts w:ascii="맑은 고딕" w:hAnsi="맑은 고딕" w:eastAsia="맑은 고딕"/>
+                <w:sz w:val="18"/>
+              </w:rPr>
+              <w:t>① 당장 할 수 있는 것 — 쓰레기통 옆에 분리배출 안내를 붙인다. (비용 없음)</w:t>
+            </w:r>
+          </w:p>
+          <w:p>
+            <w:pPr>
+              <w:spacing w:after="20" w:line="312" w:lineRule="auto"/>
+            </w:pPr>
+            <w:r>
+              <w:rPr>
+                <w:rFonts w:ascii="맑은 고딕" w:hAnsi="맑은 고딕" w:eastAsia="맑은 고딕"/>
+                <w:sz w:val="18"/>
+              </w:rPr>
+              <w:t>② 준비가 필요한 것 — 교실 뒤편에 플라스틱 전용 수거함을 놓는다. (담당 선생님 협의 필요)</w:t>
+            </w:r>
+          </w:p>
+          <w:p>
+            <w:pPr>
+              <w:spacing w:after="20" w:line="312" w:lineRule="auto"/>
+            </w:pPr>
+            <w:r>
+              <w:rPr>
+                <w:rFonts w:ascii="맑은 고딕" w:hAnsi="맑은 고딕" w:eastAsia="맑은 고딕"/>
+                <w:sz w:val="18"/>
+              </w:rPr>
+              <w:t>③ 오래 걸리는 것 — 학급 회의에서 당번을 정해 주 1회 확인한다. (반 전체 합의 필요)</w:t>
+            </w:r>
+          </w:p>
+          <w:p>
+            <w:pPr>
+              <w:spacing w:after="20" w:line="312" w:lineRule="auto"/>
+            </w:pPr>
+            <w:r>
+              <w:rPr>
+                <w:rFonts w:ascii="맑은 고딕" w:hAnsi="맑은 고딕" w:eastAsia="맑은 고딕"/>
+                <w:sz w:val="18"/>
+              </w:rPr>
+            </w:r>
+          </w:p>
+          <w:p>
+            <w:pPr>
+              <w:spacing w:after="20" w:line="312" w:lineRule="auto"/>
+            </w:pPr>
+            <w:r>
+              <w:rPr>
+                <w:rFonts w:ascii="맑은 고딕" w:hAnsi="맑은 고딕" w:eastAsia="맑은 고딕"/>
+                <w:sz w:val="18"/>
+              </w:rPr>
+              <w:t>─────────────────────────────────</w:t>
+            </w:r>
+          </w:p>
+          <w:p>
+            <w:pPr>
+              <w:spacing w:after="20" w:line="312" w:lineRule="auto"/>
+            </w:pPr>
+            <w:r>
+              <w:rPr>
+                <w:rFonts w:ascii="맑은 고딕" w:hAnsi="맑은 고딕" w:eastAsia="맑은 고딕"/>
+                <w:sz w:val="18"/>
+              </w:rPr>
+              <w:t>※ ‘~만 다시 써 줘. 다른 항목은 그대로.’ 를 꼭 붙이세요.</w:t>
+            </w:r>
+          </w:p>
+          <w:p>
+            <w:pPr>
+              <w:spacing w:after="20" w:line="312" w:lineRule="auto"/>
+            </w:pPr>
+            <w:r>
+              <w:rPr>
+                <w:rFonts w:ascii="맑은 고딕" w:hAnsi="맑은 고딕" w:eastAsia="맑은 고딕"/>
+                <w:sz w:val="18"/>
+              </w:rPr>
+              <w:t xml:space="preserve">   안 붙이면 보고서 전체를 다시 써서 앞에서 고친 것이 사라집니다.</w:t>
             </w:r>
           </w:p>
         </w:tc>
@@ -5987,7 +7971,7 @@
           <w:b w:val="0"/>
           <w:sz w:val="20"/>
         </w:rPr>
-        <w:t>☐  항목을 지정해 요청했다</w:t>
+        <w:t>☐  고칠 항목을 지정해서 요청했다 (‘다른 항목은 그대로’를 붙였다)</w:t>
       </w:r>
     </w:p>
     <w:p>
@@ -6001,7 +7985,7 @@
           <w:b w:val="0"/>
           <w:sz w:val="20"/>
         </w:rPr>
-        <w:t>☐  표에 단위와 합계 칸이 있다</w:t>
+        <w:t>☐  다시 받은 표에 단위와 합계 칸이 있는지 확인했다</w:t>
       </w:r>
     </w:p>
     <w:p>
@@ -6015,7 +7999,21 @@
           <w:b w:val="0"/>
           <w:sz w:val="20"/>
         </w:rPr>
-        <w:t>☐  제안이 세 가지로 나뉘었다</w:t>
+        <w:t>☐  제안이 실행 난이도별로 나뉘었는지 확인했다</w:t>
+      </w:r>
+    </w:p>
+    <w:p>
+      <w:pPr>
+        <w:spacing w:before="0" w:after="20"/>
+        <w:ind w:left="170"/>
+      </w:pPr>
+      <w:r>
+        <w:rPr>
+          <w:rFonts w:ascii="맑은 고딕" w:hAnsi="맑은 고딕" w:eastAsia="맑은 고딕"/>
+          <w:b w:val="0"/>
+          <w:sz w:val="20"/>
+        </w:rPr>
+        <w:t>☐  앞에서 고쳤던 내용이 사라지지 않았는지 확인했다</w:t>
       </w:r>
     </w:p>
     <w:p>
@@ -6208,6 +8206,293 @@
                 <w:sz w:val="20"/>
               </w:rPr>
               <w:t>내가 직접 조사한 값과 다른 자료에서 가져온 값을 보고서에서 어떻게 구분해 표기하면 좋을지 알려 줘.</w:t>
+            </w:r>
+          </w:p>
+        </w:tc>
+      </w:tr>
+    </w:tbl>
+    <w:p>
+      <w:pPr>
+        <w:spacing w:after="40"/>
+      </w:pPr>
+    </w:p>
+    <w:p>
+      <w:pPr>
+        <w:spacing w:before="0" w:after="40"/>
+      </w:pPr>
+      <w:r>
+        <w:rPr>
+          <w:rFonts w:ascii="맑은 고딕" w:hAnsi="맑은 고딕" w:eastAsia="맑은 고딕"/>
+          <w:b/>
+          <w:color w:val="5B6675"/>
+          <w:sz w:val="19"/>
+        </w:rPr>
+        <w:t>· 이런 답이 오면 정상입니다</w:t>
+      </w:r>
+    </w:p>
+    <w:tbl>
+      <w:tblPr>
+        <w:tblW w:type="auto" w:w="0"/>
+        <w:tblLayout w:type="fixed"/>
+        <w:tblLook w:firstColumn="1" w:firstRow="1" w:lastColumn="0" w:lastRow="0" w:noHBand="0" w:noVBand="1" w:val="04A0"/>
+      </w:tblPr>
+      <w:tblGrid>
+        <w:gridCol w:w="9638"/>
+      </w:tblGrid>
+      <w:tr>
+        <w:tc>
+          <w:tcPr>
+            <w:tcW w:type="dxa" w:w="9638"/>
+            <w:shd w:val="clear" w:color="auto" w:fill="FAFBFD"/>
+            <w:tcBorders>
+              <w:top w:val="single" w:sz="8" w:space="0" w:color="E2E6EC"/>
+              <w:left w:val="single" w:sz="8" w:space="0" w:color="E2E6EC"/>
+              <w:bottom w:val="single" w:sz="8" w:space="0" w:color="E2E6EC"/>
+              <w:right w:val="single" w:sz="8" w:space="0" w:color="E2E6EC"/>
+            </w:tcBorders>
+            <w:tcMar>
+              <w:top w:w="140" w:type="dxa"/>
+              <w:left w:w="140" w:type="dxa"/>
+              <w:bottom w:w="140" w:type="dxa"/>
+              <w:right w:w="140" w:type="dxa"/>
+            </w:tcMar>
+          </w:tcPr>
+          <w:p>
+            <w:pPr>
+              <w:spacing w:after="20" w:line="312" w:lineRule="auto"/>
+            </w:pPr>
+            <w:r/>
+            <w:r>
+              <w:rPr>
+                <w:rFonts w:ascii="맑은 고딕" w:hAnsi="맑은 고딕" w:eastAsia="맑은 고딕"/>
+                <w:sz w:val="18"/>
+              </w:rPr>
+              <w:t>(① 확인이 필요한 곳 · AI 답)</w:t>
+            </w:r>
+          </w:p>
+          <w:p>
+            <w:pPr>
+              <w:spacing w:after="20" w:line="312" w:lineRule="auto"/>
+            </w:pPr>
+            <w:r>
+              <w:rPr>
+                <w:rFonts w:ascii="맑은 고딕" w:hAnsi="맑은 고딕" w:eastAsia="맑은 고딕"/>
+                <w:sz w:val="18"/>
+              </w:rPr>
+              <w:t>| 내용 | 어디서 나온 것인지 | 확실한가 |</w:t>
+            </w:r>
+          </w:p>
+          <w:p>
+            <w:pPr>
+              <w:spacing w:after="20" w:line="312" w:lineRule="auto"/>
+            </w:pPr>
+            <w:r>
+              <w:rPr>
+                <w:rFonts w:ascii="맑은 고딕" w:hAnsi="맑은 고딕" w:eastAsia="맑은 고딕"/>
+                <w:sz w:val="18"/>
+              </w:rPr>
+              <w:t>|---|---|---|</w:t>
+            </w:r>
+          </w:p>
+          <w:p>
+            <w:pPr>
+              <w:spacing w:after="20" w:line="312" w:lineRule="auto"/>
+            </w:pPr>
+            <w:r>
+              <w:rPr>
+                <w:rFonts w:ascii="맑은 고딕" w:hAnsi="맑은 고딕" w:eastAsia="맑은 고딕"/>
+                <w:sz w:val="18"/>
+              </w:rPr>
+              <w:t>| 3일간 36개를 분류함 | 학생이 알려 준 값 | 확실 |</w:t>
+            </w:r>
+          </w:p>
+          <w:p>
+            <w:pPr>
+              <w:spacing w:after="20" w:line="312" w:lineRule="auto"/>
+            </w:pPr>
+            <w:r>
+              <w:rPr>
+                <w:rFonts w:ascii="맑은 고딕" w:hAnsi="맑은 고딕" w:eastAsia="맑은 고딕"/>
+                <w:sz w:val="18"/>
+              </w:rPr>
+              <w:t>| 잘못 버려진 것 중 음료수병이 많았다 | 학생이 알려 준 관찰 | 확실 |</w:t>
+            </w:r>
+          </w:p>
+          <w:p>
+            <w:pPr>
+              <w:spacing w:after="20" w:line="312" w:lineRule="auto"/>
+            </w:pPr>
+            <w:r>
+              <w:rPr>
+                <w:rFonts w:ascii="맑은 고딕" w:hAnsi="맑은 고딕" w:eastAsia="맑은 고딕"/>
+                <w:sz w:val="18"/>
+              </w:rPr>
+              <w:t>| 수거함이 없어서일 가능성 | 관찰에 근거한 추측 | 추측 |</w:t>
+            </w:r>
+          </w:p>
+          <w:p>
+            <w:pPr>
+              <w:spacing w:after="20" w:line="312" w:lineRule="auto"/>
+            </w:pPr>
+            <w:r>
+              <w:rPr>
+                <w:rFonts w:ascii="맑은 고딕" w:hAnsi="맑은 고딕" w:eastAsia="맑은 고딕"/>
+                <w:sz w:val="18"/>
+              </w:rPr>
+              <w:t>| 플라스틱 재활용률이 낮다는 일반적 사실 | ⚠ 제가 넣은 내용입니다 | 모름 |</w:t>
+            </w:r>
+          </w:p>
+          <w:p>
+            <w:pPr>
+              <w:spacing w:after="20" w:line="312" w:lineRule="auto"/>
+            </w:pPr>
+            <w:r>
+              <w:rPr>
+                <w:rFonts w:ascii="맑은 고딕" w:hAnsi="맑은 고딕" w:eastAsia="맑은 고딕"/>
+                <w:sz w:val="18"/>
+              </w:rPr>
+              <w:t>| 분리배출 표시 제도 관련 설명 | ⚠ 제가 넣은 내용입니다 | 모름 |</w:t>
+            </w:r>
+          </w:p>
+          <w:p>
+            <w:pPr>
+              <w:spacing w:after="20" w:line="312" w:lineRule="auto"/>
+            </w:pPr>
+            <w:r>
+              <w:rPr>
+                <w:rFonts w:ascii="맑은 고딕" w:hAnsi="맑은 고딕" w:eastAsia="맑은 고딕"/>
+                <w:sz w:val="18"/>
+              </w:rPr>
+            </w:r>
+          </w:p>
+          <w:p>
+            <w:pPr>
+              <w:spacing w:after="20" w:line="312" w:lineRule="auto"/>
+            </w:pPr>
+            <w:r>
+              <w:rPr>
+                <w:rFonts w:ascii="맑은 고딕" w:hAnsi="맑은 고딕" w:eastAsia="맑은 고딕"/>
+                <w:sz w:val="18"/>
+              </w:rPr>
+              <w:t>⚠ 표시한 두 줄은 학생이 알려 주지 않았는데 제가 넣은 내용입니다.</w:t>
+            </w:r>
+          </w:p>
+          <w:p>
+            <w:pPr>
+              <w:spacing w:after="20" w:line="312" w:lineRule="auto"/>
+            </w:pPr>
+            <w:r>
+              <w:rPr>
+                <w:rFonts w:ascii="맑은 고딕" w:hAnsi="맑은 고딕" w:eastAsia="맑은 고딕"/>
+                <w:sz w:val="18"/>
+              </w:rPr>
+              <w:t xml:space="preserve">   출처를 확인하실 수 없다면 삭제하시기를 권합니다.</w:t>
+            </w:r>
+          </w:p>
+          <w:p>
+            <w:pPr>
+              <w:spacing w:after="20" w:line="312" w:lineRule="auto"/>
+            </w:pPr>
+            <w:r>
+              <w:rPr>
+                <w:rFonts w:ascii="맑은 고딕" w:hAnsi="맑은 고딕" w:eastAsia="맑은 고딕"/>
+                <w:sz w:val="18"/>
+              </w:rPr>
+            </w:r>
+          </w:p>
+          <w:p>
+            <w:pPr>
+              <w:spacing w:after="20" w:line="312" w:lineRule="auto"/>
+            </w:pPr>
+            <w:r>
+              <w:rPr>
+                <w:rFonts w:ascii="맑은 고딕" w:hAnsi="맑은 고딕" w:eastAsia="맑은 고딕"/>
+                <w:sz w:val="18"/>
+              </w:rPr>
+              <w:t>(② 표기 방법 · AI 답)</w:t>
+            </w:r>
+          </w:p>
+          <w:p>
+            <w:pPr>
+              <w:spacing w:after="20" w:line="312" w:lineRule="auto"/>
+            </w:pPr>
+            <w:r>
+              <w:rPr>
+                <w:rFonts w:ascii="맑은 고딕" w:hAnsi="맑은 고딕" w:eastAsia="맑은 고딕"/>
+                <w:sz w:val="18"/>
+              </w:rPr>
+              <w:t>· 직접 조사한 값 → “본 조사에서 3일간 36개를 분류한 결과”처럼 앞에 ‘본 조사에서’를 붙입니다.</w:t>
+            </w:r>
+          </w:p>
+          <w:p>
+            <w:pPr>
+              <w:spacing w:after="20" w:line="312" w:lineRule="auto"/>
+            </w:pPr>
+            <w:r>
+              <w:rPr>
+                <w:rFonts w:ascii="맑은 고딕" w:hAnsi="맑은 고딕" w:eastAsia="맑은 고딕"/>
+                <w:sz w:val="18"/>
+              </w:rPr>
+              <w:t>· 가져온 값 → “환경부(2024)에 따르면 …”처럼 출처와 연도를 밝히고 참고 자료에 적습니다.</w:t>
+            </w:r>
+          </w:p>
+          <w:p>
+            <w:pPr>
+              <w:spacing w:after="20" w:line="312" w:lineRule="auto"/>
+            </w:pPr>
+            <w:r>
+              <w:rPr>
+                <w:rFonts w:ascii="맑은 고딕" w:hAnsi="맑은 고딕" w:eastAsia="맑은 고딕"/>
+                <w:sz w:val="18"/>
+              </w:rPr>
+              <w:t>· 확인 못 한 값 → 넣지 않습니다.</w:t>
+            </w:r>
+          </w:p>
+          <w:p>
+            <w:pPr>
+              <w:spacing w:after="20" w:line="312" w:lineRule="auto"/>
+            </w:pPr>
+            <w:r>
+              <w:rPr>
+                <w:rFonts w:ascii="맑은 고딕" w:hAnsi="맑은 고딕" w:eastAsia="맑은 고딕"/>
+                <w:sz w:val="18"/>
+              </w:rPr>
+            </w:r>
+          </w:p>
+          <w:p>
+            <w:pPr>
+              <w:spacing w:after="20" w:line="312" w:lineRule="auto"/>
+            </w:pPr>
+            <w:r>
+              <w:rPr>
+                <w:rFonts w:ascii="맑은 고딕" w:hAnsi="맑은 고딕" w:eastAsia="맑은 고딕"/>
+                <w:sz w:val="18"/>
+              </w:rPr>
+              <w:t>─────────────────────────────────</w:t>
+            </w:r>
+          </w:p>
+          <w:p>
+            <w:pPr>
+              <w:spacing w:after="20" w:line="312" w:lineRule="auto"/>
+            </w:pPr>
+            <w:r>
+              <w:rPr>
+                <w:rFonts w:ascii="맑은 고딕" w:hAnsi="맑은 고딕" w:eastAsia="맑은 고딕"/>
+                <w:sz w:val="18"/>
+              </w:rPr>
+              <w:t>※ 이 스텝이 이 모듈에서 가장 중요합니다.</w:t>
+            </w:r>
+          </w:p>
+          <w:p>
+            <w:pPr>
+              <w:spacing w:after="20" w:line="312" w:lineRule="auto"/>
+            </w:pPr>
+            <w:r>
+              <w:rPr>
+                <w:rFonts w:ascii="맑은 고딕" w:hAnsi="맑은 고딕" w:eastAsia="맑은 고딕"/>
+                <w:sz w:val="18"/>
+              </w:rPr>
+              <w:t xml:space="preserve">   ⚠ 표시가 하나도 없다면, 정말 없는지 표를 다시 훑어보세요.</w:t>
             </w:r>
           </w:p>
         </w:tc>
@@ -6476,7 +8761,7 @@
           <w:b w:val="0"/>
           <w:sz w:val="20"/>
         </w:rPr>
-        <w:t>☐  출처가 필요한 내용을 찾아냈다</w:t>
+        <w:t>☐  AI가 만든 확인표를 받아 읽었다</w:t>
       </w:r>
     </w:p>
     <w:p>
@@ -6490,7 +8775,7 @@
           <w:b w:val="0"/>
           <w:sz w:val="20"/>
         </w:rPr>
-        <w:t>☐  내가 조사한 값과 가져온 값을 구분했다</w:t>
+        <w:t>☐  AI가 스스로 넣었다고 표시한 내용이 있는지 찾아보았다</w:t>
       </w:r>
     </w:p>
     <w:p>
@@ -6504,7 +8789,21 @@
           <w:b w:val="0"/>
           <w:sz w:val="20"/>
         </w:rPr>
-        <w:t>☐  확인 못 한 내용은 뺐다</w:t>
+        <w:t>☐  내가 조사한 값과 가져온 값을 구분해 표기하기로 정했다</w:t>
+      </w:r>
+    </w:p>
+    <w:p>
+      <w:pPr>
+        <w:spacing w:before="0" w:after="20"/>
+        <w:ind w:left="170"/>
+      </w:pPr>
+      <w:r>
+        <w:rPr>
+          <w:rFonts w:ascii="맑은 고딕" w:hAnsi="맑은 고딕" w:eastAsia="맑은 고딕"/>
+          <w:b w:val="0"/>
+          <w:sz w:val="20"/>
+        </w:rPr>
+        <w:t>☐  확인 못 한 내용은 삭제하거나 ‘확인 필요’로 표시했다</w:t>
       </w:r>
     </w:p>
     <w:p>
@@ -6748,6 +9047,281 @@
                 <w:sz w:val="20"/>
               </w:rPr>
               <w:t>‘결과’ 항목에 사실이 아닌 내 생각이 섞여 있는 곳이 있으면 찾아 줘.</w:t>
+            </w:r>
+          </w:p>
+        </w:tc>
+      </w:tr>
+    </w:tbl>
+    <w:p>
+      <w:pPr>
+        <w:spacing w:after="40"/>
+      </w:pPr>
+    </w:p>
+    <w:p>
+      <w:pPr>
+        <w:spacing w:before="0" w:after="40"/>
+      </w:pPr>
+      <w:r>
+        <w:rPr>
+          <w:rFonts w:ascii="맑은 고딕" w:hAnsi="맑은 고딕" w:eastAsia="맑은 고딕"/>
+          <w:b/>
+          <w:color w:val="5B6675"/>
+          <w:sz w:val="19"/>
+        </w:rPr>
+        <w:t>· 이런 답이 오면 정상입니다</w:t>
+      </w:r>
+    </w:p>
+    <w:tbl>
+      <w:tblPr>
+        <w:tblW w:type="auto" w:w="0"/>
+        <w:tblLayout w:type="fixed"/>
+        <w:tblLook w:firstColumn="1" w:firstRow="1" w:lastColumn="0" w:lastRow="0" w:noHBand="0" w:noVBand="1" w:val="04A0"/>
+      </w:tblPr>
+      <w:tblGrid>
+        <w:gridCol w:w="9638"/>
+      </w:tblGrid>
+      <w:tr>
+        <w:tc>
+          <w:tcPr>
+            <w:tcW w:type="dxa" w:w="9638"/>
+            <w:shd w:val="clear" w:color="auto" w:fill="FAFBFD"/>
+            <w:tcBorders>
+              <w:top w:val="single" w:sz="8" w:space="0" w:color="E2E6EC"/>
+              <w:left w:val="single" w:sz="8" w:space="0" w:color="E2E6EC"/>
+              <w:bottom w:val="single" w:sz="8" w:space="0" w:color="E2E6EC"/>
+              <w:right w:val="single" w:sz="8" w:space="0" w:color="E2E6EC"/>
+            </w:tcBorders>
+            <w:tcMar>
+              <w:top w:w="140" w:type="dxa"/>
+              <w:left w:w="140" w:type="dxa"/>
+              <w:bottom w:w="140" w:type="dxa"/>
+              <w:right w:w="140" w:type="dxa"/>
+            </w:tcMar>
+          </w:tcPr>
+          <w:p>
+            <w:pPr>
+              <w:spacing w:after="20" w:line="312" w:lineRule="auto"/>
+            </w:pPr>
+            <w:r/>
+            <w:r>
+              <w:rPr>
+                <w:rFonts w:ascii="맑은 고딕" w:hAnsi="맑은 고딕" w:eastAsia="맑은 고딕"/>
+                <w:sz w:val="18"/>
+              </w:rPr>
+              <w:t>(① 반려 이유 · AI 답 — 담당 선생님 입장)</w:t>
+            </w:r>
+          </w:p>
+          <w:p>
+            <w:pPr>
+              <w:spacing w:after="20" w:line="312" w:lineRule="auto"/>
+            </w:pPr>
+            <w:r>
+              <w:rPr>
+                <w:rFonts w:ascii="맑은 고딕" w:hAnsi="맑은 고딕" w:eastAsia="맑은 고딕"/>
+                <w:sz w:val="18"/>
+              </w:rPr>
+              <w:t>1. 조사 기간과 횟수가 본문에 비어 있습니다. 며칠, 몇 번 했는지 알 수 없어</w:t>
+            </w:r>
+          </w:p>
+          <w:p>
+            <w:pPr>
+              <w:spacing w:after="20" w:line="312" w:lineRule="auto"/>
+            </w:pPr>
+            <w:r>
+              <w:rPr>
+                <w:rFonts w:ascii="맑은 고딕" w:hAnsi="맑은 고딕" w:eastAsia="맑은 고딕"/>
+                <w:sz w:val="18"/>
+              </w:rPr>
+              <w:t xml:space="preserve">   결과의 신뢰도를 판단할 수 없습니다.</w:t>
+            </w:r>
+          </w:p>
+          <w:p>
+            <w:pPr>
+              <w:spacing w:after="20" w:line="312" w:lineRule="auto"/>
+            </w:pPr>
+            <w:r>
+              <w:rPr>
+                <w:rFonts w:ascii="맑은 고딕" w:hAnsi="맑은 고딕" w:eastAsia="맑은 고딕"/>
+                <w:sz w:val="18"/>
+              </w:rPr>
+              <w:t>2. ‘결과’ 표의 숫자가 비어 있어 결론을 확인할 방법이 없습니다.</w:t>
+            </w:r>
+          </w:p>
+          <w:p>
+            <w:pPr>
+              <w:spacing w:after="20" w:line="312" w:lineRule="auto"/>
+            </w:pPr>
+            <w:r>
+              <w:rPr>
+                <w:rFonts w:ascii="맑은 고딕" w:hAnsi="맑은 고딕" w:eastAsia="맑은 고딕"/>
+                <w:sz w:val="18"/>
+              </w:rPr>
+              <w:t>3. ‘제안 ②’는 수거함 구입 비용과 담당자가 정해지지 않아 그대로 실행하기 어렵습니다.</w:t>
+            </w:r>
+          </w:p>
+          <w:p>
+            <w:pPr>
+              <w:spacing w:after="20" w:line="312" w:lineRule="auto"/>
+            </w:pPr>
+            <w:r>
+              <w:rPr>
+                <w:rFonts w:ascii="맑은 고딕" w:hAnsi="맑은 고딕" w:eastAsia="맑은 고딕"/>
+                <w:sz w:val="18"/>
+              </w:rPr>
+            </w:r>
+          </w:p>
+          <w:p>
+            <w:pPr>
+              <w:spacing w:after="20" w:line="312" w:lineRule="auto"/>
+            </w:pPr>
+            <w:r>
+              <w:rPr>
+                <w:rFonts w:ascii="맑은 고딕" w:hAnsi="맑은 고딕" w:eastAsia="맑은 고딕"/>
+                <w:sz w:val="18"/>
+              </w:rPr>
+              <w:t>(② 근거 없이 단정한 문장 · AI 답)</w:t>
+            </w:r>
+          </w:p>
+          <w:p>
+            <w:pPr>
+              <w:spacing w:after="20" w:line="312" w:lineRule="auto"/>
+            </w:pPr>
+            <w:r>
+              <w:rPr>
+                <w:rFonts w:ascii="맑은 고딕" w:hAnsi="맑은 고딕" w:eastAsia="맑은 고딕"/>
+                <w:sz w:val="18"/>
+              </w:rPr>
+              <w:t>· “분리배출 방법을 정확히 알지 못하는 경우가 있는 것으로 보인다”</w:t>
+            </w:r>
+          </w:p>
+          <w:p>
+            <w:pPr>
+              <w:spacing w:after="20" w:line="312" w:lineRule="auto"/>
+            </w:pPr>
+            <w:r>
+              <w:rPr>
+                <w:rFonts w:ascii="맑은 고딕" w:hAnsi="맑은 고딕" w:eastAsia="맑은 고딕"/>
+                <w:sz w:val="18"/>
+              </w:rPr>
+              <w:t xml:space="preserve">  → 설문 자료를 뺐기 때문에 ‘모른다’는 근거가 보고서 안에 없습니다.</w:t>
+            </w:r>
+          </w:p>
+          <w:p>
+            <w:pPr>
+              <w:spacing w:after="20" w:line="312" w:lineRule="auto"/>
+            </w:pPr>
+            <w:r>
+              <w:rPr>
+                <w:rFonts w:ascii="맑은 고딕" w:hAnsi="맑은 고딕" w:eastAsia="맑은 고딕"/>
+                <w:sz w:val="18"/>
+              </w:rPr>
+              <w:t xml:space="preserve">    ‘관찰만으로는 원인을 알 수 없었다’로 바꾸는 편이 정확합니다.</w:t>
+            </w:r>
+          </w:p>
+          <w:p>
+            <w:pPr>
+              <w:spacing w:after="20" w:line="312" w:lineRule="auto"/>
+            </w:pPr>
+            <w:r>
+              <w:rPr>
+                <w:rFonts w:ascii="맑은 고딕" w:hAnsi="맑은 고딕" w:eastAsia="맑은 고딕"/>
+                <w:sz w:val="18"/>
+              </w:rPr>
+            </w:r>
+          </w:p>
+          <w:p>
+            <w:pPr>
+              <w:spacing w:after="20" w:line="312" w:lineRule="auto"/>
+            </w:pPr>
+            <w:r>
+              <w:rPr>
+                <w:rFonts w:ascii="맑은 고딕" w:hAnsi="맑은 고딕" w:eastAsia="맑은 고딕"/>
+                <w:sz w:val="18"/>
+              </w:rPr>
+              <w:t>(③ 결과와 해석이 섞인 곳 · AI 답)</w:t>
+            </w:r>
+          </w:p>
+          <w:p>
+            <w:pPr>
+              <w:spacing w:after="20" w:line="312" w:lineRule="auto"/>
+            </w:pPr>
+            <w:r>
+              <w:rPr>
+                <w:rFonts w:ascii="맑은 고딕" w:hAnsi="맑은 고딕" w:eastAsia="맑은 고딕"/>
+                <w:sz w:val="18"/>
+              </w:rPr>
+              <w:t>· ‘결과’ 항목의 “음료수병이 특히 많아 보였다” — ‘많아 보였다’는 판단입니다.</w:t>
+            </w:r>
+          </w:p>
+          <w:p>
+            <w:pPr>
+              <w:spacing w:after="20" w:line="312" w:lineRule="auto"/>
+            </w:pPr>
+            <w:r>
+              <w:rPr>
+                <w:rFonts w:ascii="맑은 고딕" w:hAnsi="맑은 고딕" w:eastAsia="맑은 고딕"/>
+                <w:sz w:val="18"/>
+              </w:rPr>
+              <w:t xml:space="preserve">  결과에는 “음료수병 O개”처럼 센 값만 남기고, 판단은 해석으로 옮기세요.</w:t>
+            </w:r>
+          </w:p>
+          <w:p>
+            <w:pPr>
+              <w:spacing w:after="20" w:line="312" w:lineRule="auto"/>
+            </w:pPr>
+            <w:r>
+              <w:rPr>
+                <w:rFonts w:ascii="맑은 고딕" w:hAnsi="맑은 고딕" w:eastAsia="맑은 고딕"/>
+                <w:sz w:val="18"/>
+              </w:rPr>
+            </w:r>
+          </w:p>
+          <w:p>
+            <w:pPr>
+              <w:spacing w:after="20" w:line="312" w:lineRule="auto"/>
+            </w:pPr>
+            <w:r>
+              <w:rPr>
+                <w:rFonts w:ascii="맑은 고딕" w:hAnsi="맑은 고딕" w:eastAsia="맑은 고딕"/>
+                <w:sz w:val="18"/>
+              </w:rPr>
+              <w:t>─────────────────────────────────</w:t>
+            </w:r>
+          </w:p>
+          <w:p>
+            <w:pPr>
+              <w:spacing w:after="20" w:line="312" w:lineRule="auto"/>
+            </w:pPr>
+            <w:r>
+              <w:rPr>
+                <w:rFonts w:ascii="맑은 고딕" w:hAnsi="맑은 고딕" w:eastAsia="맑은 고딕"/>
+                <w:sz w:val="18"/>
+              </w:rPr>
+              <w:t>※ 반려 이유가 2개만 오거나 4개가 와도 괜찮습니다. 개수가 목적이 아닙니다.</w:t>
+            </w:r>
+          </w:p>
+          <w:p>
+            <w:pPr>
+              <w:spacing w:after="20" w:line="312" w:lineRule="auto"/>
+            </w:pPr>
+            <w:r>
+              <w:rPr>
+                <w:rFonts w:ascii="맑은 고딕" w:hAnsi="맑은 고딕" w:eastAsia="맑은 고딕"/>
+                <w:sz w:val="18"/>
+              </w:rPr>
+              <w:t>※ 칭찬이 섞여 오면 “칭찬은 빼고 반려 이유만”이라고 다시 요청하세요.</w:t>
+            </w:r>
+          </w:p>
+          <w:p>
+            <w:pPr>
+              <w:spacing w:after="20" w:line="312" w:lineRule="auto"/>
+            </w:pPr>
+            <w:r>
+              <w:rPr>
+                <w:rFonts w:ascii="맑은 고딕" w:hAnsi="맑은 고딕" w:eastAsia="맑은 고딕"/>
+                <w:sz w:val="18"/>
+              </w:rPr>
+              <w:t>※ 지적을 전부 고칠 필요는 없습니다. 대신 왜 안 고쳤는지 말할 수 있어야 합니다.</w:t>
             </w:r>
           </w:p>
         </w:tc>
@@ -6985,7 +9559,7 @@
           <w:b w:val="0"/>
           <w:sz w:val="20"/>
         </w:rPr>
-        <w:t>☐  반려 이유 3가지를 받았다</w:t>
+        <w:t>☐  읽는 사람 입장에서 지적을 받아 보았다</w:t>
       </w:r>
     </w:p>
     <w:p>
@@ -6999,7 +9573,7 @@
           <w:b w:val="0"/>
           <w:sz w:val="20"/>
         </w:rPr>
-        <w:t>☐  단정한 문장을 확인했다</w:t>
+        <w:t>☐  지적 내용을 기록 칸에 적었다</w:t>
       </w:r>
     </w:p>
     <w:p>
@@ -7013,7 +9587,7 @@
           <w:b w:val="0"/>
           <w:sz w:val="20"/>
         </w:rPr>
-        <w:t>☐  결과와 해석이 섞인 곳을 정리했다</w:t>
+        <w:t>☐  고칠 것과 고치지 않을 것을 스스로 정했다</w:t>
       </w:r>
     </w:p>
     <w:p>
@@ -7027,7 +9601,7 @@
           <w:b w:val="0"/>
           <w:sz w:val="20"/>
         </w:rPr>
-        <w:t>☐  최소 1가지를 반영했다</w:t>
+        <w:t>☐  고치지 않기로 한 것은 그 이유를 적었다</w:t>
       </w:r>
     </w:p>
     <w:p>
@@ -7108,6 +9682,315 @@
                 <w:sz w:val="20"/>
               </w:rPr>
               <w:t>※ 이 스텝에서는 AI를 쓰지 않습니다. 내 머리와 내 손으로 합니다.</w:t>
+            </w:r>
+          </w:p>
+        </w:tc>
+      </w:tr>
+    </w:tbl>
+    <w:p>
+      <w:pPr>
+        <w:spacing w:after="40"/>
+      </w:pPr>
+    </w:p>
+    <w:p>
+      <w:pPr>
+        <w:spacing w:before="0" w:after="40"/>
+      </w:pPr>
+      <w:r>
+        <w:rPr>
+          <w:rFonts w:ascii="맑은 고딕" w:hAnsi="맑은 고딕" w:eastAsia="맑은 고딕"/>
+          <w:b/>
+          <w:color w:val="5B6675"/>
+          <w:sz w:val="19"/>
+        </w:rPr>
+        <w:t>· 이런 답이 오면 정상입니다</w:t>
+      </w:r>
+    </w:p>
+    <w:tbl>
+      <w:tblPr>
+        <w:tblW w:type="auto" w:w="0"/>
+        <w:tblLayout w:type="fixed"/>
+        <w:tblLook w:firstColumn="1" w:firstRow="1" w:lastColumn="0" w:lastRow="0" w:noHBand="0" w:noVBand="1" w:val="04A0"/>
+      </w:tblPr>
+      <w:tblGrid>
+        <w:gridCol w:w="9638"/>
+      </w:tblGrid>
+      <w:tr>
+        <w:tc>
+          <w:tcPr>
+            <w:tcW w:type="dxa" w:w="9638"/>
+            <w:shd w:val="clear" w:color="auto" w:fill="FAFBFD"/>
+            <w:tcBorders>
+              <w:top w:val="single" w:sz="8" w:space="0" w:color="E2E6EC"/>
+              <w:left w:val="single" w:sz="8" w:space="0" w:color="E2E6EC"/>
+              <w:bottom w:val="single" w:sz="8" w:space="0" w:color="E2E6EC"/>
+              <w:right w:val="single" w:sz="8" w:space="0" w:color="E2E6EC"/>
+            </w:tcBorders>
+            <w:tcMar>
+              <w:top w:w="140" w:type="dxa"/>
+              <w:left w:w="140" w:type="dxa"/>
+              <w:bottom w:w="140" w:type="dxa"/>
+              <w:right w:w="140" w:type="dxa"/>
+            </w:tcMar>
+          </w:tcPr>
+          <w:p>
+            <w:pPr>
+              <w:spacing w:after="20" w:line="312" w:lineRule="auto"/>
+            </w:pPr>
+            <w:r/>
+            <w:r>
+              <w:rPr>
+                <w:rFonts w:ascii="맑은 고딕" w:hAnsi="맑은 고딕" w:eastAsia="맑은 고딕"/>
+                <w:sz w:val="18"/>
+              </w:rPr>
+              <w:t>(이 스텝은 AI를 쓰지 않습니다. 아래는 다 채운 뒤의 모습입니다.)</w:t>
+            </w:r>
+          </w:p>
+          <w:p>
+            <w:pPr>
+              <w:spacing w:after="20" w:line="312" w:lineRule="auto"/>
+            </w:pPr>
+            <w:r>
+              <w:rPr>
+                <w:rFonts w:ascii="맑은 고딕" w:hAnsi="맑은 고딕" w:eastAsia="맑은 고딕"/>
+                <w:sz w:val="18"/>
+              </w:rPr>
+            </w:r>
+          </w:p>
+          <w:p>
+            <w:pPr>
+              <w:spacing w:after="20" w:line="312" w:lineRule="auto"/>
+            </w:pPr>
+            <w:r>
+              <w:rPr>
+                <w:rFonts w:ascii="맑은 고딕" w:hAnsi="맑은 고딕" w:eastAsia="맑은 고딕"/>
+                <w:sz w:val="18"/>
+              </w:rPr>
+              <w:t>2. 방법</w:t>
+            </w:r>
+          </w:p>
+          <w:p>
+            <w:pPr>
+              <w:spacing w:after="20" w:line="312" w:lineRule="auto"/>
+            </w:pPr>
+            <w:r>
+              <w:rPr>
+                <w:rFonts w:ascii="맑은 고딕" w:hAnsi="맑은 고딕" w:eastAsia="맑은 고딕"/>
+                <w:sz w:val="18"/>
+              </w:rPr>
+              <w:t xml:space="preserve">  2025년 6월 3일부터 5일까지 3일간, 교실 뒤편 쓰레기통 1개소를 대상으로</w:t>
+            </w:r>
+          </w:p>
+          <w:p>
+            <w:pPr>
+              <w:spacing w:after="20" w:line="312" w:lineRule="auto"/>
+            </w:pPr>
+            <w:r>
+              <w:rPr>
+                <w:rFonts w:ascii="맑은 고딕" w:hAnsi="맑은 고딕" w:eastAsia="맑은 고딕"/>
+                <w:sz w:val="18"/>
+              </w:rPr>
+              <w:t xml:space="preserve">  하루 1회(6교시 후) 내용물을 사진으로 기록하고 종류별로 분류하였다.</w:t>
+            </w:r>
+          </w:p>
+          <w:p>
+            <w:pPr>
+              <w:spacing w:after="20" w:line="312" w:lineRule="auto"/>
+            </w:pPr>
+            <w:r>
+              <w:rPr>
+                <w:rFonts w:ascii="맑은 고딕" w:hAnsi="맑은 고딕" w:eastAsia="맑은 고딕"/>
+                <w:sz w:val="18"/>
+              </w:rPr>
+            </w:r>
+          </w:p>
+          <w:p>
+            <w:pPr>
+              <w:spacing w:after="20" w:line="312" w:lineRule="auto"/>
+            </w:pPr>
+            <w:r>
+              <w:rPr>
+                <w:rFonts w:ascii="맑은 고딕" w:hAnsi="맑은 고딕" w:eastAsia="맑은 고딕"/>
+                <w:sz w:val="18"/>
+              </w:rPr>
+              <w:t>3. 결과</w:t>
+            </w:r>
+          </w:p>
+          <w:p>
+            <w:pPr>
+              <w:spacing w:after="20" w:line="312" w:lineRule="auto"/>
+            </w:pPr>
+            <w:r>
+              <w:rPr>
+                <w:rFonts w:ascii="맑은 고딕" w:hAnsi="맑은 고딕" w:eastAsia="맑은 고딕"/>
+                <w:sz w:val="18"/>
+              </w:rPr>
+              <w:t>| 구분 | 개수(개) | 비율(%) |</w:t>
+            </w:r>
+          </w:p>
+          <w:p>
+            <w:pPr>
+              <w:spacing w:after="20" w:line="312" w:lineRule="auto"/>
+            </w:pPr>
+            <w:r>
+              <w:rPr>
+                <w:rFonts w:ascii="맑은 고딕" w:hAnsi="맑은 고딕" w:eastAsia="맑은 고딕"/>
+                <w:sz w:val="18"/>
+              </w:rPr>
+              <w:t>|---|---|---|</w:t>
+            </w:r>
+          </w:p>
+          <w:p>
+            <w:pPr>
+              <w:spacing w:after="20" w:line="312" w:lineRule="auto"/>
+            </w:pPr>
+            <w:r>
+              <w:rPr>
+                <w:rFonts w:ascii="맑은 고딕" w:hAnsi="맑은 고딕" w:eastAsia="맑은 고딕"/>
+                <w:sz w:val="18"/>
+              </w:rPr>
+              <w:t>| 올바르게 분리된 것 | 19 | 52.8 |</w:t>
+            </w:r>
+          </w:p>
+          <w:p>
+            <w:pPr>
+              <w:spacing w:after="20" w:line="312" w:lineRule="auto"/>
+            </w:pPr>
+            <w:r>
+              <w:rPr>
+                <w:rFonts w:ascii="맑은 고딕" w:hAnsi="맑은 고딕" w:eastAsia="맑은 고딕"/>
+                <w:sz w:val="18"/>
+              </w:rPr>
+              <w:t>| 잘못 버려진 플라스틱 | 17 | 47.2 |</w:t>
+            </w:r>
+          </w:p>
+          <w:p>
+            <w:pPr>
+              <w:spacing w:after="20" w:line="312" w:lineRule="auto"/>
+            </w:pPr>
+            <w:r>
+              <w:rPr>
+                <w:rFonts w:ascii="맑은 고딕" w:hAnsi="맑은 고딕" w:eastAsia="맑은 고딕"/>
+                <w:sz w:val="18"/>
+              </w:rPr>
+              <w:t>| 합계 | 36 | 100 |</w:t>
+            </w:r>
+          </w:p>
+          <w:p>
+            <w:pPr>
+              <w:spacing w:after="20" w:line="312" w:lineRule="auto"/>
+            </w:pPr>
+            <w:r>
+              <w:rPr>
+                <w:rFonts w:ascii="맑은 고딕" w:hAnsi="맑은 고딕" w:eastAsia="맑은 고딕"/>
+                <w:sz w:val="18"/>
+              </w:rPr>
+            </w:r>
+          </w:p>
+          <w:p>
+            <w:pPr>
+              <w:spacing w:after="20" w:line="312" w:lineRule="auto"/>
+            </w:pPr>
+            <w:r>
+              <w:rPr>
+                <w:rFonts w:ascii="맑은 고딕" w:hAnsi="맑은 고딕" w:eastAsia="맑은 고딕"/>
+                <w:sz w:val="18"/>
+              </w:rPr>
+              <w:t>5. 한계</w:t>
+            </w:r>
+          </w:p>
+          <w:p>
+            <w:pPr>
+              <w:spacing w:after="20" w:line="312" w:lineRule="auto"/>
+            </w:pPr>
+            <w:r>
+              <w:rPr>
+                <w:rFonts w:ascii="맑은 고딕" w:hAnsi="맑은 고딕" w:eastAsia="맑은 고딕"/>
+                <w:sz w:val="18"/>
+              </w:rPr>
+              <w:t xml:space="preserve">  하루 1회만 관찰하여 그 사이에 배출된 것은 확인하지 못하였다.</w:t>
+            </w:r>
+          </w:p>
+          <w:p>
+            <w:pPr>
+              <w:spacing w:after="20" w:line="312" w:lineRule="auto"/>
+            </w:pPr>
+            <w:r>
+              <w:rPr>
+                <w:rFonts w:ascii="맑은 고딕" w:hAnsi="맑은 고딕" w:eastAsia="맑은 고딕"/>
+                <w:sz w:val="18"/>
+              </w:rPr>
+              <w:t xml:space="preserve">  또한 교실 한 곳만 보았으므로 학년 전체로 보기는 어렵다.</w:t>
+            </w:r>
+          </w:p>
+          <w:p>
+            <w:pPr>
+              <w:spacing w:after="20" w:line="312" w:lineRule="auto"/>
+            </w:pPr>
+            <w:r>
+              <w:rPr>
+                <w:rFonts w:ascii="맑은 고딕" w:hAnsi="맑은 고딕" w:eastAsia="맑은 고딕"/>
+                <w:sz w:val="18"/>
+              </w:rPr>
+            </w:r>
+          </w:p>
+          <w:p>
+            <w:pPr>
+              <w:spacing w:after="20" w:line="312" w:lineRule="auto"/>
+            </w:pPr>
+            <w:r>
+              <w:rPr>
+                <w:rFonts w:ascii="맑은 고딕" w:hAnsi="맑은 고딕" w:eastAsia="맑은 고딕"/>
+                <w:sz w:val="18"/>
+              </w:rPr>
+              <w:t>작성: ○○공업고등학교 2학년 3반 홍길동</w:t>
+            </w:r>
+          </w:p>
+          <w:p>
+            <w:pPr>
+              <w:spacing w:after="20" w:line="312" w:lineRule="auto"/>
+            </w:pPr>
+            <w:r>
+              <w:rPr>
+                <w:rFonts w:ascii="맑은 고딕" w:hAnsi="맑은 고딕" w:eastAsia="맑은 고딕"/>
+                <w:sz w:val="18"/>
+              </w:rPr>
+            </w:r>
+          </w:p>
+          <w:p>
+            <w:pPr>
+              <w:spacing w:after="20" w:line="312" w:lineRule="auto"/>
+            </w:pPr>
+            <w:r>
+              <w:rPr>
+                <w:rFonts w:ascii="맑은 고딕" w:hAnsi="맑은 고딕" w:eastAsia="맑은 고딕"/>
+                <w:sz w:val="18"/>
+              </w:rPr>
+              <w:t>─────────────────────────────────</w:t>
+            </w:r>
+          </w:p>
+          <w:p>
+            <w:pPr>
+              <w:spacing w:after="20" w:line="312" w:lineRule="auto"/>
+            </w:pPr>
+            <w:r>
+              <w:rPr>
+                <w:rFonts w:ascii="맑은 고딕" w:hAnsi="맑은 고딕" w:eastAsia="맑은 고딕"/>
+                <w:sz w:val="18"/>
+              </w:rPr>
+              <w:t>※ 다 채운 뒤 [내가 채울 것] 이라는 글자가 한 군데도 남아 있지 않아야 합니다.</w:t>
+            </w:r>
+          </w:p>
+          <w:p>
+            <w:pPr>
+              <w:spacing w:after="20" w:line="312" w:lineRule="auto"/>
+            </w:pPr>
+            <w:r>
+              <w:rPr>
+                <w:rFonts w:ascii="맑은 고딕" w:hAnsi="맑은 고딕" w:eastAsia="맑은 고딕"/>
+                <w:sz w:val="18"/>
+              </w:rPr>
+              <w:t>※ 여기 들어가는 숫자는 AI가 아니라 내가 센 값입니다. 이것이 이 보고서의 전부입니다.</w:t>
             </w:r>
           </w:p>
         </w:tc>
@@ -7345,7 +10228,7 @@
           <w:b w:val="0"/>
           <w:sz w:val="20"/>
         </w:rPr>
-        <w:t>☐  [내가 채울 것] 자리를 모두 채웠다</w:t>
+        <w:t>☐  [내가 채울 것] 자리를 모두 채웠다 (검색해서 한 개도 안 남은 것을 확인했다)</w:t>
       </w:r>
     </w:p>
     <w:p>
@@ -7359,7 +10242,7 @@
           <w:b w:val="0"/>
           <w:sz w:val="20"/>
         </w:rPr>
-        <w:t>☐  내가 찍은 사진이나 실제 값을 넣었다</w:t>
+        <w:t>☐  표의 숫자를 내가 센 값으로 채웠다</w:t>
       </w:r>
     </w:p>
     <w:p>
@@ -7373,7 +10256,7 @@
           <w:b w:val="0"/>
           <w:sz w:val="20"/>
         </w:rPr>
-        <w:t>☐  한계를 내 말로 썼다</w:t>
+        <w:t>☐  한계를 내 말로 다시 썼다</w:t>
       </w:r>
     </w:p>
     <w:p>
@@ -7387,7 +10270,7 @@
           <w:b w:val="0"/>
           <w:sz w:val="20"/>
         </w:rPr>
-        <w:t>☐  [학교명]·[이름]을 채웠다</w:t>
+        <w:t>☐  [학교명]·[이름] 같은 빈칸을 채웠다</w:t>
       </w:r>
     </w:p>
     <w:p>
@@ -7401,7 +10284,7 @@
           <w:b w:val="0"/>
           <w:sz w:val="20"/>
         </w:rPr>
-        <w:t>☐  처음부터 끝까지 한 번 읽었다</w:t>
+        <w:t>☐  처음부터 끝까지 한 번 소리 내어 읽었다</w:t>
       </w:r>
     </w:p>
     <w:p>
@@ -7443,6 +10326,270 @@
         </w:rPr>
         <w:t>AI를 썼다는 사실은 숨기는 게 아니라 밝히는 것입니다. 이 수업의 약속이고, 평가의 근거가 됩니다.</w:t>
       </w:r>
+    </w:p>
+    <w:p>
+      <w:pPr>
+        <w:spacing w:before="0" w:after="40"/>
+      </w:pPr>
+      <w:r>
+        <w:rPr>
+          <w:rFonts w:ascii="맑은 고딕" w:hAnsi="맑은 고딕" w:eastAsia="맑은 고딕"/>
+          <w:b/>
+          <w:color w:val="5B6675"/>
+          <w:sz w:val="19"/>
+        </w:rPr>
+        <w:t>· 이런 답이 오면 정상입니다</w:t>
+      </w:r>
+    </w:p>
+    <w:tbl>
+      <w:tblPr>
+        <w:tblW w:type="auto" w:w="0"/>
+        <w:tblLayout w:type="fixed"/>
+        <w:tblLook w:firstColumn="1" w:firstRow="1" w:lastColumn="0" w:lastRow="0" w:noHBand="0" w:noVBand="1" w:val="04A0"/>
+      </w:tblPr>
+      <w:tblGrid>
+        <w:gridCol w:w="9638"/>
+      </w:tblGrid>
+      <w:tr>
+        <w:tc>
+          <w:tcPr>
+            <w:tcW w:type="dxa" w:w="9638"/>
+            <w:shd w:val="clear" w:color="auto" w:fill="FAFBFD"/>
+            <w:tcBorders>
+              <w:top w:val="single" w:sz="8" w:space="0" w:color="E2E6EC"/>
+              <w:left w:val="single" w:sz="8" w:space="0" w:color="E2E6EC"/>
+              <w:bottom w:val="single" w:sz="8" w:space="0" w:color="E2E6EC"/>
+              <w:right w:val="single" w:sz="8" w:space="0" w:color="E2E6EC"/>
+            </w:tcBorders>
+            <w:tcMar>
+              <w:top w:w="140" w:type="dxa"/>
+              <w:left w:w="140" w:type="dxa"/>
+              <w:bottom w:w="140" w:type="dxa"/>
+              <w:right w:w="140" w:type="dxa"/>
+            </w:tcMar>
+          </w:tcPr>
+          <w:p>
+            <w:pPr>
+              <w:spacing w:after="20" w:line="312" w:lineRule="auto"/>
+            </w:pPr>
+            <w:r/>
+            <w:r>
+              <w:rPr>
+                <w:rFonts w:ascii="맑은 고딕" w:hAnsi="맑은 고딕" w:eastAsia="맑은 고딕"/>
+                <w:sz w:val="18"/>
+              </w:rPr>
+              <w:t>(예시 — 잘 쓴 기록표)</w:t>
+            </w:r>
+          </w:p>
+          <w:p>
+            <w:pPr>
+              <w:spacing w:after="20" w:line="312" w:lineRule="auto"/>
+            </w:pPr>
+            <w:r>
+              <w:rPr>
+                <w:rFonts w:ascii="맑은 고딕" w:hAnsi="맑은 고딕" w:eastAsia="맑은 고딕"/>
+                <w:sz w:val="18"/>
+              </w:rPr>
+              <w:t>· 사용한 AI: 제미나이(무료)</w:t>
+            </w:r>
+          </w:p>
+          <w:p>
+            <w:pPr>
+              <w:spacing w:after="20" w:line="312" w:lineRule="auto"/>
+            </w:pPr>
+            <w:r>
+              <w:rPr>
+                <w:rFonts w:ascii="맑은 고딕" w:hAnsi="맑은 고딕" w:eastAsia="맑은 고딕"/>
+                <w:sz w:val="18"/>
+              </w:rPr>
+              <w:t>· 주고받은 횟수: 약 14회</w:t>
+            </w:r>
+          </w:p>
+          <w:p>
+            <w:pPr>
+              <w:spacing w:after="20" w:line="312" w:lineRule="auto"/>
+            </w:pPr>
+            <w:r>
+              <w:rPr>
+                <w:rFonts w:ascii="맑은 고딕" w:hAnsi="맑은 고딕" w:eastAsia="맑은 고딕"/>
+                <w:sz w:val="18"/>
+              </w:rPr>
+              <w:t>· AI가 가장 도움이 된 부분: 보고서 뼈대를 잡아 준 것. 특히 결과와 해석을 나눠 준 것</w:t>
+            </w:r>
+          </w:p>
+          <w:p>
+            <w:pPr>
+              <w:spacing w:after="20" w:line="312" w:lineRule="auto"/>
+            </w:pPr>
+            <w:r>
+              <w:rPr>
+                <w:rFonts w:ascii="맑은 고딕" w:hAnsi="맑은 고딕" w:eastAsia="맑은 고딕"/>
+                <w:sz w:val="18"/>
+              </w:rPr>
+              <w:t>· AI 결과 중 내가 고친 부분: 결과 표의 숫자를 전부 내가 센 값으로 채웠다.</w:t>
+            </w:r>
+          </w:p>
+          <w:p>
+            <w:pPr>
+              <w:spacing w:after="20" w:line="312" w:lineRule="auto"/>
+            </w:pPr>
+            <w:r>
+              <w:rPr>
+                <w:rFonts w:ascii="맑은 고딕" w:hAnsi="맑은 고딕" w:eastAsia="맑은 고딕"/>
+                <w:sz w:val="18"/>
+              </w:rPr>
+              <w:t xml:space="preserve">  AI가 넣은 ‘플라스틱 재활용률’ 문장 2개는 출처를 확인할 수 없어 삭제했다.</w:t>
+            </w:r>
+          </w:p>
+          <w:p>
+            <w:pPr>
+              <w:spacing w:after="20" w:line="312" w:lineRule="auto"/>
+            </w:pPr>
+            <w:r>
+              <w:rPr>
+                <w:rFonts w:ascii="맑은 고딕" w:hAnsi="맑은 고딕" w:eastAsia="맑은 고딕"/>
+                <w:sz w:val="18"/>
+              </w:rPr>
+              <w:t>· 사실 확인한 내용과 방법: 재활용률 수치를 환경부 누리집에서 찾아봤으나</w:t>
+            </w:r>
+          </w:p>
+          <w:p>
+            <w:pPr>
+              <w:spacing w:after="20" w:line="312" w:lineRule="auto"/>
+            </w:pPr>
+            <w:r>
+              <w:rPr>
+                <w:rFonts w:ascii="맑은 고딕" w:hAnsi="맑은 고딕" w:eastAsia="맑은 고딕"/>
+                <w:sz w:val="18"/>
+              </w:rPr>
+              <w:t xml:space="preserve">  전국 수치라 우리 반과 관련이 없어 빼기로 했다.</w:t>
+            </w:r>
+          </w:p>
+          <w:p>
+            <w:pPr>
+              <w:spacing w:after="20" w:line="312" w:lineRule="auto"/>
+            </w:pPr>
+            <w:r>
+              <w:rPr>
+                <w:rFonts w:ascii="맑은 고딕" w:hAnsi="맑은 고딕" w:eastAsia="맑은 고딕"/>
+                <w:sz w:val="18"/>
+              </w:rPr>
+              <w:t>· AI에게 맡기지 않고 내가 한 일: 3일간 쓰레기통을 직접 세고 사진을 찍은 것,</w:t>
+            </w:r>
+          </w:p>
+          <w:p>
+            <w:pPr>
+              <w:spacing w:after="20" w:line="312" w:lineRule="auto"/>
+            </w:pPr>
+            <w:r>
+              <w:rPr>
+                <w:rFonts w:ascii="맑은 고딕" w:hAnsi="맑은 고딕" w:eastAsia="맑은 고딕"/>
+                <w:sz w:val="18"/>
+              </w:rPr>
+              <w:t xml:space="preserve">  개수를 센 것, 한계를 내 말로 쓴 것</w:t>
+            </w:r>
+          </w:p>
+          <w:p>
+            <w:pPr>
+              <w:spacing w:after="20" w:line="312" w:lineRule="auto"/>
+            </w:pPr>
+            <w:r>
+              <w:rPr>
+                <w:rFonts w:ascii="맑은 고딕" w:hAnsi="맑은 고딕" w:eastAsia="맑은 고딕"/>
+                <w:sz w:val="18"/>
+              </w:rPr>
+            </w:r>
+          </w:p>
+          <w:p>
+            <w:pPr>
+              <w:spacing w:after="20" w:line="312" w:lineRule="auto"/>
+            </w:pPr>
+            <w:r>
+              <w:rPr>
+                <w:rFonts w:ascii="맑은 고딕" w:hAnsi="맑은 고딕" w:eastAsia="맑은 고딕"/>
+                <w:sz w:val="18"/>
+              </w:rPr>
+              <w:t>─────────────────────────────────</w:t>
+            </w:r>
+          </w:p>
+          <w:p>
+            <w:pPr>
+              <w:spacing w:after="20" w:line="312" w:lineRule="auto"/>
+            </w:pPr>
+            <w:r>
+              <w:rPr>
+                <w:rFonts w:ascii="맑은 고딕" w:hAnsi="맑은 고딕" w:eastAsia="맑은 고딕"/>
+                <w:sz w:val="18"/>
+              </w:rPr>
+              <w:t>(이렇게 쓰면 다시 써야 합니다)</w:t>
+            </w:r>
+          </w:p>
+          <w:p>
+            <w:pPr>
+              <w:spacing w:after="20" w:line="312" w:lineRule="auto"/>
+            </w:pPr>
+            <w:r>
+              <w:rPr>
+                <w:rFonts w:ascii="맑은 고딕" w:hAnsi="맑은 고딕" w:eastAsia="맑은 고딕"/>
+                <w:sz w:val="18"/>
+              </w:rPr>
+              <w:t>· AI가 다 했다 / 조금 도움받았다 / 거의 안 썼다</w:t>
+            </w:r>
+          </w:p>
+          <w:p>
+            <w:pPr>
+              <w:spacing w:after="20" w:line="312" w:lineRule="auto"/>
+            </w:pPr>
+            <w:r>
+              <w:rPr>
+                <w:rFonts w:ascii="맑은 고딕" w:hAnsi="맑은 고딕" w:eastAsia="맑은 고딕"/>
+                <w:sz w:val="18"/>
+              </w:rPr>
+              <w:t xml:space="preserve">  → 무엇을 맡기고 무엇을 내가 했는지가 없습니다.</w:t>
+            </w:r>
+          </w:p>
+          <w:p>
+            <w:pPr>
+              <w:spacing w:after="20" w:line="312" w:lineRule="auto"/>
+            </w:pPr>
+            <w:r>
+              <w:rPr>
+                <w:rFonts w:ascii="맑은 고딕" w:hAnsi="맑은 고딕" w:eastAsia="맑은 고딕"/>
+                <w:sz w:val="18"/>
+              </w:rPr>
+            </w:r>
+          </w:p>
+          <w:p>
+            <w:pPr>
+              <w:spacing w:after="20" w:line="312" w:lineRule="auto"/>
+            </w:pPr>
+            <w:r>
+              <w:rPr>
+                <w:rFonts w:ascii="맑은 고딕" w:hAnsi="맑은 고딕" w:eastAsia="맑은 고딕"/>
+                <w:sz w:val="18"/>
+              </w:rPr>
+              <w:t>※ AI를 정말 안 쓴 스텝이 있다면 그것도 그대로 적으세요.</w:t>
+            </w:r>
+          </w:p>
+          <w:p>
+            <w:pPr>
+              <w:spacing w:after="20" w:line="312" w:lineRule="auto"/>
+            </w:pPr>
+            <w:r>
+              <w:rPr>
+                <w:rFonts w:ascii="맑은 고딕" w:hAnsi="맑은 고딕" w:eastAsia="맑은 고딕"/>
+                <w:sz w:val="18"/>
+              </w:rPr>
+              <w:t xml:space="preserve">   “결과 표와 한계는 AI 없이 내가 썼다”는 것도 훌륭한 기록입니다.</w:t>
+            </w:r>
+          </w:p>
+        </w:tc>
+      </w:tr>
+    </w:tbl>
+    <w:p>
+      <w:pPr>
+        <w:spacing w:after="40"/>
+      </w:pPr>
     </w:p>
     <w:p>
       <w:pPr>
@@ -7611,7 +10758,7 @@
           <w:b w:val="0"/>
           <w:sz w:val="20"/>
         </w:rPr>
-        <w:t>☐  사용한 AI 이름을 적었다</w:t>
+        <w:t>☐  여섯 줄을 모두 채웠다</w:t>
       </w:r>
     </w:p>
     <w:p>
@@ -7625,7 +10772,7 @@
           <w:b w:val="0"/>
           <w:sz w:val="20"/>
         </w:rPr>
-        <w:t>☐  내가 고친 부분을 적었다</w:t>
+        <w:t>☐  ‘내가 고친 부분’에 무엇을 어떻게 고쳤는지 구체적으로 적었다</w:t>
       </w:r>
     </w:p>
     <w:p>
@@ -7639,7 +10786,7 @@
           <w:b w:val="0"/>
           <w:sz w:val="20"/>
         </w:rPr>
-        <w:t>☐  확인한 사실과 방법을 적었다</w:t>
+        <w:t>☐  ‘내가 한 일’에 AI가 대신할 수 없는 것을 적었다</w:t>
       </w:r>
     </w:p>
     <w:p>
@@ -7795,6 +10942,293 @@
                 <w:sz w:val="20"/>
               </w:rPr>
               <w:t>4. 한 곳만 고친다면 어디인가?</w:t>
+            </w:r>
+          </w:p>
+        </w:tc>
+      </w:tr>
+    </w:tbl>
+    <w:p>
+      <w:pPr>
+        <w:spacing w:after="40"/>
+      </w:pPr>
+    </w:p>
+    <w:p>
+      <w:pPr>
+        <w:spacing w:before="0" w:after="40"/>
+      </w:pPr>
+      <w:r>
+        <w:rPr>
+          <w:rFonts w:ascii="맑은 고딕" w:hAnsi="맑은 고딕" w:eastAsia="맑은 고딕"/>
+          <w:b/>
+          <w:color w:val="5B6675"/>
+          <w:sz w:val="19"/>
+        </w:rPr>
+        <w:t>· 이런 답이 오면 정상입니다</w:t>
+      </w:r>
+    </w:p>
+    <w:tbl>
+      <w:tblPr>
+        <w:tblW w:type="auto" w:w="0"/>
+        <w:tblLayout w:type="fixed"/>
+        <w:tblLook w:firstColumn="1" w:firstRow="1" w:lastColumn="0" w:lastRow="0" w:noHBand="0" w:noVBand="1" w:val="04A0"/>
+      </w:tblPr>
+      <w:tblGrid>
+        <w:gridCol w:w="9638"/>
+      </w:tblGrid>
+      <w:tr>
+        <w:tc>
+          <w:tcPr>
+            <w:tcW w:type="dxa" w:w="9638"/>
+            <w:shd w:val="clear" w:color="auto" w:fill="FAFBFD"/>
+            <w:tcBorders>
+              <w:top w:val="single" w:sz="8" w:space="0" w:color="E2E6EC"/>
+              <w:left w:val="single" w:sz="8" w:space="0" w:color="E2E6EC"/>
+              <w:bottom w:val="single" w:sz="8" w:space="0" w:color="E2E6EC"/>
+              <w:right w:val="single" w:sz="8" w:space="0" w:color="E2E6EC"/>
+            </w:tcBorders>
+            <w:tcMar>
+              <w:top w:w="140" w:type="dxa"/>
+              <w:left w:w="140" w:type="dxa"/>
+              <w:bottom w:w="140" w:type="dxa"/>
+              <w:right w:w="140" w:type="dxa"/>
+            </w:tcMar>
+          </w:tcPr>
+          <w:p>
+            <w:pPr>
+              <w:spacing w:after="20" w:line="312" w:lineRule="auto"/>
+            </w:pPr>
+            <w:r/>
+            <w:r>
+              <w:rPr>
+                <w:rFonts w:ascii="맑은 고딕" w:hAnsi="맑은 고딕" w:eastAsia="맑은 고딕"/>
+                <w:sz w:val="18"/>
+              </w:rPr>
+              <w:t>(짝의 보고서를 이 기준으로 읽습니다 — AI를 쓰지 않습니다)</w:t>
+            </w:r>
+          </w:p>
+          <w:p>
+            <w:pPr>
+              <w:spacing w:after="20" w:line="312" w:lineRule="auto"/>
+            </w:pPr>
+            <w:r>
+              <w:rPr>
+                <w:rFonts w:ascii="맑은 고딕" w:hAnsi="맑은 고딕" w:eastAsia="맑은 고딕"/>
+                <w:sz w:val="18"/>
+              </w:rPr>
+            </w:r>
+          </w:p>
+          <w:p>
+            <w:pPr>
+              <w:spacing w:after="20" w:line="312" w:lineRule="auto"/>
+            </w:pPr>
+            <w:r>
+              <w:rPr>
+                <w:rFonts w:ascii="맑은 고딕" w:hAnsi="맑은 고딕" w:eastAsia="맑은 고딕"/>
+                <w:sz w:val="18"/>
+              </w:rPr>
+              <w:t>1. 무엇을 알아보려 했는지 한 문장으로 말할 수 있는가?</w:t>
+            </w:r>
+          </w:p>
+          <w:p>
+            <w:pPr>
+              <w:spacing w:after="20" w:line="312" w:lineRule="auto"/>
+            </w:pPr>
+            <w:r>
+              <w:rPr>
+                <w:rFonts w:ascii="맑은 고딕" w:hAnsi="맑은 고딕" w:eastAsia="맑은 고딕"/>
+                <w:sz w:val="18"/>
+              </w:rPr>
+              <w:t xml:space="preserve">   → 말할 수 없다면 ‘목적’이 흐린 것입니다.</w:t>
+            </w:r>
+          </w:p>
+          <w:p>
+            <w:pPr>
+              <w:spacing w:after="20" w:line="312" w:lineRule="auto"/>
+            </w:pPr>
+            <w:r>
+              <w:rPr>
+                <w:rFonts w:ascii="맑은 고딕" w:hAnsi="맑은 고딕" w:eastAsia="맑은 고딕"/>
+                <w:sz w:val="18"/>
+              </w:rPr>
+              <w:t>2. 결과(사실)와 해석(생각)이 구분되어 있는가?</w:t>
+            </w:r>
+          </w:p>
+          <w:p>
+            <w:pPr>
+              <w:spacing w:after="20" w:line="312" w:lineRule="auto"/>
+            </w:pPr>
+            <w:r>
+              <w:rPr>
+                <w:rFonts w:ascii="맑은 고딕" w:hAnsi="맑은 고딕" w:eastAsia="맑은 고딕"/>
+                <w:sz w:val="18"/>
+              </w:rPr>
+              <w:t xml:space="preserve">   → ‘결과’ 항목에 ‘~같았다 / ~해 보였다’가 있으면 섞인 것입니다.</w:t>
+            </w:r>
+          </w:p>
+          <w:p>
+            <w:pPr>
+              <w:spacing w:after="20" w:line="312" w:lineRule="auto"/>
+            </w:pPr>
+            <w:r>
+              <w:rPr>
+                <w:rFonts w:ascii="맑은 고딕" w:hAnsi="맑은 고딕" w:eastAsia="맑은 고딕"/>
+                <w:sz w:val="18"/>
+              </w:rPr>
+              <w:t>3. 숫자에 출처가 있는가? 직접 센 것인지 알 수 있는가?</w:t>
+            </w:r>
+          </w:p>
+          <w:p>
+            <w:pPr>
+              <w:spacing w:after="20" w:line="312" w:lineRule="auto"/>
+            </w:pPr>
+            <w:r>
+              <w:rPr>
+                <w:rFonts w:ascii="맑은 고딕" w:hAnsi="맑은 고딕" w:eastAsia="맑은 고딕"/>
+                <w:sz w:val="18"/>
+              </w:rPr>
+              <w:t xml:space="preserve">   → ‘본 조사에서’가 붙어 있는지 봅니다.</w:t>
+            </w:r>
+          </w:p>
+          <w:p>
+            <w:pPr>
+              <w:spacing w:after="20" w:line="312" w:lineRule="auto"/>
+            </w:pPr>
+            <w:r>
+              <w:rPr>
+                <w:rFonts w:ascii="맑은 고딕" w:hAnsi="맑은 고딕" w:eastAsia="맑은 고딕"/>
+                <w:sz w:val="18"/>
+              </w:rPr>
+              <w:t>4. 한 곳만 고친다면 어디인가?</w:t>
+            </w:r>
+          </w:p>
+          <w:p>
+            <w:pPr>
+              <w:spacing w:after="20" w:line="312" w:lineRule="auto"/>
+            </w:pPr>
+            <w:r>
+              <w:rPr>
+                <w:rFonts w:ascii="맑은 고딕" w:hAnsi="맑은 고딕" w:eastAsia="맑은 고딕"/>
+                <w:sz w:val="18"/>
+              </w:rPr>
+            </w:r>
+          </w:p>
+          <w:p>
+            <w:pPr>
+              <w:spacing w:after="20" w:line="312" w:lineRule="auto"/>
+            </w:pPr>
+            <w:r>
+              <w:rPr>
+                <w:rFonts w:ascii="맑은 고딕" w:hAnsi="맑은 고딕" w:eastAsia="맑은 고딕"/>
+                <w:sz w:val="18"/>
+              </w:rPr>
+              <w:t>(판정 예)</w:t>
+            </w:r>
+          </w:p>
+          <w:p>
+            <w:pPr>
+              <w:spacing w:after="20" w:line="312" w:lineRule="auto"/>
+            </w:pPr>
+            <w:r>
+              <w:rPr>
+                <w:rFonts w:ascii="맑은 고딕" w:hAnsi="맑은 고딕" w:eastAsia="맑은 고딕"/>
+                <w:sz w:val="18"/>
+              </w:rPr>
+              <w:t>1) 목적: 말할 수 있음 — “교내 자전거 보관대가 부족한지 확인”</w:t>
+            </w:r>
+          </w:p>
+          <w:p>
+            <w:pPr>
+              <w:spacing w:after="20" w:line="312" w:lineRule="auto"/>
+            </w:pPr>
+            <w:r>
+              <w:rPr>
+                <w:rFonts w:ascii="맑은 고딕" w:hAnsi="맑은 고딕" w:eastAsia="맑은 고딕"/>
+                <w:sz w:val="18"/>
+              </w:rPr>
+              <w:t>2) 결과와 해석: 섞여 있음 — 결과에 “아침마다 꽉 차 보였다”가 들어가 있음</w:t>
+            </w:r>
+          </w:p>
+          <w:p>
+            <w:pPr>
+              <w:spacing w:after="20" w:line="312" w:lineRule="auto"/>
+            </w:pPr>
+            <w:r>
+              <w:rPr>
+                <w:rFonts w:ascii="맑은 고딕" w:hAnsi="맑은 고딕" w:eastAsia="맑은 고딕"/>
+                <w:sz w:val="18"/>
+              </w:rPr>
+              <w:t>3) 숫자의 출처: 있음 — “본 조사에서 3일간 세었다”라고 적혀 있음</w:t>
+            </w:r>
+          </w:p>
+          <w:p>
+            <w:pPr>
+              <w:spacing w:after="20" w:line="312" w:lineRule="auto"/>
+            </w:pPr>
+            <w:r>
+              <w:rPr>
+                <w:rFonts w:ascii="맑은 고딕" w:hAnsi="맑은 고딕" w:eastAsia="맑은 고딕"/>
+                <w:sz w:val="18"/>
+              </w:rPr>
+              <w:t>4) 고칠 곳: ‘결과’의 “꽉 차 보였다”를 해석으로 옮기기</w:t>
+            </w:r>
+          </w:p>
+          <w:p>
+            <w:pPr>
+              <w:spacing w:after="20" w:line="312" w:lineRule="auto"/>
+            </w:pPr>
+            <w:r>
+              <w:rPr>
+                <w:rFonts w:ascii="맑은 고딕" w:hAnsi="맑은 고딕" w:eastAsia="맑은 고딕"/>
+                <w:sz w:val="18"/>
+              </w:rPr>
+            </w:r>
+          </w:p>
+          <w:p>
+            <w:pPr>
+              <w:spacing w:after="20" w:line="312" w:lineRule="auto"/>
+            </w:pPr>
+            <w:r>
+              <w:rPr>
+                <w:rFonts w:ascii="맑은 고딕" w:hAnsi="맑은 고딕" w:eastAsia="맑은 고딕"/>
+                <w:sz w:val="18"/>
+              </w:rPr>
+              <w:t>─────────────────────────────────</w:t>
+            </w:r>
+          </w:p>
+          <w:p>
+            <w:pPr>
+              <w:spacing w:after="20" w:line="312" w:lineRule="auto"/>
+            </w:pPr>
+            <w:r>
+              <w:rPr>
+                <w:rFonts w:ascii="맑은 고딕" w:hAnsi="맑은 고딕" w:eastAsia="맑은 고딕"/>
+                <w:sz w:val="18"/>
+              </w:rPr>
+              <w:t>※ 짝이 없으면 혼자 해도 됩니다.</w:t>
+            </w:r>
+          </w:p>
+          <w:p>
+            <w:pPr>
+              <w:spacing w:after="20" w:line="312" w:lineRule="auto"/>
+            </w:pPr>
+            <w:r>
+              <w:rPr>
+                <w:rFonts w:ascii="맑은 고딕" w:hAnsi="맑은 고딕" w:eastAsia="맑은 고딕"/>
+                <w:sz w:val="18"/>
+              </w:rPr>
+              <w:t xml:space="preserve">   내 보고서를 소리 내어 읽으면서 같은 네 가지를 스스로 물어보세요.</w:t>
+            </w:r>
+          </w:p>
+          <w:p>
+            <w:pPr>
+              <w:spacing w:after="20" w:line="312" w:lineRule="auto"/>
+            </w:pPr>
+            <w:r>
+              <w:rPr>
+                <w:rFonts w:ascii="맑은 고딕" w:hAnsi="맑은 고딕" w:eastAsia="맑은 고딕"/>
+                <w:sz w:val="18"/>
+              </w:rPr>
+              <w:t xml:space="preserve">   특히 2번은 소리 내어 읽으면 바로 걸립니다.</w:t>
             </w:r>
           </w:p>
         </w:tc>
@@ -7987,7 +11421,7 @@
           <w:b w:val="0"/>
           <w:sz w:val="20"/>
         </w:rPr>
-        <w:t>☐  짝과 서로 보고서를 바꿔 읽었다</w:t>
+        <w:t>☐  네 가지 기준으로 보고서를 읽어 보았다 (짝과 바꿔 읽거나, 혼자면 소리 내어 읽었다)</w:t>
       </w:r>
     </w:p>
     <w:p>
@@ -8001,7 +11435,7 @@
           <w:b w:val="0"/>
           <w:sz w:val="20"/>
         </w:rPr>
-        <w:t>☐  네 가지 기준으로 판정했다</w:t>
+        <w:t>☐  결과와 해석이 섞인 곳을 찾아보았다</w:t>
       </w:r>
     </w:p>
     <w:p>
@@ -8015,7 +11449,7 @@
           <w:b w:val="0"/>
           <w:sz w:val="20"/>
         </w:rPr>
-        <w:t>☐  결과와 해석이 섞인 곳을 찾아 알려 주었다</w:t>
+        <w:t>☐  내 보고서에 반영할 점을 적었다</w:t>
       </w:r>
     </w:p>
     <w:p>

--- a/워드/A7_학생용_워크북.docx
+++ b/워드/A7_학생용_워크북.docx
@@ -2208,6 +2208,81 @@
         <w:t>▷ 기록 — AI가 만든 ‘이 보고서가 답할 질문’을 붙여넣으세요</w:t>
       </w:r>
     </w:p>
+    <w:p>
+      <w:pPr>
+        <w:spacing w:before="0" w:after="0"/>
+        <w:ind w:left="170"/>
+      </w:pPr>
+      <w:r>
+        <w:rPr>
+          <w:rFonts w:ascii="맑은 고딕" w:hAnsi="맑은 고딕" w:eastAsia="맑은 고딕"/>
+          <w:b w:val="0"/>
+          <w:color w:val="9AA4B2"/>
+          <w:sz w:val="18"/>
+        </w:rPr>
+        <w:t>이 보고서가 답해야 할 질문은</w:t>
+      </w:r>
+    </w:p>
+    <w:p>
+      <w:pPr>
+        <w:spacing w:before="0" w:after="0"/>
+        <w:ind w:left="170"/>
+      </w:pPr>
+      <w:r>
+        <w:rPr>
+          <w:rFonts w:ascii="맑은 고딕" w:hAnsi="맑은 고딕" w:eastAsia="맑은 고딕"/>
+          <w:b w:val="0"/>
+          <w:color w:val="9AA4B2"/>
+          <w:sz w:val="18"/>
+        </w:rPr>
+        <w:t xml:space="preserve">→ </w:t>
+      </w:r>
+    </w:p>
+    <w:p>
+      <w:pPr>
+        <w:spacing w:before="0" w:after="0"/>
+        <w:ind w:left="170"/>
+      </w:pPr>
+      <w:r>
+        <w:rPr>
+          <w:rFonts w:ascii="맑은 고딕" w:hAnsi="맑은 고딕" w:eastAsia="맑은 고딕"/>
+          <w:b w:val="0"/>
+          <w:color w:val="9AA4B2"/>
+          <w:sz w:val="18"/>
+        </w:rPr>
+        <w:t xml:space="preserve"> </w:t>
+      </w:r>
+    </w:p>
+    <w:p>
+      <w:pPr>
+        <w:spacing w:before="0" w:after="0"/>
+        <w:ind w:left="170"/>
+      </w:pPr>
+      <w:r>
+        <w:rPr>
+          <w:rFonts w:ascii="맑은 고딕" w:hAnsi="맑은 고딕" w:eastAsia="맑은 고딕"/>
+          <w:b w:val="0"/>
+          <w:color w:val="9AA4B2"/>
+          <w:sz w:val="18"/>
+        </w:rPr>
+        <w:t>AI가 되물어 온 것 :</w:t>
+      </w:r>
+    </w:p>
+    <w:p>
+      <w:pPr>
+        <w:spacing w:before="0" w:after="0"/>
+        <w:ind w:left="170"/>
+      </w:pPr>
+      <w:r>
+        <w:rPr>
+          <w:rFonts w:ascii="맑은 고딕" w:hAnsi="맑은 고딕" w:eastAsia="맑은 고딕"/>
+          <w:b w:val="0"/>
+          <w:color w:val="9AA4B2"/>
+          <w:sz w:val="18"/>
+        </w:rPr>
+        <w:t>→ 내 답 :</w:t>
+      </w:r>
+    </w:p>
     <w:tbl>
       <w:tblPr>
         <w:tblW w:type="auto" w:w="0"/>
@@ -2219,7 +2294,7 @@
       </w:tblGrid>
       <w:tr>
         <w:trPr>
-          <w:trHeight w:hRule="atLeast" w:val="2041"/>
+          <w:trHeight w:hRule="atLeast" w:val="1049"/>
         </w:trPr>
         <w:tc>
           <w:tcPr>
@@ -2896,6 +2971,36 @@
         <w:t>5.</w:t>
       </w:r>
     </w:p>
+    <w:p>
+      <w:pPr>
+        <w:spacing w:before="0" w:after="0"/>
+        <w:ind w:left="170"/>
+      </w:pPr>
+      <w:r>
+        <w:rPr>
+          <w:rFonts w:ascii="맑은 고딕" w:hAnsi="맑은 고딕" w:eastAsia="맑은 고딕"/>
+          <w:b w:val="0"/>
+          <w:color w:val="9AA4B2"/>
+          <w:sz w:val="18"/>
+        </w:rPr>
+        <w:t xml:space="preserve"> </w:t>
+      </w:r>
+    </w:p>
+    <w:p>
+      <w:pPr>
+        <w:spacing w:before="0" w:after="0"/>
+        <w:ind w:left="170"/>
+      </w:pPr>
+      <w:r>
+        <w:rPr>
+          <w:rFonts w:ascii="맑은 고딕" w:hAnsi="맑은 고딕" w:eastAsia="맑은 고딕"/>
+          <w:b w:val="0"/>
+          <w:color w:val="9AA4B2"/>
+          <w:sz w:val="18"/>
+        </w:rPr>
+        <w:t>→ 이 중에서 내가 바로 답하기 어려운 것 :</w:t>
+      </w:r>
+    </w:p>
     <w:tbl>
       <w:tblPr>
         <w:tblW w:type="auto" w:w="0"/>
@@ -2907,7 +3012,7 @@
       </w:tblGrid>
       <w:tr>
         <w:trPr>
-          <w:trHeight w:hRule="atLeast" w:val="1049"/>
+          <w:trHeight w:hRule="atLeast" w:val="680"/>
         </w:trPr>
         <w:tc>
           <w:tcPr>
@@ -3600,7 +3705,7 @@
           <w:color w:val="9AA4B2"/>
           <w:sz w:val="18"/>
         </w:rPr>
-        <w:t>1) …</w:t>
+        <w:t>1)</w:t>
       </w:r>
     </w:p>
     <w:p>
@@ -3615,7 +3720,97 @@
           <w:color w:val="9AA4B2"/>
           <w:sz w:val="18"/>
         </w:rPr>
-        <w:t>2) …</w:t>
+        <w:t>2)</w:t>
+      </w:r>
+    </w:p>
+    <w:p>
+      <w:pPr>
+        <w:spacing w:before="0" w:after="0"/>
+        <w:ind w:left="170"/>
+      </w:pPr>
+      <w:r>
+        <w:rPr>
+          <w:rFonts w:ascii="맑은 고딕" w:hAnsi="맑은 고딕" w:eastAsia="맑은 고딕"/>
+          <w:b w:val="0"/>
+          <w:color w:val="9AA4B2"/>
+          <w:sz w:val="18"/>
+        </w:rPr>
+        <w:t>3)</w:t>
+      </w:r>
+    </w:p>
+    <w:p>
+      <w:pPr>
+        <w:spacing w:before="0" w:after="0"/>
+        <w:ind w:left="170"/>
+      </w:pPr>
+      <w:r>
+        <w:rPr>
+          <w:rFonts w:ascii="맑은 고딕" w:hAnsi="맑은 고딕" w:eastAsia="맑은 고딕"/>
+          <w:b w:val="0"/>
+          <w:color w:val="9AA4B2"/>
+          <w:sz w:val="18"/>
+        </w:rPr>
+        <w:t>4)</w:t>
+      </w:r>
+    </w:p>
+    <w:p>
+      <w:pPr>
+        <w:spacing w:before="0" w:after="0"/>
+        <w:ind w:left="170"/>
+      </w:pPr>
+      <w:r>
+        <w:rPr>
+          <w:rFonts w:ascii="맑은 고딕" w:hAnsi="맑은 고딕" w:eastAsia="맑은 고딕"/>
+          <w:b w:val="0"/>
+          <w:color w:val="9AA4B2"/>
+          <w:sz w:val="18"/>
+        </w:rPr>
+        <w:t>5)</w:t>
+      </w:r>
+    </w:p>
+    <w:p>
+      <w:pPr>
+        <w:spacing w:before="0" w:after="0"/>
+        <w:ind w:left="170"/>
+      </w:pPr>
+      <w:r>
+        <w:rPr>
+          <w:rFonts w:ascii="맑은 고딕" w:hAnsi="맑은 고딕" w:eastAsia="맑은 고딕"/>
+          <w:b w:val="0"/>
+          <w:color w:val="9AA4B2"/>
+          <w:sz w:val="18"/>
+        </w:rPr>
+        <w:t xml:space="preserve"> </w:t>
+      </w:r>
+    </w:p>
+    <w:p>
+      <w:pPr>
+        <w:spacing w:before="0" w:after="0"/>
+        <w:ind w:left="170"/>
+      </w:pPr>
+      <w:r>
+        <w:rPr>
+          <w:rFonts w:ascii="맑은 고딕" w:hAnsi="맑은 고딕" w:eastAsia="맑은 고딕"/>
+          <w:b w:val="0"/>
+          <w:color w:val="9AA4B2"/>
+          <w:sz w:val="18"/>
+        </w:rPr>
+        <w:t>→ 자료가 없어 ‘자료 없음’이라고 적은 것 :</w:t>
+      </w:r>
+    </w:p>
+    <w:p>
+      <w:pPr>
+        <w:spacing w:before="0" w:after="0"/>
+        <w:ind w:left="170"/>
+      </w:pPr>
+      <w:r>
+        <w:rPr>
+          <w:rFonts w:ascii="맑은 고딕" w:hAnsi="맑은 고딕" w:eastAsia="맑은 고딕"/>
+          <w:b w:val="0"/>
+          <w:color w:val="9AA4B2"/>
+          <w:sz w:val="18"/>
+        </w:rPr>
+        <w:t>→ AI가 알려 준 처리 방법 :</w:t>
       </w:r>
     </w:p>
     <w:tbl>
@@ -3629,7 +3824,7 @@
       </w:tblGrid>
       <w:tr>
         <w:trPr>
-          <w:trHeight w:hRule="atLeast" w:val="1644"/>
+          <w:trHeight w:hRule="atLeast" w:val="680"/>
         </w:trPr>
         <w:tc>
           <w:tcPr>
@@ -4303,7 +4498,7 @@
           <w:color w:val="9AA4B2"/>
           <w:sz w:val="18"/>
         </w:rPr>
-        <w:t>1. …</w:t>
+        <w:t>1.</w:t>
       </w:r>
     </w:p>
     <w:p>
@@ -4318,7 +4513,97 @@
           <w:color w:val="9AA4B2"/>
           <w:sz w:val="18"/>
         </w:rPr>
-        <w:t>2. …</w:t>
+        <w:t>2.</w:t>
+      </w:r>
+    </w:p>
+    <w:p>
+      <w:pPr>
+        <w:spacing w:before="0" w:after="0"/>
+        <w:ind w:left="170"/>
+      </w:pPr>
+      <w:r>
+        <w:rPr>
+          <w:rFonts w:ascii="맑은 고딕" w:hAnsi="맑은 고딕" w:eastAsia="맑은 고딕"/>
+          <w:b w:val="0"/>
+          <w:color w:val="9AA4B2"/>
+          <w:sz w:val="18"/>
+        </w:rPr>
+        <w:t>3.</w:t>
+      </w:r>
+    </w:p>
+    <w:p>
+      <w:pPr>
+        <w:spacing w:before="0" w:after="0"/>
+        <w:ind w:left="170"/>
+      </w:pPr>
+      <w:r>
+        <w:rPr>
+          <w:rFonts w:ascii="맑은 고딕" w:hAnsi="맑은 고딕" w:eastAsia="맑은 고딕"/>
+          <w:b w:val="0"/>
+          <w:color w:val="9AA4B2"/>
+          <w:sz w:val="18"/>
+        </w:rPr>
+        <w:t>4.</w:t>
+      </w:r>
+    </w:p>
+    <w:p>
+      <w:pPr>
+        <w:spacing w:before="0" w:after="0"/>
+        <w:ind w:left="170"/>
+      </w:pPr>
+      <w:r>
+        <w:rPr>
+          <w:rFonts w:ascii="맑은 고딕" w:hAnsi="맑은 고딕" w:eastAsia="맑은 고딕"/>
+          <w:b w:val="0"/>
+          <w:color w:val="9AA4B2"/>
+          <w:sz w:val="18"/>
+        </w:rPr>
+        <w:t>5.</w:t>
+      </w:r>
+    </w:p>
+    <w:p>
+      <w:pPr>
+        <w:spacing w:before="0" w:after="0"/>
+        <w:ind w:left="170"/>
+      </w:pPr>
+      <w:r>
+        <w:rPr>
+          <w:rFonts w:ascii="맑은 고딕" w:hAnsi="맑은 고딕" w:eastAsia="맑은 고딕"/>
+          <w:b w:val="0"/>
+          <w:color w:val="9AA4B2"/>
+          <w:sz w:val="18"/>
+        </w:rPr>
+        <w:t>6.</w:t>
+      </w:r>
+    </w:p>
+    <w:p>
+      <w:pPr>
+        <w:spacing w:before="0" w:after="0"/>
+        <w:ind w:left="170"/>
+      </w:pPr>
+      <w:r>
+        <w:rPr>
+          <w:rFonts w:ascii="맑은 고딕" w:hAnsi="맑은 고딕" w:eastAsia="맑은 고딕"/>
+          <w:b w:val="0"/>
+          <w:color w:val="9AA4B2"/>
+          <w:sz w:val="18"/>
+        </w:rPr>
+        <w:t xml:space="preserve"> </w:t>
+      </w:r>
+    </w:p>
+    <w:p>
+      <w:pPr>
+        <w:spacing w:before="0" w:after="0"/>
+        <w:ind w:left="170"/>
+      </w:pPr>
+      <w:r>
+        <w:rPr>
+          <w:rFonts w:ascii="맑은 고딕" w:hAnsi="맑은 고딕" w:eastAsia="맑은 고딕"/>
+          <w:b w:val="0"/>
+          <w:color w:val="9AA4B2"/>
+          <w:sz w:val="18"/>
+        </w:rPr>
+        <w:t>→ 선생님이 요구한 항목 중 빠진 것 :</w:t>
       </w:r>
     </w:p>
     <w:tbl>
@@ -4332,7 +4617,7 @@
       </w:tblGrid>
       <w:tr>
         <w:trPr>
-          <w:trHeight w:hRule="atLeast" w:val="1644"/>
+          <w:trHeight w:hRule="atLeast" w:val="680"/>
         </w:trPr>
         <w:tc>
           <w:tcPr>
@@ -5050,7 +5335,7 @@
           <w:color w:val="9AA4B2"/>
           <w:sz w:val="18"/>
         </w:rPr>
-        <w:t>1. …</w:t>
+        <w:t>1.</w:t>
       </w:r>
     </w:p>
     <w:p>
@@ -5065,7 +5350,112 @@
           <w:color w:val="9AA4B2"/>
           <w:sz w:val="18"/>
         </w:rPr>
-        <w:t>2. …</w:t>
+        <w:t>2.</w:t>
+      </w:r>
+    </w:p>
+    <w:p>
+      <w:pPr>
+        <w:spacing w:before="0" w:after="0"/>
+        <w:ind w:left="170"/>
+      </w:pPr>
+      <w:r>
+        <w:rPr>
+          <w:rFonts w:ascii="맑은 고딕" w:hAnsi="맑은 고딕" w:eastAsia="맑은 고딕"/>
+          <w:b w:val="0"/>
+          <w:color w:val="9AA4B2"/>
+          <w:sz w:val="18"/>
+        </w:rPr>
+        <w:t>3.</w:t>
+      </w:r>
+    </w:p>
+    <w:p>
+      <w:pPr>
+        <w:spacing w:before="0" w:after="0"/>
+        <w:ind w:left="170"/>
+      </w:pPr>
+      <w:r>
+        <w:rPr>
+          <w:rFonts w:ascii="맑은 고딕" w:hAnsi="맑은 고딕" w:eastAsia="맑은 고딕"/>
+          <w:b w:val="0"/>
+          <w:color w:val="9AA4B2"/>
+          <w:sz w:val="18"/>
+        </w:rPr>
+        <w:t>4.</w:t>
+      </w:r>
+    </w:p>
+    <w:p>
+      <w:pPr>
+        <w:spacing w:before="0" w:after="0"/>
+        <w:ind w:left="170"/>
+      </w:pPr>
+      <w:r>
+        <w:rPr>
+          <w:rFonts w:ascii="맑은 고딕" w:hAnsi="맑은 고딕" w:eastAsia="맑은 고딕"/>
+          <w:b w:val="0"/>
+          <w:color w:val="9AA4B2"/>
+          <w:sz w:val="18"/>
+        </w:rPr>
+        <w:t>5.</w:t>
+      </w:r>
+    </w:p>
+    <w:p>
+      <w:pPr>
+        <w:spacing w:before="0" w:after="0"/>
+        <w:ind w:left="170"/>
+      </w:pPr>
+      <w:r>
+        <w:rPr>
+          <w:rFonts w:ascii="맑은 고딕" w:hAnsi="맑은 고딕" w:eastAsia="맑은 고딕"/>
+          <w:b w:val="0"/>
+          <w:color w:val="9AA4B2"/>
+          <w:sz w:val="18"/>
+        </w:rPr>
+        <w:t>6.</w:t>
+      </w:r>
+    </w:p>
+    <w:p>
+      <w:pPr>
+        <w:spacing w:before="0" w:after="0"/>
+        <w:ind w:left="170"/>
+      </w:pPr>
+      <w:r>
+        <w:rPr>
+          <w:rFonts w:ascii="맑은 고딕" w:hAnsi="맑은 고딕" w:eastAsia="맑은 고딕"/>
+          <w:b w:val="0"/>
+          <w:color w:val="9AA4B2"/>
+          <w:sz w:val="18"/>
+        </w:rPr>
+        <w:t xml:space="preserve"> </w:t>
+      </w:r>
+    </w:p>
+    <w:p>
+      <w:pPr>
+        <w:spacing w:before="0" w:after="0"/>
+        <w:ind w:left="170"/>
+      </w:pPr>
+      <w:r>
+        <w:rPr>
+          <w:rFonts w:ascii="맑은 고딕" w:hAnsi="맑은 고딕" w:eastAsia="맑은 고딕"/>
+          <w:b w:val="0"/>
+          <w:color w:val="9AA4B2"/>
+          <w:sz w:val="18"/>
+        </w:rPr>
+        <w:t>→ 내가 추가로 요청한 것 :</w:t>
+      </w:r>
+    </w:p>
+    <w:p>
+      <w:pPr>
+        <w:spacing w:before="0" w:after="0"/>
+        <w:ind w:left="170"/>
+      </w:pPr>
+      <w:r>
+        <w:rPr>
+          <w:rFonts w:ascii="맑은 고딕" w:hAnsi="맑은 고딕" w:eastAsia="맑은 고딕"/>
+          <w:b w:val="0"/>
+          <w:color w:val="9AA4B2"/>
+          <w:sz w:val="18"/>
+        </w:rPr>
+        <w:t>→ 최종 확정 :</w:t>
       </w:r>
     </w:p>
     <w:tbl>
@@ -5079,7 +5469,7 @@
       </w:tblGrid>
       <w:tr>
         <w:trPr>
-          <w:trHeight w:hRule="atLeast" w:val="1644"/>
+          <w:trHeight w:hRule="atLeast" w:val="680"/>
         </w:trPr>
         <w:tc>
           <w:tcPr>
@@ -6208,7 +6598,262 @@
           <w:color w:val="9AA4B2"/>
           <w:sz w:val="18"/>
         </w:rPr>
-        <w:t>…</w:t>
+        <w:t xml:space="preserve"> </w:t>
+      </w:r>
+    </w:p>
+    <w:p>
+      <w:pPr>
+        <w:spacing w:before="0" w:after="0"/>
+        <w:ind w:left="170"/>
+      </w:pPr>
+      <w:r>
+        <w:rPr>
+          <w:rFonts w:ascii="맑은 고딕" w:hAnsi="맑은 고딕" w:eastAsia="맑은 고딕"/>
+          <w:b w:val="0"/>
+          <w:color w:val="9AA4B2"/>
+          <w:sz w:val="18"/>
+        </w:rPr>
+        <w:t>2. 방법</w:t>
+      </w:r>
+    </w:p>
+    <w:p>
+      <w:pPr>
+        <w:spacing w:before="0" w:after="0"/>
+        <w:ind w:left="170"/>
+      </w:pPr>
+      <w:r>
+        <w:rPr>
+          <w:rFonts w:ascii="맑은 고딕" w:hAnsi="맑은 고딕" w:eastAsia="맑은 고딕"/>
+          <w:b w:val="0"/>
+          <w:color w:val="9AA4B2"/>
+          <w:sz w:val="18"/>
+        </w:rPr>
+        <w:t xml:space="preserve"> </w:t>
+      </w:r>
+    </w:p>
+    <w:p>
+      <w:pPr>
+        <w:spacing w:before="0" w:after="0"/>
+        <w:ind w:left="170"/>
+      </w:pPr>
+      <w:r>
+        <w:rPr>
+          <w:rFonts w:ascii="맑은 고딕" w:hAnsi="맑은 고딕" w:eastAsia="맑은 고딕"/>
+          <w:b w:val="0"/>
+          <w:color w:val="9AA4B2"/>
+          <w:sz w:val="18"/>
+        </w:rPr>
+        <w:t>3. 결과</w:t>
+      </w:r>
+    </w:p>
+    <w:p>
+      <w:pPr>
+        <w:spacing w:before="0" w:after="0"/>
+        <w:ind w:left="170"/>
+      </w:pPr>
+      <w:r>
+        <w:rPr>
+          <w:rFonts w:ascii="맑은 고딕" w:hAnsi="맑은 고딕" w:eastAsia="맑은 고딕"/>
+          <w:b w:val="0"/>
+          <w:color w:val="9AA4B2"/>
+          <w:sz w:val="18"/>
+        </w:rPr>
+        <w:t>| 구분 | 개수 | 비율 |</w:t>
+      </w:r>
+    </w:p>
+    <w:p>
+      <w:pPr>
+        <w:spacing w:before="0" w:after="0"/>
+        <w:ind w:left="170"/>
+      </w:pPr>
+      <w:r>
+        <w:rPr>
+          <w:rFonts w:ascii="맑은 고딕" w:hAnsi="맑은 고딕" w:eastAsia="맑은 고딕"/>
+          <w:b w:val="0"/>
+          <w:color w:val="9AA4B2"/>
+          <w:sz w:val="18"/>
+        </w:rPr>
+        <w:t>|  |  |  |</w:t>
+      </w:r>
+    </w:p>
+    <w:p>
+      <w:pPr>
+        <w:spacing w:before="0" w:after="0"/>
+        <w:ind w:left="170"/>
+      </w:pPr>
+      <w:r>
+        <w:rPr>
+          <w:rFonts w:ascii="맑은 고딕" w:hAnsi="맑은 고딕" w:eastAsia="맑은 고딕"/>
+          <w:b w:val="0"/>
+          <w:color w:val="9AA4B2"/>
+          <w:sz w:val="18"/>
+        </w:rPr>
+        <w:t xml:space="preserve"> </w:t>
+      </w:r>
+    </w:p>
+    <w:p>
+      <w:pPr>
+        <w:spacing w:before="0" w:after="0"/>
+        <w:ind w:left="170"/>
+      </w:pPr>
+      <w:r>
+        <w:rPr>
+          <w:rFonts w:ascii="맑은 고딕" w:hAnsi="맑은 고딕" w:eastAsia="맑은 고딕"/>
+          <w:b w:val="0"/>
+          <w:color w:val="9AA4B2"/>
+          <w:sz w:val="18"/>
+        </w:rPr>
+        <w:t>4. 해석</w:t>
+      </w:r>
+    </w:p>
+    <w:p>
+      <w:pPr>
+        <w:spacing w:before="0" w:after="0"/>
+        <w:ind w:left="170"/>
+      </w:pPr>
+      <w:r>
+        <w:rPr>
+          <w:rFonts w:ascii="맑은 고딕" w:hAnsi="맑은 고딕" w:eastAsia="맑은 고딕"/>
+          <w:b w:val="0"/>
+          <w:color w:val="9AA4B2"/>
+          <w:sz w:val="18"/>
+        </w:rPr>
+        <w:t xml:space="preserve"> </w:t>
+      </w:r>
+    </w:p>
+    <w:p>
+      <w:pPr>
+        <w:spacing w:before="0" w:after="0"/>
+        <w:ind w:left="170"/>
+      </w:pPr>
+      <w:r>
+        <w:rPr>
+          <w:rFonts w:ascii="맑은 고딕" w:hAnsi="맑은 고딕" w:eastAsia="맑은 고딕"/>
+          <w:b w:val="0"/>
+          <w:color w:val="9AA4B2"/>
+          <w:sz w:val="18"/>
+        </w:rPr>
+        <w:t>5. 한계</w:t>
+      </w:r>
+    </w:p>
+    <w:p>
+      <w:pPr>
+        <w:spacing w:before="0" w:after="0"/>
+        <w:ind w:left="170"/>
+      </w:pPr>
+      <w:r>
+        <w:rPr>
+          <w:rFonts w:ascii="맑은 고딕" w:hAnsi="맑은 고딕" w:eastAsia="맑은 고딕"/>
+          <w:b w:val="0"/>
+          <w:color w:val="9AA4B2"/>
+          <w:sz w:val="18"/>
+        </w:rPr>
+        <w:t xml:space="preserve"> </w:t>
+      </w:r>
+    </w:p>
+    <w:p>
+      <w:pPr>
+        <w:spacing w:before="0" w:after="0"/>
+        <w:ind w:left="170"/>
+      </w:pPr>
+      <w:r>
+        <w:rPr>
+          <w:rFonts w:ascii="맑은 고딕" w:hAnsi="맑은 고딕" w:eastAsia="맑은 고딕"/>
+          <w:b w:val="0"/>
+          <w:color w:val="9AA4B2"/>
+          <w:sz w:val="18"/>
+        </w:rPr>
+        <w:t>6. 제안</w:t>
+      </w:r>
+    </w:p>
+    <w:p>
+      <w:pPr>
+        <w:spacing w:before="0" w:after="0"/>
+        <w:ind w:left="170"/>
+      </w:pPr>
+      <w:r>
+        <w:rPr>
+          <w:rFonts w:ascii="맑은 고딕" w:hAnsi="맑은 고딕" w:eastAsia="맑은 고딕"/>
+          <w:b w:val="0"/>
+          <w:color w:val="9AA4B2"/>
+          <w:sz w:val="18"/>
+        </w:rPr>
+        <w:t xml:space="preserve"> </w:t>
+      </w:r>
+    </w:p>
+    <w:p>
+      <w:pPr>
+        <w:spacing w:before="0" w:after="0"/>
+        <w:ind w:left="170"/>
+      </w:pPr>
+      <w:r>
+        <w:rPr>
+          <w:rFonts w:ascii="맑은 고딕" w:hAnsi="맑은 고딕" w:eastAsia="맑은 고딕"/>
+          <w:b w:val="0"/>
+          <w:color w:val="9AA4B2"/>
+          <w:sz w:val="18"/>
+        </w:rPr>
+        <w:t>7. 느낀 점</w:t>
+      </w:r>
+    </w:p>
+    <w:p>
+      <w:pPr>
+        <w:spacing w:before="0" w:after="0"/>
+        <w:ind w:left="170"/>
+      </w:pPr>
+      <w:r>
+        <w:rPr>
+          <w:rFonts w:ascii="맑은 고딕" w:hAnsi="맑은 고딕" w:eastAsia="맑은 고딕"/>
+          <w:b w:val="0"/>
+          <w:color w:val="9AA4B2"/>
+          <w:sz w:val="18"/>
+        </w:rPr>
+        <w:t xml:space="preserve"> </w:t>
+      </w:r>
+    </w:p>
+    <w:p>
+      <w:pPr>
+        <w:spacing w:before="0" w:after="0"/>
+        <w:ind w:left="170"/>
+      </w:pPr>
+      <w:r>
+        <w:rPr>
+          <w:rFonts w:ascii="맑은 고딕" w:hAnsi="맑은 고딕" w:eastAsia="맑은 고딕"/>
+          <w:b w:val="0"/>
+          <w:color w:val="9AA4B2"/>
+          <w:sz w:val="18"/>
+        </w:rPr>
+        <w:t>8. 참고 자료</w:t>
+      </w:r>
+    </w:p>
+    <w:p>
+      <w:pPr>
+        <w:spacing w:before="0" w:after="0"/>
+        <w:ind w:left="170"/>
+      </w:pPr>
+      <w:r>
+        <w:rPr>
+          <w:rFonts w:ascii="맑은 고딕" w:hAnsi="맑은 고딕" w:eastAsia="맑은 고딕"/>
+          <w:b w:val="0"/>
+          <w:color w:val="9AA4B2"/>
+          <w:sz w:val="18"/>
+        </w:rPr>
+        <w:t xml:space="preserve"> </w:t>
+      </w:r>
+    </w:p>
+    <w:p>
+      <w:pPr>
+        <w:spacing w:before="0" w:after="0"/>
+        <w:ind w:left="170"/>
+      </w:pPr>
+      <w:r>
+        <w:rPr>
+          <w:rFonts w:ascii="맑은 고딕" w:hAnsi="맑은 고딕" w:eastAsia="맑은 고딕"/>
+          <w:b w:val="0"/>
+          <w:color w:val="9AA4B2"/>
+          <w:sz w:val="18"/>
+        </w:rPr>
+        <w:t>작성 : [학교명] [이름]</w:t>
       </w:r>
     </w:p>
     <w:tbl>
@@ -6222,7 +6867,7 @@
       </w:tblGrid>
       <w:tr>
         <w:trPr>
-          <w:trHeight w:hRule="atLeast" w:val="3855"/>
+          <w:trHeight w:hRule="atLeast" w:val="680"/>
         </w:trPr>
         <w:tc>
           <w:tcPr>
